--- a/X_ENTREGABLES_CONSOLIDADOS/8_DOCUMENTOS_SERVIDOS/WORD/ESPECIALIDAD_04_Ingenieria_Sistemas_EJECUTIVO.docx
+++ b/X_ENTREGABLES_CONSOLIDADOS/8_DOCUMENTOS_SERVIDOS/WORD/ESPECIALIDAD_04_Ingenieria_Sistemas_EJECUTIVO.docx
@@ -28,7 +28,7 @@
         </w:p>
       </w:sdtContent>
     </w:sdt>
-    <w:bookmarkStart w:id="52" w:name="especialidad-04-ingeniería-de-sistemas"/>
+    <w:bookmarkStart w:id="63" w:name="especialidad-04-ingeniería-de-sistemas"/>
     <w:p>
       <w:pPr>
         <w:pStyle w:val="Heading1"/>
@@ -37,7 +37,7 @@
         <w:t xml:space="preserve">ESPECIALIDAD 04: INGENIERÍA DE SISTEMAS</w:t>
       </w:r>
     </w:p>
-    <w:bookmarkStart w:id="9" w:name="documento-ejecutivo-de-ingeniería"/>
+    <w:bookmarkStart w:id="20" w:name="documento-ejecutivo-de-ingeniería"/>
     <w:p>
       <w:pPr>
         <w:pStyle w:val="Heading2"/>
@@ -53,8 +53,8 @@
         </w:pict>
       </w:r>
     </w:p>
-    <w:bookmarkEnd w:id="9"/>
-    <w:bookmarkStart w:id="12" w:name="resumen-ejecutivo"/>
+    <w:bookmarkEnd w:id="20"/>
+    <w:bookmarkStart w:id="23" w:name="resumen-ejecutivo"/>
     <w:p>
       <w:pPr>
         <w:pStyle w:val="Heading2"/>
@@ -63,7 +63,7 @@
         <w:t xml:space="preserve">📊 RESUMEN EJECUTIVO</w:t>
       </w:r>
     </w:p>
-    <w:bookmarkStart w:id="10" w:name="X7c07705fb5e25c553c679eab7107af56022a4cb"/>
+    <w:bookmarkStart w:id="21" w:name="X7c07705fb5e25c553c679eab7107af56022a4cb"/>
     <w:p>
       <w:pPr>
         <w:pStyle w:val="Heading3"/>
@@ -96,8 +96,8 @@
         <w:t xml:space="preserve">del ferrocarril que integra y coordina todos los sistemas técnicos para que trabajen como un conjunto unificado. Es como el software de un computador que hace que todos los componentes trabajen juntos de manera eficiente y segura.</w:t>
       </w:r>
     </w:p>
-    <w:bookmarkEnd w:id="10"/>
-    <w:bookmarkStart w:id="11" w:name="X7c83a38cc8f42be1526a62fa09e05463bbe3395"/>
+    <w:bookmarkEnd w:id="21"/>
+    <w:bookmarkStart w:id="22" w:name="X7c83a38cc8f42be1526a62fa09e05463bbe3395"/>
     <w:p>
       <w:pPr>
         <w:pStyle w:val="Heading3"/>
@@ -245,9 +245,9 @@
         </w:pict>
       </w:r>
     </w:p>
-    <w:bookmarkEnd w:id="11"/>
-    <w:bookmarkEnd w:id="12"/>
-    <w:bookmarkStart w:id="16" w:name="X16ad1bf8fd3c72f4f9f37ec0fde01a31e7fb65a"/>
+    <w:bookmarkEnd w:id="22"/>
+    <w:bookmarkEnd w:id="23"/>
+    <w:bookmarkStart w:id="27" w:name="X16ad1bf8fd3c72f4f9f37ec0fde01a31e7fb65a"/>
     <w:p>
       <w:pPr>
         <w:pStyle w:val="Heading2"/>
@@ -256,7 +256,7 @@
         <w:t xml:space="preserve">🔍 CRITERIOS DE DISEÑO Y JUSTIFICACIONES TÉCNICAS</w:t>
       </w:r>
     </w:p>
-    <w:bookmarkStart w:id="13" w:name="por-qué-6-sistemas-técnicos-integrados"/>
+    <w:bookmarkStart w:id="24" w:name="por-qué-6-sistemas-técnicos-integrados"/>
     <w:p>
       <w:pPr>
         <w:pStyle w:val="Heading3"/>
@@ -421,8 +421,8 @@
         <w:t xml:space="preserve">| Coordinación | Funcionamiento unificado |</w:t>
       </w:r>
     </w:p>
-    <w:bookmarkEnd w:id="13"/>
-    <w:bookmarkStart w:id="14" w:name="por-qué-25-interfaces-críticas"/>
+    <w:bookmarkEnd w:id="24"/>
+    <w:bookmarkStart w:id="25" w:name="por-qué-25-interfaces-críticas"/>
     <w:p>
       <w:pPr>
         <w:pStyle w:val="Heading3"/>
@@ -575,8 +575,8 @@
         <w:t xml:space="preserve">3 interfaces para interoperabilidad nacional</w:t>
       </w:r>
     </w:p>
-    <w:bookmarkEnd w:id="14"/>
-    <w:bookmarkStart w:id="15" w:name="Xf128172b9130ed1ab097bf78f15bd8d3911731a"/>
+    <w:bookmarkEnd w:id="25"/>
+    <w:bookmarkStart w:id="26" w:name="Xf128172b9130ed1ab097bf78f15bd8d3911731a"/>
     <w:p>
       <w:pPr>
         <w:pStyle w:val="Heading3"/>
@@ -736,9 +736,9 @@
         </w:pict>
       </w:r>
     </w:p>
-    <w:bookmarkEnd w:id="15"/>
-    <w:bookmarkEnd w:id="16"/>
-    <w:bookmarkStart w:id="19" w:name="función-y-propósito-de-la-especialidad"/>
+    <w:bookmarkEnd w:id="26"/>
+    <w:bookmarkEnd w:id="27"/>
+    <w:bookmarkStart w:id="30" w:name="función-y-propósito-de-la-especialidad"/>
     <w:p>
       <w:pPr>
         <w:pStyle w:val="Heading2"/>
@@ -747,7 +747,7 @@
         <w:t xml:space="preserve">🎯 FUNCIÓN Y PROPÓSITO DE LA ESPECIALIDAD</w:t>
       </w:r>
     </w:p>
-    <w:bookmarkStart w:id="17" w:name="qué-hace-esta-especialidad"/>
+    <w:bookmarkStart w:id="28" w:name="qué-hace-esta-especialidad"/>
     <w:p>
       <w:pPr>
         <w:pStyle w:val="Heading3"/>
@@ -868,8 +868,8 @@
         <w:t xml:space="preserve">Funcionamiento unificado de todos los sistemas</w:t>
       </w:r>
     </w:p>
-    <w:bookmarkEnd w:id="17"/>
-    <w:bookmarkStart w:id="18" w:name="por-qué-la-necesitamos"/>
+    <w:bookmarkEnd w:id="28"/>
+    <w:bookmarkStart w:id="29" w:name="por-qué-la-necesitamos"/>
     <w:p>
       <w:pPr>
         <w:pStyle w:val="Heading3"/>
@@ -995,9 +995,9 @@
         </w:pict>
       </w:r>
     </w:p>
-    <w:bookmarkEnd w:id="18"/>
-    <w:bookmarkEnd w:id="19"/>
-    <w:bookmarkStart w:id="22" w:name="componentes-principales"/>
+    <w:bookmarkEnd w:id="29"/>
+    <w:bookmarkEnd w:id="30"/>
+    <w:bookmarkStart w:id="33" w:name="componentes-principales"/>
     <w:p>
       <w:pPr>
         <w:pStyle w:val="Heading2"/>
@@ -1006,7 +1006,7 @@
         <w:t xml:space="preserve">🏗️ COMPONENTES PRINCIPALES</w:t>
       </w:r>
     </w:p>
-    <w:bookmarkStart w:id="20" w:name="sistema-de-integración"/>
+    <w:bookmarkStart w:id="31" w:name="sistema-de-integración"/>
     <w:p>
       <w:pPr>
         <w:pStyle w:val="Heading3"/>
@@ -1145,8 +1145,8 @@
         <w:t xml:space="preserve">| 99.95% | Sistemas críticos |</w:t>
       </w:r>
     </w:p>
-    <w:bookmarkEnd w:id="20"/>
-    <w:bookmarkStart w:id="21" w:name="gateway-de-integración"/>
+    <w:bookmarkEnd w:id="31"/>
+    <w:bookmarkStart w:id="32" w:name="gateway-de-integración"/>
     <w:p>
       <w:pPr>
         <w:pStyle w:val="Heading3"/>
@@ -1270,9 +1270,9 @@
         </w:pict>
       </w:r>
     </w:p>
-    <w:bookmarkEnd w:id="21"/>
-    <w:bookmarkEnd w:id="22"/>
-    <w:bookmarkStart w:id="25" w:name="especificaciones-técnicas-clave"/>
+    <w:bookmarkEnd w:id="32"/>
+    <w:bookmarkEnd w:id="33"/>
+    <w:bookmarkStart w:id="36" w:name="especificaciones-técnicas-clave"/>
     <w:p>
       <w:pPr>
         <w:pStyle w:val="Heading2"/>
@@ -1281,7 +1281,7 @@
         <w:t xml:space="preserve">📐 ESPECIFICACIONES TÉCNICAS CLAVE</w:t>
       </w:r>
     </w:p>
-    <w:bookmarkStart w:id="23" w:name="tabla-consolidada-de-especificaciones"/>
+    <w:bookmarkStart w:id="34" w:name="tabla-consolidada-de-especificaciones"/>
     <w:p>
       <w:pPr>
         <w:pStyle w:val="Heading3"/>
@@ -1533,8 +1533,8 @@
         </w:tc>
       </w:tr>
     </w:tbl>
-    <w:bookmarkEnd w:id="23"/>
-    <w:bookmarkStart w:id="24" w:name="criterios-de-aceptación"/>
+    <w:bookmarkEnd w:id="34"/>
+    <w:bookmarkStart w:id="35" w:name="criterios-de-aceptación"/>
     <w:p>
       <w:pPr>
         <w:pStyle w:val="Heading3"/>
@@ -1610,9 +1610,9 @@
         </w:pict>
       </w:r>
     </w:p>
-    <w:bookmarkEnd w:id="24"/>
-    <w:bookmarkEnd w:id="25"/>
-    <w:bookmarkStart w:id="28" w:name="ubicación-y-despliegue"/>
+    <w:bookmarkEnd w:id="35"/>
+    <w:bookmarkEnd w:id="36"/>
+    <w:bookmarkStart w:id="39" w:name="ubicación-y-despliegue"/>
     <w:p>
       <w:pPr>
         <w:pStyle w:val="Heading2"/>
@@ -1621,7 +1621,7 @@
         <w:t xml:space="preserve">📍 UBICACIÓN Y DESPLIEGUE</w:t>
       </w:r>
     </w:p>
-    <w:bookmarkStart w:id="26" w:name="mapa-de-despliegue"/>
+    <w:bookmarkStart w:id="37" w:name="mapa-de-despliegue"/>
     <w:p>
       <w:pPr>
         <w:pStyle w:val="Heading3"/>
@@ -1638,8 +1638,8 @@
         <w:t xml:space="preserve">Los sistemas de integración están centralizados en el CCO La Dorada y se extienden a todos los sistemas del proyecto.</w:t>
       </w:r>
     </w:p>
-    <w:bookmarkEnd w:id="26"/>
-    <w:bookmarkStart w:id="27" w:name="tabla-de-ubicaciones-principales"/>
+    <w:bookmarkEnd w:id="37"/>
+    <w:bookmarkStart w:id="38" w:name="tabla-de-ubicaciones-principales"/>
     <w:p>
       <w:pPr>
         <w:pStyle w:val="Heading3"/>
@@ -1830,9 +1830,9 @@
         </w:pict>
       </w:r>
     </w:p>
-    <w:bookmarkEnd w:id="27"/>
-    <w:bookmarkEnd w:id="28"/>
-    <w:bookmarkStart w:id="32" w:name="operación-y-mantenimiento"/>
+    <w:bookmarkEnd w:id="38"/>
+    <w:bookmarkEnd w:id="39"/>
+    <w:bookmarkStart w:id="43" w:name="operación-y-mantenimiento"/>
     <w:p>
       <w:pPr>
         <w:pStyle w:val="Heading2"/>
@@ -1841,7 +1841,7 @@
         <w:t xml:space="preserve">⚙️ OPERACIÓN Y MANTENIMIENTO</w:t>
       </w:r>
     </w:p>
-    <w:bookmarkStart w:id="29" w:name="operación-normal"/>
+    <w:bookmarkStart w:id="40" w:name="operación-normal"/>
     <w:p>
       <w:pPr>
         <w:pStyle w:val="Heading3"/>
@@ -1858,8 +1858,8 @@
         <w:t xml:space="preserve">Los sistemas de integración operan 24/7 coordinando todos los sistemas técnicos, con monitoreo automático de interfaces y protocolos.</w:t>
       </w:r>
     </w:p>
-    <w:bookmarkEnd w:id="29"/>
-    <w:bookmarkStart w:id="30" w:name="mantenimiento-preventivo"/>
+    <w:bookmarkEnd w:id="40"/>
+    <w:bookmarkStart w:id="41" w:name="mantenimiento-preventivo"/>
     <w:p>
       <w:pPr>
         <w:pStyle w:val="Heading3"/>
@@ -1978,8 +1978,8 @@
         <w:t xml:space="preserve">Certificación de interoperabilidad</w:t>
       </w:r>
     </w:p>
-    <w:bookmarkEnd w:id="30"/>
-    <w:bookmarkStart w:id="31" w:name="respuesta-a-fallas"/>
+    <w:bookmarkEnd w:id="41"/>
+    <w:bookmarkStart w:id="42" w:name="respuesta-a-fallas"/>
     <w:p>
       <w:pPr>
         <w:pStyle w:val="Heading3"/>
@@ -2105,9 +2105,9 @@
         </w:pict>
       </w:r>
     </w:p>
-    <w:bookmarkEnd w:id="31"/>
-    <w:bookmarkEnd w:id="32"/>
-    <w:bookmarkStart w:id="35" w:name="interfaces-con-otras-especialidades"/>
+    <w:bookmarkEnd w:id="42"/>
+    <w:bookmarkEnd w:id="43"/>
+    <w:bookmarkStart w:id="46" w:name="interfaces-con-otras-especialidades"/>
     <w:p>
       <w:pPr>
         <w:pStyle w:val="Heading2"/>
@@ -2116,7 +2116,7 @@
         <w:t xml:space="preserve">🔗 INTERFACES CON OTRAS ESPECIALIDADES</w:t>
       </w:r>
     </w:p>
-    <w:bookmarkStart w:id="33" w:name="diagrama-de-interfaces"/>
+    <w:bookmarkStart w:id="44" w:name="diagrama-de-interfaces"/>
     <w:p>
       <w:pPr>
         <w:pStyle w:val="Heading3"/>
@@ -2172,8 +2172,8 @@
         <w:t xml:space="preserve">[Funcionamiento Unificado]</w:t>
       </w:r>
     </w:p>
-    <w:bookmarkEnd w:id="33"/>
-    <w:bookmarkStart w:id="34" w:name="tabla-de-interfaces-críticas"/>
+    <w:bookmarkEnd w:id="44"/>
+    <w:bookmarkStart w:id="45" w:name="tabla-de-interfaces-críticas"/>
     <w:p>
       <w:pPr>
         <w:pStyle w:val="Heading3"/>
@@ -2471,9 +2471,9 @@
         </w:pict>
       </w:r>
     </w:p>
-    <w:bookmarkEnd w:id="34"/>
-    <w:bookmarkEnd w:id="35"/>
-    <w:bookmarkStart w:id="39" w:name="supuestos-técnicos-y-limitaciones"/>
+    <w:bookmarkEnd w:id="45"/>
+    <w:bookmarkEnd w:id="46"/>
+    <w:bookmarkStart w:id="50" w:name="supuestos-técnicos-y-limitaciones"/>
     <w:p>
       <w:pPr>
         <w:pStyle w:val="Heading2"/>
@@ -2482,7 +2482,7 @@
         <w:t xml:space="preserve">📋 SUPUESTOS TÉCNICOS Y LIMITACIONES</w:t>
       </w:r>
     </w:p>
-    <w:bookmarkStart w:id="36" w:name="supuestos-críticos-del-diseño"/>
+    <w:bookmarkStart w:id="47" w:name="supuestos-críticos-del-diseño"/>
     <w:p>
       <w:pPr>
         <w:pStyle w:val="Heading3"/>
@@ -2774,8 +2774,8 @@
         </w:tc>
       </w:tr>
     </w:tbl>
-    <w:bookmarkEnd w:id="36"/>
-    <w:bookmarkStart w:id="37" w:name="limitaciones-del-diseño"/>
+    <w:bookmarkEnd w:id="47"/>
+    <w:bookmarkStart w:id="48" w:name="limitaciones-del-diseño"/>
     <w:p>
       <w:pPr>
         <w:pStyle w:val="Heading3"/>
@@ -2894,8 +2894,8 @@
         <w:t xml:space="preserve">Múltiples puntos de acceso</w:t>
       </w:r>
     </w:p>
-    <w:bookmarkEnd w:id="37"/>
-    <w:bookmarkStart w:id="38" w:name="dependencias-críticas"/>
+    <w:bookmarkEnd w:id="48"/>
+    <w:bookmarkStart w:id="49" w:name="dependencias-críticas"/>
     <w:p>
       <w:pPr>
         <w:pStyle w:val="Heading3"/>
@@ -3021,9 +3021,9 @@
         </w:pict>
       </w:r>
     </w:p>
-    <w:bookmarkEnd w:id="38"/>
-    <w:bookmarkEnd w:id="39"/>
-    <w:bookmarkStart w:id="40" w:name="riesgos-y-mitigaciones"/>
+    <w:bookmarkEnd w:id="49"/>
+    <w:bookmarkEnd w:id="50"/>
+    <w:bookmarkStart w:id="51" w:name="riesgos-y-mitigaciones"/>
     <w:p>
       <w:pPr>
         <w:pStyle w:val="Heading2"/>
@@ -3429,8 +3429,8 @@
         </w:pict>
       </w:r>
     </w:p>
-    <w:bookmarkEnd w:id="40"/>
-    <w:bookmarkStart w:id="43" w:name="cumplimiento-contractual"/>
+    <w:bookmarkEnd w:id="51"/>
+    <w:bookmarkStart w:id="54" w:name="cumplimiento-contractual"/>
     <w:p>
       <w:pPr>
         <w:pStyle w:val="Heading2"/>
@@ -3439,7 +3439,7 @@
         <w:t xml:space="preserve">📋 CUMPLIMIENTO CONTRACTUAL</w:t>
       </w:r>
     </w:p>
-    <w:bookmarkStart w:id="41" w:name="obligaciones-clave-del-contrato"/>
+    <w:bookmarkStart w:id="52" w:name="obligaciones-clave-del-contrato"/>
     <w:p>
       <w:pPr>
         <w:pStyle w:val="Heading3"/>
@@ -3560,8 +3560,8 @@
         <w:t xml:space="preserve">Compatibilidad FENOCO - En progreso</w:t>
       </w:r>
     </w:p>
-    <w:bookmarkEnd w:id="41"/>
-    <w:bookmarkStart w:id="42" w:name="referencias-contractuales"/>
+    <w:bookmarkEnd w:id="52"/>
+    <w:bookmarkStart w:id="53" w:name="referencias-contractuales"/>
     <w:p>
       <w:pPr>
         <w:pStyle w:val="Heading3"/>
@@ -3665,9 +3665,9 @@
         </w:pict>
       </w:r>
     </w:p>
-    <w:bookmarkEnd w:id="42"/>
-    <w:bookmarkEnd w:id="43"/>
-    <w:bookmarkStart w:id="46" w:name="documentación-de-soporte"/>
+    <w:bookmarkEnd w:id="53"/>
+    <w:bookmarkEnd w:id="54"/>
+    <w:bookmarkStart w:id="57" w:name="documentación-de-soporte"/>
     <w:p>
       <w:pPr>
         <w:pStyle w:val="Heading2"/>
@@ -3676,7 +3676,7 @@
         <w:t xml:space="preserve">📚 DOCUMENTACIÓN DE SOPORTE</w:t>
       </w:r>
     </w:p>
-    <w:bookmarkStart w:id="44" w:name="documentos-técnicos-disponibles"/>
+    <w:bookmarkStart w:id="55" w:name="documentos-técnicos-disponibles"/>
     <w:p>
       <w:pPr>
         <w:pStyle w:val="Heading3"/>
@@ -3852,8 +3852,8 @@
         </w:tc>
       </w:tr>
     </w:tbl>
-    <w:bookmarkEnd w:id="44"/>
-    <w:bookmarkStart w:id="45" w:name="para-más-información-técnica"/>
+    <w:bookmarkEnd w:id="55"/>
+    <w:bookmarkStart w:id="56" w:name="para-más-información-técnica"/>
     <w:p>
       <w:pPr>
         <w:pStyle w:val="Heading3"/>
@@ -3877,9 +3877,9 @@
         </w:pict>
       </w:r>
     </w:p>
-    <w:bookmarkEnd w:id="45"/>
-    <w:bookmarkEnd w:id="46"/>
-    <w:bookmarkStart w:id="47" w:name="contactos-y-responsables"/>
+    <w:bookmarkEnd w:id="56"/>
+    <w:bookmarkEnd w:id="57"/>
+    <w:bookmarkStart w:id="58" w:name="contactos-y-responsables"/>
     <w:p>
       <w:pPr>
         <w:pStyle w:val="Heading2"/>
@@ -4062,8 +4062,8 @@
         </w:pict>
       </w:r>
     </w:p>
-    <w:bookmarkEnd w:id="47"/>
-    <w:bookmarkStart w:id="48" w:name="indicadores-de-desempeño-kpis"/>
+    <w:bookmarkEnd w:id="58"/>
+    <w:bookmarkStart w:id="59" w:name="indicadores-de-desempeño-kpis"/>
     <w:p>
       <w:pPr>
         <w:pStyle w:val="Heading2"/>
@@ -4395,8 +4395,8 @@
         </w:pict>
       </w:r>
     </w:p>
-    <w:bookmarkEnd w:id="48"/>
-    <w:bookmarkStart w:id="50" w:name="decisiones-tecnicas-aplicadas"/>
+    <w:bookmarkEnd w:id="59"/>
+    <w:bookmarkStart w:id="61" w:name="decisiones-tecnicas-aplicadas"/>
     <w:p>
       <w:pPr>
         <w:pStyle w:val="Heading2"/>
@@ -4405,7 +4405,7 @@
         <w:t xml:space="preserve">📋 DECISIONES TECNICAS APLICADAS</w:t>
       </w:r>
     </w:p>
-    <w:bookmarkStart w:id="49" w:name="software-redes-integracion"/>
+    <w:bookmarkStart w:id="60" w:name="software-redes-integracion"/>
     <w:p>
       <w:pPr>
         <w:pStyle w:val="Heading3"/>
@@ -4445,9 +4445,9 @@
         </w:pict>
       </w:r>
     </w:p>
-    <w:bookmarkEnd w:id="49"/>
-    <w:bookmarkEnd w:id="50"/>
-    <w:bookmarkStart w:id="51" w:name="control-de-versiones"/>
+    <w:bookmarkEnd w:id="60"/>
+    <w:bookmarkEnd w:id="61"/>
+    <w:bookmarkStart w:id="62" w:name="control-de-versiones"/>
     <w:p>
       <w:pPr>
         <w:pStyle w:val="Heading2"/>
@@ -4646,8 +4646,8 @@
         <w:t xml:space="preserve">ESPECIALIDAD_04_Ingenieria_Sistemas_Master.md v1.0</w:t>
       </w:r>
     </w:p>
-    <w:bookmarkEnd w:id="51"/>
-    <w:bookmarkEnd w:id="52"/>
+    <w:bookmarkEnd w:id="62"/>
+    <w:bookmarkEnd w:id="63"/>
     <w:sectPr>
       <w:footnotePr>
         <w:numRestart w:val="eachSect"/>
@@ -5014,10 +5014,10 @@
   <w:docDefaults>
     <w:rPrDefault>
       <w:rPr>
-        <w:rFonts w:asciiTheme="minorHAnsi" w:cstheme="minorBidi" w:eastAsiaTheme="minorEastAsia" w:hAnsiTheme="minorHAnsi"/>
+        <w:rFonts w:asciiTheme="minorHAnsi" w:cstheme="minorBidi" w:eastAsiaTheme="minorHAnsi" w:hAnsiTheme="minorHAnsi"/>
         <w:sz w:val="24"/>
         <w:szCs w:val="24"/>
-        <w:lang w:bidi="ar-SA" w:eastAsia="zh-CN" w:val="en-US"/>
+        <w:lang w:bidi="ar-SA" w:eastAsia="en-US" w:val="en-US"/>
       </w:rPr>
     </w:rPrDefault>
     <w:pPrDefault>
@@ -5069,6 +5069,8 @@
     </w:pPr>
     <w:rPr>
       <w:rFonts w:asciiTheme="majorHAnsi" w:cstheme="majorBidi" w:eastAsiaTheme="majorEastAsia" w:hAnsiTheme="majorHAnsi"/>
+      <w:spacing w:val="-10"/>
+      <w:kern w:val="28"/>
       <w:sz w:val="56"/>
       <w:szCs w:val="56"/>
     </w:rPr>
@@ -5081,6 +5083,8 @@
     <w:rsid w:val="00A10FD9"/>
     <w:rPr>
       <w:rFonts w:asciiTheme="majorHAnsi" w:cstheme="majorBidi" w:eastAsiaTheme="majorEastAsia" w:hAnsiTheme="majorHAnsi"/>
+      <w:spacing w:val="-10"/>
+      <w:kern w:val="28"/>
       <w:sz w:val="56"/>
       <w:szCs w:val="56"/>
     </w:rPr>
@@ -5121,31 +5125,23 @@
   </w:style>
   <w:style w:customStyle="1" w:styleId="Author" w:type="paragraph">
     <w:name w:val="Author"/>
-    <w:basedOn w:val="Title"/>
     <w:next w:val="BodyText"/>
     <w:qFormat/>
     <w:pPr>
       <w:keepNext/>
       <w:keepLines/>
+      <w:jc w:val="center"/>
     </w:pPr>
-    <w:rPr>
-      <w:sz w:val="24"/>
-      <w:szCs w:val="24"/>
-    </w:rPr>
   </w:style>
   <w:style w:styleId="Date" w:type="paragraph">
     <w:name w:val="Date"/>
-    <w:basedOn w:val="Title"/>
     <w:next w:val="BodyText"/>
     <w:qFormat/>
     <w:pPr>
       <w:keepNext/>
       <w:keepLines/>
+      <w:jc w:val="center"/>
     </w:pPr>
-    <w:rPr>
-      <w:sz w:val="24"/>
-      <w:szCs w:val="24"/>
-    </w:rPr>
   </w:style>
   <w:style w:customStyle="1" w:styleId="AbstractTitle" w:type="paragraph">
     <w:name w:val="Abstract Title"/>
@@ -5558,6 +5554,13 @@
       </w:tblCellMar>
     </w:tblPr>
     <w:tblStylePr w:type="firstRow">
+      <w:tblPr>
+        <w:jc w:val="left"/>
+        <w:tblInd w:type="dxa" w:w="0"/>
+      </w:tblPr>
+      <w:trPr>
+        <w:jc w:val="left"/>
+      </w:trPr>
       <w:tcPr>
         <w:tcBorders>
           <w:bottom w:val="single"/>

--- a/X_ENTREGABLES_CONSOLIDADOS/8_DOCUMENTOS_SERVIDOS/WORD/ESPECIALIDAD_04_Ingenieria_Sistemas_EJECUTIVO.docx
+++ b/X_ENTREGABLES_CONSOLIDADOS/8_DOCUMENTOS_SERVIDOS/WORD/ESPECIALIDAD_04_Ingenieria_Sistemas_EJECUTIVO.docx
@@ -456,7 +456,7 @@
           <w:b/>
           <w:bCs/>
         </w:rPr>
-        <w:t xml:space="preserve">CTC-ITCS:</w:t>
+        <w:t xml:space="preserve">CTC-PTC:</w:t>
       </w:r>
       <w:r>
         <w:t xml:space="preserve"> </w:t>
@@ -478,7 +478,7 @@
           <w:b/>
           <w:bCs/>
         </w:rPr>
-        <w:t xml:space="preserve">TETRA-GSM-R:</w:t>
+        <w:t xml:space="preserve">TETRA-RED TETRA (Misión Crítica):</w:t>
       </w:r>
       <w:r>
         <w:t xml:space="preserve"> </w:t>
@@ -616,7 +616,7 @@
         <w:t xml:space="preserve"> </w:t>
       </w:r>
       <w:r>
-        <w:t xml:space="preserve">Comunicaciones GSM-R estándar internacional</w:t>
+        <w:t xml:space="preserve">Comunicaciones RED TETRA (Misión Crítica) estándar internacional</w:t>
       </w:r>
       <w:r>
         <w:t xml:space="preserve"> </w:t>
@@ -704,7 +704,7 @@
         <w:t xml:space="preserve"> </w:t>
       </w:r>
       <w:r>
-        <w:t xml:space="preserve">Interfaces CTC-ITCS específicas</w:t>
+        <w:t xml:space="preserve">Interfaces CTC-PTC específicas</w:t>
       </w:r>
       <w:r>
         <w:t xml:space="preserve"> </w:t>

--- a/X_ENTREGABLES_CONSOLIDADOS/8_DOCUMENTOS_SERVIDOS/WORD/ESPECIALIDAD_04_Ingenieria_Sistemas_EJECUTIVO.docx
+++ b/X_ENTREGABLES_CONSOLIDADOS/8_DOCUMENTOS_SERVIDOS/WORD/ESPECIALIDAD_04_Ingenieria_Sistemas_EJECUTIVO.docx
@@ -610,7 +610,7 @@
           <w:b/>
           <w:bCs/>
         </w:rPr>
-        <w:t xml:space="preserve">UIC 920-2:</w:t>
+        <w:t xml:space="preserve">FRA/AREMA 920-2:</w:t>
       </w:r>
       <w:r>
         <w:t xml:space="preserve"> </w:t>
@@ -632,7 +632,7 @@
           <w:b/>
           <w:bCs/>
         </w:rPr>
-        <w:t xml:space="preserve">UIC 438:</w:t>
+        <w:t xml:space="preserve">FRA/AREMA 438:</w:t>
       </w:r>
       <w:r>
         <w:t xml:space="preserve"> </w:t>
@@ -654,7 +654,7 @@
           <w:b/>
           <w:bCs/>
         </w:rPr>
-        <w:t xml:space="preserve">UIC 930:</w:t>
+        <w:t xml:space="preserve">FRA/AREMA 930:</w:t>
       </w:r>
       <w:r>
         <w:t xml:space="preserve"> </w:t>
@@ -676,7 +676,7 @@
           <w:b/>
           <w:bCs/>
         </w:rPr>
-        <w:t xml:space="preserve">UIC 950:</w:t>
+        <w:t xml:space="preserve">FRA/AREMA 950:</w:t>
       </w:r>
       <w:r>
         <w:t xml:space="preserve"> </w:t>
@@ -1210,7 +1210,7 @@
           <w:b/>
           <w:bCs/>
         </w:rPr>
-        <w:t xml:space="preserve">Gateway UIC</w:t>
+        <w:t xml:space="preserve">Gateway FRA/AREMA</w:t>
       </w:r>
       <w:r>
         <w:t xml:space="preserve"> </w:t>
@@ -1413,7 +1413,7 @@
               <w:jc w:val="left"/>
             </w:pPr>
             <w:r>
-              <w:t xml:space="preserve">UIC + FFFIS</w:t>
+              <w:t xml:space="preserve">FRA/AREMA + FFFIS</w:t>
             </w:r>
           </w:p>
         </w:tc>
@@ -2636,7 +2636,7 @@
               <w:jc w:val="left"/>
             </w:pPr>
             <w:r>
-              <w:t xml:space="preserve">UIC + FFFIS</w:t>
+              <w:t xml:space="preserve">FRA/AREMA + FFFIS</w:t>
             </w:r>
           </w:p>
         </w:tc>
@@ -2690,7 +2690,7 @@
               <w:jc w:val="left"/>
             </w:pPr>
             <w:r>
-              <w:t xml:space="preserve">Protocolos UIC</w:t>
+              <w:t xml:space="preserve">Protocolos FRA/AREMA</w:t>
             </w:r>
           </w:p>
         </w:tc>
@@ -2945,7 +2945,7 @@
         <w:t xml:space="preserve"> </w:t>
       </w:r>
       <w:r>
-        <w:t xml:space="preserve">UIC, FFFIS, EN 50159</w:t>
+        <w:t xml:space="preserve">FRA/AREMA, FFFIS, EN 50159</w:t>
       </w:r>
     </w:p>
     <w:p>

--- a/X_ENTREGABLES_CONSOLIDADOS/8_DOCUMENTOS_SERVIDOS/WORD/ESPECIALIDAD_04_Ingenieria_Sistemas_EJECUTIVO.docx
+++ b/X_ENTREGABLES_CONSOLIDADOS/8_DOCUMENTOS_SERVIDOS/WORD/ESPECIALIDAD_04_Ingenieria_Sistemas_EJECUTIVO.docx
@@ -28,7 +28,7 @@
         </w:p>
       </w:sdtContent>
     </w:sdt>
-    <w:bookmarkStart w:id="63" w:name="especialidad-04-ingeniería-de-sistemas"/>
+    <w:bookmarkStart w:id="52" w:name="especialidad-04-ingeniería-de-sistemas"/>
     <w:p>
       <w:pPr>
         <w:pStyle w:val="Heading1"/>
@@ -37,7 +37,7 @@
         <w:t xml:space="preserve">ESPECIALIDAD 04: INGENIERÍA DE SISTEMAS</w:t>
       </w:r>
     </w:p>
-    <w:bookmarkStart w:id="20" w:name="documento-ejecutivo-de-ingeniería"/>
+    <w:bookmarkStart w:id="9" w:name="documento-ejecutivo-de-ingeniería"/>
     <w:p>
       <w:pPr>
         <w:pStyle w:val="Heading2"/>
@@ -53,8 +53,8 @@
         </w:pict>
       </w:r>
     </w:p>
-    <w:bookmarkEnd w:id="20"/>
-    <w:bookmarkStart w:id="23" w:name="resumen-ejecutivo"/>
+    <w:bookmarkEnd w:id="9"/>
+    <w:bookmarkStart w:id="12" w:name="resumen-ejecutivo"/>
     <w:p>
       <w:pPr>
         <w:pStyle w:val="Heading2"/>
@@ -63,7 +63,7 @@
         <w:t xml:space="preserve">📊 RESUMEN EJECUTIVO</w:t>
       </w:r>
     </w:p>
-    <w:bookmarkStart w:id="21" w:name="X7c07705fb5e25c553c679eab7107af56022a4cb"/>
+    <w:bookmarkStart w:id="10" w:name="X7c07705fb5e25c553c679eab7107af56022a4cb"/>
     <w:p>
       <w:pPr>
         <w:pStyle w:val="Heading3"/>
@@ -96,8 +96,8 @@
         <w:t xml:space="preserve">del ferrocarril que integra y coordina todos los sistemas técnicos para que trabajen como un conjunto unificado. Es como el software de un computador que hace que todos los componentes trabajen juntos de manera eficiente y segura.</w:t>
       </w:r>
     </w:p>
-    <w:bookmarkEnd w:id="21"/>
-    <w:bookmarkStart w:id="22" w:name="X7c83a38cc8f42be1526a62fa09e05463bbe3395"/>
+    <w:bookmarkEnd w:id="10"/>
+    <w:bookmarkStart w:id="11" w:name="X7c83a38cc8f42be1526a62fa09e05463bbe3395"/>
     <w:p>
       <w:pPr>
         <w:pStyle w:val="Heading3"/>
@@ -245,9 +245,9 @@
         </w:pict>
       </w:r>
     </w:p>
-    <w:bookmarkEnd w:id="22"/>
-    <w:bookmarkEnd w:id="23"/>
-    <w:bookmarkStart w:id="27" w:name="X16ad1bf8fd3c72f4f9f37ec0fde01a31e7fb65a"/>
+    <w:bookmarkEnd w:id="11"/>
+    <w:bookmarkEnd w:id="12"/>
+    <w:bookmarkStart w:id="16" w:name="X16ad1bf8fd3c72f4f9f37ec0fde01a31e7fb65a"/>
     <w:p>
       <w:pPr>
         <w:pStyle w:val="Heading2"/>
@@ -256,7 +256,7 @@
         <w:t xml:space="preserve">🔍 CRITERIOS DE DISEÑO Y JUSTIFICACIONES TÉCNICAS</w:t>
       </w:r>
     </w:p>
-    <w:bookmarkStart w:id="24" w:name="por-qué-6-sistemas-técnicos-integrados"/>
+    <w:bookmarkStart w:id="13" w:name="por-qué-6-sistemas-técnicos-integrados"/>
     <w:p>
       <w:pPr>
         <w:pStyle w:val="Heading3"/>
@@ -421,8 +421,8 @@
         <w:t xml:space="preserve">| Coordinación | Funcionamiento unificado |</w:t>
       </w:r>
     </w:p>
-    <w:bookmarkEnd w:id="24"/>
-    <w:bookmarkStart w:id="25" w:name="por-qué-25-interfaces-críticas"/>
+    <w:bookmarkEnd w:id="13"/>
+    <w:bookmarkStart w:id="14" w:name="por-qué-25-interfaces-críticas"/>
     <w:p>
       <w:pPr>
         <w:pStyle w:val="Heading3"/>
@@ -522,7 +522,7 @@
           <w:b/>
           <w:bCs/>
         </w:rPr>
-        <w:t xml:space="preserve">Material Rodante-ATP:</w:t>
+        <w:t xml:space="preserve">Material Rodante-PTC:</w:t>
       </w:r>
       <w:r>
         <w:t xml:space="preserve"> </w:t>
@@ -575,8 +575,8 @@
         <w:t xml:space="preserve">3 interfaces para interoperabilidad nacional</w:t>
       </w:r>
     </w:p>
-    <w:bookmarkEnd w:id="25"/>
-    <w:bookmarkStart w:id="26" w:name="Xf128172b9130ed1ab097bf78f15bd8d3911731a"/>
+    <w:bookmarkEnd w:id="14"/>
+    <w:bookmarkStart w:id="15" w:name="Xf128172b9130ed1ab097bf78f15bd8d3911731a"/>
     <w:p>
       <w:pPr>
         <w:pStyle w:val="Heading3"/>
@@ -736,9 +736,9 @@
         </w:pict>
       </w:r>
     </w:p>
-    <w:bookmarkEnd w:id="26"/>
-    <w:bookmarkEnd w:id="27"/>
-    <w:bookmarkStart w:id="30" w:name="función-y-propósito-de-la-especialidad"/>
+    <w:bookmarkEnd w:id="15"/>
+    <w:bookmarkEnd w:id="16"/>
+    <w:bookmarkStart w:id="19" w:name="función-y-propósito-de-la-especialidad"/>
     <w:p>
       <w:pPr>
         <w:pStyle w:val="Heading2"/>
@@ -747,7 +747,7 @@
         <w:t xml:space="preserve">🎯 FUNCIÓN Y PROPÓSITO DE LA ESPECIALIDAD</w:t>
       </w:r>
     </w:p>
-    <w:bookmarkStart w:id="28" w:name="qué-hace-esta-especialidad"/>
+    <w:bookmarkStart w:id="17" w:name="qué-hace-esta-especialidad"/>
     <w:p>
       <w:pPr>
         <w:pStyle w:val="Heading3"/>
@@ -868,8 +868,8 @@
         <w:t xml:space="preserve">Funcionamiento unificado de todos los sistemas</w:t>
       </w:r>
     </w:p>
-    <w:bookmarkEnd w:id="28"/>
-    <w:bookmarkStart w:id="29" w:name="por-qué-la-necesitamos"/>
+    <w:bookmarkEnd w:id="17"/>
+    <w:bookmarkStart w:id="18" w:name="por-qué-la-necesitamos"/>
     <w:p>
       <w:pPr>
         <w:pStyle w:val="Heading3"/>
@@ -995,9 +995,9 @@
         </w:pict>
       </w:r>
     </w:p>
-    <w:bookmarkEnd w:id="29"/>
-    <w:bookmarkEnd w:id="30"/>
-    <w:bookmarkStart w:id="33" w:name="componentes-principales"/>
+    <w:bookmarkEnd w:id="18"/>
+    <w:bookmarkEnd w:id="19"/>
+    <w:bookmarkStart w:id="22" w:name="componentes-principales"/>
     <w:p>
       <w:pPr>
         <w:pStyle w:val="Heading2"/>
@@ -1006,7 +1006,7 @@
         <w:t xml:space="preserve">🏗️ COMPONENTES PRINCIPALES</w:t>
       </w:r>
     </w:p>
-    <w:bookmarkStart w:id="31" w:name="sistema-de-integración"/>
+    <w:bookmarkStart w:id="20" w:name="sistema-de-integración"/>
     <w:p>
       <w:pPr>
         <w:pStyle w:val="Heading3"/>
@@ -1145,8 +1145,8 @@
         <w:t xml:space="preserve">| 99.95% | Sistemas críticos |</w:t>
       </w:r>
     </w:p>
-    <w:bookmarkEnd w:id="31"/>
-    <w:bookmarkStart w:id="32" w:name="gateway-de-integración"/>
+    <w:bookmarkEnd w:id="20"/>
+    <w:bookmarkStart w:id="21" w:name="gateway-de-integración"/>
     <w:p>
       <w:pPr>
         <w:pStyle w:val="Heading3"/>
@@ -1270,9 +1270,9 @@
         </w:pict>
       </w:r>
     </w:p>
-    <w:bookmarkEnd w:id="32"/>
-    <w:bookmarkEnd w:id="33"/>
-    <w:bookmarkStart w:id="36" w:name="especificaciones-técnicas-clave"/>
+    <w:bookmarkEnd w:id="21"/>
+    <w:bookmarkEnd w:id="22"/>
+    <w:bookmarkStart w:id="25" w:name="especificaciones-técnicas-clave"/>
     <w:p>
       <w:pPr>
         <w:pStyle w:val="Heading2"/>
@@ -1281,7 +1281,7 @@
         <w:t xml:space="preserve">📐 ESPECIFICACIONES TÉCNICAS CLAVE</w:t>
       </w:r>
     </w:p>
-    <w:bookmarkStart w:id="34" w:name="tabla-consolidada-de-especificaciones"/>
+    <w:bookmarkStart w:id="23" w:name="tabla-consolidada-de-especificaciones"/>
     <w:p>
       <w:pPr>
         <w:pStyle w:val="Heading3"/>
@@ -1533,8 +1533,8 @@
         </w:tc>
       </w:tr>
     </w:tbl>
-    <w:bookmarkEnd w:id="34"/>
-    <w:bookmarkStart w:id="35" w:name="criterios-de-aceptación"/>
+    <w:bookmarkEnd w:id="23"/>
+    <w:bookmarkStart w:id="24" w:name="criterios-de-aceptación"/>
     <w:p>
       <w:pPr>
         <w:pStyle w:val="Heading3"/>
@@ -1610,9 +1610,9 @@
         </w:pict>
       </w:r>
     </w:p>
-    <w:bookmarkEnd w:id="35"/>
-    <w:bookmarkEnd w:id="36"/>
-    <w:bookmarkStart w:id="39" w:name="ubicación-y-despliegue"/>
+    <w:bookmarkEnd w:id="24"/>
+    <w:bookmarkEnd w:id="25"/>
+    <w:bookmarkStart w:id="28" w:name="ubicación-y-despliegue"/>
     <w:p>
       <w:pPr>
         <w:pStyle w:val="Heading2"/>
@@ -1621,7 +1621,7 @@
         <w:t xml:space="preserve">📍 UBICACIÓN Y DESPLIEGUE</w:t>
       </w:r>
     </w:p>
-    <w:bookmarkStart w:id="37" w:name="mapa-de-despliegue"/>
+    <w:bookmarkStart w:id="26" w:name="mapa-de-despliegue"/>
     <w:p>
       <w:pPr>
         <w:pStyle w:val="Heading3"/>
@@ -1638,8 +1638,8 @@
         <w:t xml:space="preserve">Los sistemas de integración están centralizados en el CCO La Dorada y se extienden a todos los sistemas del proyecto.</w:t>
       </w:r>
     </w:p>
-    <w:bookmarkEnd w:id="37"/>
-    <w:bookmarkStart w:id="38" w:name="tabla-de-ubicaciones-principales"/>
+    <w:bookmarkEnd w:id="26"/>
+    <w:bookmarkStart w:id="27" w:name="tabla-de-ubicaciones-principales"/>
     <w:p>
       <w:pPr>
         <w:pStyle w:val="Heading3"/>
@@ -1830,9 +1830,9 @@
         </w:pict>
       </w:r>
     </w:p>
-    <w:bookmarkEnd w:id="38"/>
-    <w:bookmarkEnd w:id="39"/>
-    <w:bookmarkStart w:id="43" w:name="operación-y-mantenimiento"/>
+    <w:bookmarkEnd w:id="27"/>
+    <w:bookmarkEnd w:id="28"/>
+    <w:bookmarkStart w:id="32" w:name="operación-y-mantenimiento"/>
     <w:p>
       <w:pPr>
         <w:pStyle w:val="Heading2"/>
@@ -1841,7 +1841,7 @@
         <w:t xml:space="preserve">⚙️ OPERACIÓN Y MANTENIMIENTO</w:t>
       </w:r>
     </w:p>
-    <w:bookmarkStart w:id="40" w:name="operación-normal"/>
+    <w:bookmarkStart w:id="29" w:name="operación-normal"/>
     <w:p>
       <w:pPr>
         <w:pStyle w:val="Heading3"/>
@@ -1858,8 +1858,8 @@
         <w:t xml:space="preserve">Los sistemas de integración operan 24/7 coordinando todos los sistemas técnicos, con monitoreo automático de interfaces y protocolos.</w:t>
       </w:r>
     </w:p>
-    <w:bookmarkEnd w:id="40"/>
-    <w:bookmarkStart w:id="41" w:name="mantenimiento-preventivo"/>
+    <w:bookmarkEnd w:id="29"/>
+    <w:bookmarkStart w:id="30" w:name="mantenimiento-preventivo"/>
     <w:p>
       <w:pPr>
         <w:pStyle w:val="Heading3"/>
@@ -1978,8 +1978,8 @@
         <w:t xml:space="preserve">Certificación de interoperabilidad</w:t>
       </w:r>
     </w:p>
-    <w:bookmarkEnd w:id="41"/>
-    <w:bookmarkStart w:id="42" w:name="respuesta-a-fallas"/>
+    <w:bookmarkEnd w:id="30"/>
+    <w:bookmarkStart w:id="31" w:name="respuesta-a-fallas"/>
     <w:p>
       <w:pPr>
         <w:pStyle w:val="Heading3"/>
@@ -2105,9 +2105,9 @@
         </w:pict>
       </w:r>
     </w:p>
-    <w:bookmarkEnd w:id="42"/>
-    <w:bookmarkEnd w:id="43"/>
-    <w:bookmarkStart w:id="46" w:name="interfaces-con-otras-especialidades"/>
+    <w:bookmarkEnd w:id="31"/>
+    <w:bookmarkEnd w:id="32"/>
+    <w:bookmarkStart w:id="35" w:name="interfaces-con-otras-especialidades"/>
     <w:p>
       <w:pPr>
         <w:pStyle w:val="Heading2"/>
@@ -2116,7 +2116,7 @@
         <w:t xml:space="preserve">🔗 INTERFACES CON OTRAS ESPECIALIDADES</w:t>
       </w:r>
     </w:p>
-    <w:bookmarkStart w:id="44" w:name="diagrama-de-interfaces"/>
+    <w:bookmarkStart w:id="33" w:name="diagrama-de-interfaces"/>
     <w:p>
       <w:pPr>
         <w:pStyle w:val="Heading3"/>
@@ -2172,8 +2172,8 @@
         <w:t xml:space="preserve">[Funcionamiento Unificado]</w:t>
       </w:r>
     </w:p>
-    <w:bookmarkEnd w:id="44"/>
-    <w:bookmarkStart w:id="45" w:name="tabla-de-interfaces-críticas"/>
+    <w:bookmarkEnd w:id="33"/>
+    <w:bookmarkStart w:id="34" w:name="tabla-de-interfaces-críticas"/>
     <w:p>
       <w:pPr>
         <w:pStyle w:val="Heading3"/>
@@ -2471,9 +2471,9 @@
         </w:pict>
       </w:r>
     </w:p>
-    <w:bookmarkEnd w:id="45"/>
-    <w:bookmarkEnd w:id="46"/>
-    <w:bookmarkStart w:id="50" w:name="supuestos-técnicos-y-limitaciones"/>
+    <w:bookmarkEnd w:id="34"/>
+    <w:bookmarkEnd w:id="35"/>
+    <w:bookmarkStart w:id="39" w:name="supuestos-técnicos-y-limitaciones"/>
     <w:p>
       <w:pPr>
         <w:pStyle w:val="Heading2"/>
@@ -2482,7 +2482,7 @@
         <w:t xml:space="preserve">📋 SUPUESTOS TÉCNICOS Y LIMITACIONES</w:t>
       </w:r>
     </w:p>
-    <w:bookmarkStart w:id="47" w:name="supuestos-críticos-del-diseño"/>
+    <w:bookmarkStart w:id="36" w:name="supuestos-críticos-del-diseño"/>
     <w:p>
       <w:pPr>
         <w:pStyle w:val="Heading3"/>
@@ -2774,8 +2774,8 @@
         </w:tc>
       </w:tr>
     </w:tbl>
-    <w:bookmarkEnd w:id="47"/>
-    <w:bookmarkStart w:id="48" w:name="limitaciones-del-diseño"/>
+    <w:bookmarkEnd w:id="36"/>
+    <w:bookmarkStart w:id="37" w:name="limitaciones-del-diseño"/>
     <w:p>
       <w:pPr>
         <w:pStyle w:val="Heading3"/>
@@ -2894,8 +2894,8 @@
         <w:t xml:space="preserve">Múltiples puntos de acceso</w:t>
       </w:r>
     </w:p>
-    <w:bookmarkEnd w:id="48"/>
-    <w:bookmarkStart w:id="49" w:name="dependencias-críticas"/>
+    <w:bookmarkEnd w:id="37"/>
+    <w:bookmarkStart w:id="38" w:name="dependencias-críticas"/>
     <w:p>
       <w:pPr>
         <w:pStyle w:val="Heading3"/>
@@ -3021,9 +3021,9 @@
         </w:pict>
       </w:r>
     </w:p>
-    <w:bookmarkEnd w:id="49"/>
-    <w:bookmarkEnd w:id="50"/>
-    <w:bookmarkStart w:id="51" w:name="riesgos-y-mitigaciones"/>
+    <w:bookmarkEnd w:id="38"/>
+    <w:bookmarkEnd w:id="39"/>
+    <w:bookmarkStart w:id="40" w:name="riesgos-y-mitigaciones"/>
     <w:p>
       <w:pPr>
         <w:pStyle w:val="Heading2"/>
@@ -3429,8 +3429,8 @@
         </w:pict>
       </w:r>
     </w:p>
-    <w:bookmarkEnd w:id="51"/>
-    <w:bookmarkStart w:id="54" w:name="cumplimiento-contractual"/>
+    <w:bookmarkEnd w:id="40"/>
+    <w:bookmarkStart w:id="43" w:name="cumplimiento-contractual"/>
     <w:p>
       <w:pPr>
         <w:pStyle w:val="Heading2"/>
@@ -3439,7 +3439,7 @@
         <w:t xml:space="preserve">📋 CUMPLIMIENTO CONTRACTUAL</w:t>
       </w:r>
     </w:p>
-    <w:bookmarkStart w:id="52" w:name="obligaciones-clave-del-contrato"/>
+    <w:bookmarkStart w:id="41" w:name="obligaciones-clave-del-contrato"/>
     <w:p>
       <w:pPr>
         <w:pStyle w:val="Heading3"/>
@@ -3560,8 +3560,8 @@
         <w:t xml:space="preserve">Compatibilidad FENOCO - En progreso</w:t>
       </w:r>
     </w:p>
-    <w:bookmarkEnd w:id="52"/>
-    <w:bookmarkStart w:id="53" w:name="referencias-contractuales"/>
+    <w:bookmarkEnd w:id="41"/>
+    <w:bookmarkStart w:id="42" w:name="referencias-contractuales"/>
     <w:p>
       <w:pPr>
         <w:pStyle w:val="Heading3"/>
@@ -3665,9 +3665,9 @@
         </w:pict>
       </w:r>
     </w:p>
-    <w:bookmarkEnd w:id="53"/>
-    <w:bookmarkEnd w:id="54"/>
-    <w:bookmarkStart w:id="57" w:name="documentación-de-soporte"/>
+    <w:bookmarkEnd w:id="42"/>
+    <w:bookmarkEnd w:id="43"/>
+    <w:bookmarkStart w:id="46" w:name="documentación-de-soporte"/>
     <w:p>
       <w:pPr>
         <w:pStyle w:val="Heading2"/>
@@ -3676,7 +3676,7 @@
         <w:t xml:space="preserve">📚 DOCUMENTACIÓN DE SOPORTE</w:t>
       </w:r>
     </w:p>
-    <w:bookmarkStart w:id="55" w:name="documentos-técnicos-disponibles"/>
+    <w:bookmarkStart w:id="44" w:name="documentos-técnicos-disponibles"/>
     <w:p>
       <w:pPr>
         <w:pStyle w:val="Heading3"/>
@@ -3852,8 +3852,8 @@
         </w:tc>
       </w:tr>
     </w:tbl>
-    <w:bookmarkEnd w:id="55"/>
-    <w:bookmarkStart w:id="56" w:name="para-más-información-técnica"/>
+    <w:bookmarkEnd w:id="44"/>
+    <w:bookmarkStart w:id="45" w:name="para-más-información-técnica"/>
     <w:p>
       <w:pPr>
         <w:pStyle w:val="Heading3"/>
@@ -3877,9 +3877,9 @@
         </w:pict>
       </w:r>
     </w:p>
-    <w:bookmarkEnd w:id="56"/>
-    <w:bookmarkEnd w:id="57"/>
-    <w:bookmarkStart w:id="58" w:name="contactos-y-responsables"/>
+    <w:bookmarkEnd w:id="45"/>
+    <w:bookmarkEnd w:id="46"/>
+    <w:bookmarkStart w:id="47" w:name="contactos-y-responsables"/>
     <w:p>
       <w:pPr>
         <w:pStyle w:val="Heading2"/>
@@ -4062,8 +4062,8 @@
         </w:pict>
       </w:r>
     </w:p>
-    <w:bookmarkEnd w:id="58"/>
-    <w:bookmarkStart w:id="59" w:name="indicadores-de-desempeño-kpis"/>
+    <w:bookmarkEnd w:id="47"/>
+    <w:bookmarkStart w:id="48" w:name="indicadores-de-desempeño-kpis"/>
     <w:p>
       <w:pPr>
         <w:pStyle w:val="Heading2"/>
@@ -4395,8 +4395,8 @@
         </w:pict>
       </w:r>
     </w:p>
-    <w:bookmarkEnd w:id="59"/>
-    <w:bookmarkStart w:id="61" w:name="decisiones-tecnicas-aplicadas"/>
+    <w:bookmarkEnd w:id="48"/>
+    <w:bookmarkStart w:id="50" w:name="decisiones-tecnicas-aplicadas"/>
     <w:p>
       <w:pPr>
         <w:pStyle w:val="Heading2"/>
@@ -4405,7 +4405,7 @@
         <w:t xml:space="preserve">📋 DECISIONES TECNICAS APLICADAS</w:t>
       </w:r>
     </w:p>
-    <w:bookmarkStart w:id="60" w:name="software-redes-integracion"/>
+    <w:bookmarkStart w:id="49" w:name="software-redes-integracion"/>
     <w:p>
       <w:pPr>
         <w:pStyle w:val="Heading3"/>
@@ -4445,9 +4445,9 @@
         </w:pict>
       </w:r>
     </w:p>
-    <w:bookmarkEnd w:id="60"/>
-    <w:bookmarkEnd w:id="61"/>
-    <w:bookmarkStart w:id="62" w:name="control-de-versiones"/>
+    <w:bookmarkEnd w:id="49"/>
+    <w:bookmarkEnd w:id="50"/>
+    <w:bookmarkStart w:id="51" w:name="control-de-versiones"/>
     <w:p>
       <w:pPr>
         <w:pStyle w:val="Heading2"/>
@@ -4646,8 +4646,8 @@
         <w:t xml:space="preserve">ESPECIALIDAD_04_Ingenieria_Sistemas_Master.md v1.0</w:t>
       </w:r>
     </w:p>
-    <w:bookmarkEnd w:id="62"/>
-    <w:bookmarkEnd w:id="63"/>
+    <w:bookmarkEnd w:id="51"/>
+    <w:bookmarkEnd w:id="52"/>
     <w:sectPr>
       <w:footnotePr>
         <w:numRestart w:val="eachSect"/>
@@ -5014,10 +5014,10 @@
   <w:docDefaults>
     <w:rPrDefault>
       <w:rPr>
-        <w:rFonts w:asciiTheme="minorHAnsi" w:cstheme="minorBidi" w:eastAsiaTheme="minorHAnsi" w:hAnsiTheme="minorHAnsi"/>
+        <w:rFonts w:asciiTheme="minorHAnsi" w:cstheme="minorBidi" w:eastAsiaTheme="minorEastAsia" w:hAnsiTheme="minorHAnsi"/>
         <w:sz w:val="24"/>
         <w:szCs w:val="24"/>
-        <w:lang w:bidi="ar-SA" w:eastAsia="en-US" w:val="en-US"/>
+        <w:lang w:bidi="ar-SA" w:eastAsia="zh-CN" w:val="en-US"/>
       </w:rPr>
     </w:rPrDefault>
     <w:pPrDefault>
@@ -5069,8 +5069,6 @@
     </w:pPr>
     <w:rPr>
       <w:rFonts w:asciiTheme="majorHAnsi" w:cstheme="majorBidi" w:eastAsiaTheme="majorEastAsia" w:hAnsiTheme="majorHAnsi"/>
-      <w:spacing w:val="-10"/>
-      <w:kern w:val="28"/>
       <w:sz w:val="56"/>
       <w:szCs w:val="56"/>
     </w:rPr>
@@ -5083,8 +5081,6 @@
     <w:rsid w:val="00A10FD9"/>
     <w:rPr>
       <w:rFonts w:asciiTheme="majorHAnsi" w:cstheme="majorBidi" w:eastAsiaTheme="majorEastAsia" w:hAnsiTheme="majorHAnsi"/>
-      <w:spacing w:val="-10"/>
-      <w:kern w:val="28"/>
       <w:sz w:val="56"/>
       <w:szCs w:val="56"/>
     </w:rPr>
@@ -5125,23 +5121,31 @@
   </w:style>
   <w:style w:customStyle="1" w:styleId="Author" w:type="paragraph">
     <w:name w:val="Author"/>
+    <w:basedOn w:val="Title"/>
     <w:next w:val="BodyText"/>
     <w:qFormat/>
     <w:pPr>
       <w:keepNext/>
       <w:keepLines/>
-      <w:jc w:val="center"/>
     </w:pPr>
+    <w:rPr>
+      <w:sz w:val="24"/>
+      <w:szCs w:val="24"/>
+    </w:rPr>
   </w:style>
   <w:style w:styleId="Date" w:type="paragraph">
     <w:name w:val="Date"/>
+    <w:basedOn w:val="Title"/>
     <w:next w:val="BodyText"/>
     <w:qFormat/>
     <w:pPr>
       <w:keepNext/>
       <w:keepLines/>
-      <w:jc w:val="center"/>
     </w:pPr>
+    <w:rPr>
+      <w:sz w:val="24"/>
+      <w:szCs w:val="24"/>
+    </w:rPr>
   </w:style>
   <w:style w:customStyle="1" w:styleId="AbstractTitle" w:type="paragraph">
     <w:name w:val="Abstract Title"/>
@@ -5554,13 +5558,6 @@
       </w:tblCellMar>
     </w:tblPr>
     <w:tblStylePr w:type="firstRow">
-      <w:tblPr>
-        <w:jc w:val="left"/>
-        <w:tblInd w:type="dxa" w:w="0"/>
-      </w:tblPr>
-      <w:trPr>
-        <w:jc w:val="left"/>
-      </w:trPr>
       <w:tcPr>
         <w:tcBorders>
           <w:bottom w:val="single"/>

--- a/X_ENTREGABLES_CONSOLIDADOS/8_DOCUMENTOS_SERVIDOS/WORD/ESPECIALIDAD_04_Ingenieria_Sistemas_EJECUTIVO.docx
+++ b/X_ENTREGABLES_CONSOLIDADOS/8_DOCUMENTOS_SERVIDOS/WORD/ESPECIALIDAD_04_Ingenieria_Sistemas_EJECUTIVO.docx
@@ -28,7 +28,7 @@
         </w:p>
       </w:sdtContent>
     </w:sdt>
-    <w:bookmarkStart w:id="52" w:name="especialidad-04-ingeniería-de-sistemas"/>
+    <w:bookmarkStart w:id="63" w:name="especialidad-04-ingeniería-de-sistemas"/>
     <w:p>
       <w:pPr>
         <w:pStyle w:val="Heading1"/>
@@ -37,7 +37,7 @@
         <w:t xml:space="preserve">ESPECIALIDAD 04: INGENIERÍA DE SISTEMAS</w:t>
       </w:r>
     </w:p>
-    <w:bookmarkStart w:id="9" w:name="documento-ejecutivo-de-ingeniería"/>
+    <w:bookmarkStart w:id="20" w:name="documento-ejecutivo-de-ingeniería"/>
     <w:p>
       <w:pPr>
         <w:pStyle w:val="Heading2"/>
@@ -53,8 +53,8 @@
         </w:pict>
       </w:r>
     </w:p>
-    <w:bookmarkEnd w:id="9"/>
-    <w:bookmarkStart w:id="12" w:name="resumen-ejecutivo"/>
+    <w:bookmarkEnd w:id="20"/>
+    <w:bookmarkStart w:id="23" w:name="resumen-ejecutivo"/>
     <w:p>
       <w:pPr>
         <w:pStyle w:val="Heading2"/>
@@ -63,7 +63,7 @@
         <w:t xml:space="preserve">📊 RESUMEN EJECUTIVO</w:t>
       </w:r>
     </w:p>
-    <w:bookmarkStart w:id="10" w:name="X7c07705fb5e25c553c679eab7107af56022a4cb"/>
+    <w:bookmarkStart w:id="21" w:name="X7c07705fb5e25c553c679eab7107af56022a4cb"/>
     <w:p>
       <w:pPr>
         <w:pStyle w:val="Heading3"/>
@@ -84,10 +84,24 @@
       </w:r>
       <w:r>
         <w:rPr>
-          <w:b/>
-          <w:bCs/>
-        </w:rPr>
-        <w:t xml:space="preserve">“sistema nervioso”</w:t>
+          <w:bCs/>
+          <w:b/>
+        </w:rPr>
+        <w:t xml:space="preserve">“</w:t>
+      </w:r>
+      <w:r>
+        <w:rPr>
+          <w:bCs/>
+          <w:b/>
+        </w:rPr>
+        <w:t xml:space="preserve">sistema nervioso</w:t>
+      </w:r>
+      <w:r>
+        <w:rPr>
+          <w:bCs/>
+          <w:b/>
+        </w:rPr>
+        <w:t xml:space="preserve">”</w:t>
       </w:r>
       <w:r>
         <w:t xml:space="preserve"> </w:t>
@@ -96,8 +110,8 @@
         <w:t xml:space="preserve">del ferrocarril que integra y coordina todos los sistemas técnicos para que trabajen como un conjunto unificado. Es como el software de un computador que hace que todos los componentes trabajen juntos de manera eficiente y segura.</w:t>
       </w:r>
     </w:p>
-    <w:bookmarkEnd w:id="10"/>
-    <w:bookmarkStart w:id="11" w:name="X7c83a38cc8f42be1526a62fa09e05463bbe3395"/>
+    <w:bookmarkEnd w:id="21"/>
+    <w:bookmarkStart w:id="22" w:name="X7c83a38cc8f42be1526a62fa09e05463bbe3395"/>
     <w:p>
       <w:pPr>
         <w:pStyle w:val="Heading3"/>
@@ -108,16 +122,16 @@
     </w:p>
     <w:p>
       <w:pPr>
-        <w:pStyle w:val="Compact"/>
         <w:numPr>
           <w:ilvl w:val="0"/>
           <w:numId w:val="1001"/>
         </w:numPr>
-      </w:pPr>
-      <w:r>
-        <w:rPr>
-          <w:b/>
-          <w:bCs/>
+        <w:pStyle w:val="Compact"/>
+      </w:pPr>
+      <w:r>
+        <w:rPr>
+          <w:bCs/>
+          <w:b/>
         </w:rPr>
         <w:t xml:space="preserve">Inversión estimada:</w:t>
       </w:r>
@@ -130,16 +144,16 @@
     </w:p>
     <w:p>
       <w:pPr>
-        <w:pStyle w:val="Compact"/>
         <w:numPr>
           <w:ilvl w:val="0"/>
           <w:numId w:val="1001"/>
         </w:numPr>
-      </w:pPr>
-      <w:r>
-        <w:rPr>
-          <w:b/>
-          <w:bCs/>
+        <w:pStyle w:val="Compact"/>
+      </w:pPr>
+      <w:r>
+        <w:rPr>
+          <w:bCs/>
+          <w:b/>
         </w:rPr>
         <w:t xml:space="preserve">6 sistemas técnicos integrados:</w:t>
       </w:r>
@@ -152,16 +166,16 @@
     </w:p>
     <w:p>
       <w:pPr>
-        <w:pStyle w:val="Compact"/>
         <w:numPr>
           <w:ilvl w:val="0"/>
           <w:numId w:val="1001"/>
         </w:numPr>
-      </w:pPr>
-      <w:r>
-        <w:rPr>
-          <w:b/>
-          <w:bCs/>
+        <w:pStyle w:val="Compact"/>
+      </w:pPr>
+      <w:r>
+        <w:rPr>
+          <w:bCs/>
+          <w:b/>
         </w:rPr>
         <w:t xml:space="preserve">25 interfaces críticas:</w:t>
       </w:r>
@@ -174,16 +188,16 @@
     </w:p>
     <w:p>
       <w:pPr>
-        <w:pStyle w:val="Compact"/>
         <w:numPr>
           <w:ilvl w:val="0"/>
           <w:numId w:val="1001"/>
         </w:numPr>
-      </w:pPr>
-      <w:r>
-        <w:rPr>
-          <w:b/>
-          <w:bCs/>
+        <w:pStyle w:val="Compact"/>
+      </w:pPr>
+      <w:r>
+        <w:rPr>
+          <w:bCs/>
+          <w:b/>
         </w:rPr>
         <w:t xml:space="preserve">15 protocolos:</w:t>
       </w:r>
@@ -196,16 +210,16 @@
     </w:p>
     <w:p>
       <w:pPr>
-        <w:pStyle w:val="Compact"/>
         <w:numPr>
           <w:ilvl w:val="0"/>
           <w:numId w:val="1001"/>
         </w:numPr>
-      </w:pPr>
-      <w:r>
-        <w:rPr>
-          <w:b/>
-          <w:bCs/>
+        <w:pStyle w:val="Compact"/>
+      </w:pPr>
+      <w:r>
+        <w:rPr>
+          <w:bCs/>
+          <w:b/>
         </w:rPr>
         <w:t xml:space="preserve">12 APIs:</w:t>
       </w:r>
@@ -218,16 +232,16 @@
     </w:p>
     <w:p>
       <w:pPr>
-        <w:pStyle w:val="Compact"/>
         <w:numPr>
           <w:ilvl w:val="0"/>
           <w:numId w:val="1001"/>
         </w:numPr>
-      </w:pPr>
-      <w:r>
-        <w:rPr>
-          <w:b/>
-          <w:bCs/>
+        <w:pStyle w:val="Compact"/>
+      </w:pPr>
+      <w:r>
+        <w:rPr>
+          <w:bCs/>
+          <w:b/>
         </w:rPr>
         <w:t xml:space="preserve">99.95% disponibilidad:</w:t>
       </w:r>
@@ -245,18 +259,18 @@
         </w:pict>
       </w:r>
     </w:p>
-    <w:bookmarkEnd w:id="11"/>
-    <w:bookmarkEnd w:id="12"/>
-    <w:bookmarkStart w:id="16" w:name="X16ad1bf8fd3c72f4f9f37ec0fde01a31e7fb65a"/>
+    <w:bookmarkEnd w:id="22"/>
+    <w:bookmarkEnd w:id="23"/>
+    <w:bookmarkStart w:id="27" w:name="X803e86927c714bbbb99cb452fc37c99f7ada6f4"/>
     <w:p>
       <w:pPr>
         <w:pStyle w:val="Heading2"/>
       </w:pPr>
       <w:r>
-        <w:t xml:space="preserve">🔍 CRITERIOS DE DISEÑO Y JUSTIFICACIONES TÉCNICAS</w:t>
-      </w:r>
-    </w:p>
-    <w:bookmarkStart w:id="13" w:name="por-qué-6-sistemas-técnicos-integrados"/>
+        <w:t xml:space="preserve">🔍 CRITERIOS DE DISENO Y JUSTIFICACIONES TÉCNICAS</w:t>
+      </w:r>
+    </w:p>
+    <w:bookmarkStart w:id="24" w:name="por-qué-6-sistemas-técnicos-integrados"/>
     <w:p>
       <w:pPr>
         <w:pStyle w:val="Heading3"/>
@@ -271,8 +285,8 @@
       </w:pPr>
       <w:r>
         <w:rPr>
-          <w:b/>
-          <w:bCs/>
+          <w:bCs/>
+          <w:b/>
         </w:rPr>
         <w:t xml:space="preserve">Justificación de Integración:</w:t>
       </w:r>
@@ -299,10 +313,10 @@
       </w:r>
       <w:r>
         <w:rPr>
-          <w:b/>
-          <w:bCs/>
-        </w:rPr>
-        <w:t xml:space="preserve">Control y Señalización</w:t>
+          <w:bCs/>
+          <w:b/>
+        </w:rPr>
+        <w:t xml:space="preserve">Control y Senalización</w:t>
       </w:r>
       <w:r>
         <w:t xml:space="preserve"> </w:t>
@@ -321,8 +335,8 @@
       </w:r>
       <w:r>
         <w:rPr>
-          <w:b/>
-          <w:bCs/>
+          <w:bCs/>
+          <w:b/>
         </w:rPr>
         <w:t xml:space="preserve">Telecomunicaciones</w:t>
       </w:r>
@@ -343,8 +357,8 @@
       </w:r>
       <w:r>
         <w:rPr>
-          <w:b/>
-          <w:bCs/>
+          <w:bCs/>
+          <w:b/>
         </w:rPr>
         <w:t xml:space="preserve">ITS y Seguridad</w:t>
       </w:r>
@@ -365,8 +379,8 @@
       </w:r>
       <w:r>
         <w:rPr>
-          <w:b/>
-          <w:bCs/>
+          <w:bCs/>
+          <w:b/>
         </w:rPr>
         <w:t xml:space="preserve">Material Rodante</w:t>
       </w:r>
@@ -387,8 +401,8 @@
       </w:r>
       <w:r>
         <w:rPr>
-          <w:b/>
-          <w:bCs/>
+          <w:bCs/>
+          <w:b/>
         </w:rPr>
         <w:t xml:space="preserve">Infraestructura</w:t>
       </w:r>
@@ -409,8 +423,8 @@
       </w:r>
       <w:r>
         <w:rPr>
-          <w:b/>
-          <w:bCs/>
+          <w:bCs/>
+          <w:b/>
         </w:rPr>
         <w:t xml:space="preserve">Integración</w:t>
       </w:r>
@@ -421,8 +435,8 @@
         <w:t xml:space="preserve">| Coordinación | Funcionamiento unificado |</w:t>
       </w:r>
     </w:p>
-    <w:bookmarkEnd w:id="13"/>
-    <w:bookmarkStart w:id="14" w:name="por-qué-25-interfaces-críticas"/>
+    <w:bookmarkEnd w:id="24"/>
+    <w:bookmarkStart w:id="25" w:name="por-qué-25-interfaces-críticas"/>
     <w:p>
       <w:pPr>
         <w:pStyle w:val="Heading3"/>
@@ -437,8 +451,8 @@
       </w:pPr>
       <w:r>
         <w:rPr>
-          <w:b/>
-          <w:bCs/>
+          <w:bCs/>
+          <w:b/>
         </w:rPr>
         <w:t xml:space="preserve">Justificación de Interfaces:</w:t>
       </w:r>
@@ -453,8 +467,8 @@
       </w:r>
       <w:r>
         <w:rPr>
-          <w:b/>
-          <w:bCs/>
+          <w:bCs/>
+          <w:b/>
         </w:rPr>
         <w:t xml:space="preserve">CTC-PTC:</w:t>
       </w:r>
@@ -475,10 +489,10 @@
       </w:r>
       <w:r>
         <w:rPr>
-          <w:b/>
-          <w:bCs/>
-        </w:rPr>
-        <w:t xml:space="preserve">TETRA-RED TETRA (Misión Crítica):</w:t>
+          <w:bCs/>
+          <w:b/>
+        </w:rPr>
+        <w:t xml:space="preserve">TETRA-Red Vital IP / TETRA:</w:t>
       </w:r>
       <w:r>
         <w:t xml:space="preserve"> </w:t>
@@ -497,8 +511,8 @@
       </w:r>
       <w:r>
         <w:rPr>
-          <w:b/>
-          <w:bCs/>
+          <w:bCs/>
+          <w:b/>
         </w:rPr>
         <w:t xml:space="preserve">ITS-Seguridad:</w:t>
       </w:r>
@@ -519,8 +533,8 @@
       </w:r>
       <w:r>
         <w:rPr>
-          <w:b/>
-          <w:bCs/>
+          <w:bCs/>
+          <w:b/>
         </w:rPr>
         <w:t xml:space="preserve">Material Rodante-PTC:</w:t>
       </w:r>
@@ -541,8 +555,8 @@
       </w:r>
       <w:r>
         <w:rPr>
-          <w:b/>
-          <w:bCs/>
+          <w:bCs/>
+          <w:b/>
         </w:rPr>
         <w:t xml:space="preserve">Infraestructura:</w:t>
       </w:r>
@@ -563,8 +577,8 @@
       </w:r>
       <w:r>
         <w:rPr>
-          <w:b/>
-          <w:bCs/>
+          <w:bCs/>
+          <w:b/>
         </w:rPr>
         <w:t xml:space="preserve">FENOCO:</w:t>
       </w:r>
@@ -575,8 +589,8 @@
         <w:t xml:space="preserve">3 interfaces para interoperabilidad nacional</w:t>
       </w:r>
     </w:p>
-    <w:bookmarkEnd w:id="14"/>
-    <w:bookmarkStart w:id="15" w:name="Xf128172b9130ed1ab097bf78f15bd8d3911731a"/>
+    <w:bookmarkEnd w:id="25"/>
+    <w:bookmarkStart w:id="26" w:name="Xf128172b9130ed1ab097bf78f15bd8d3911731a"/>
     <w:p>
       <w:pPr>
         <w:pStyle w:val="Heading3"/>
@@ -591,8 +605,8 @@
       </w:pPr>
       <w:r>
         <w:rPr>
-          <w:b/>
-          <w:bCs/>
+          <w:bCs/>
+          <w:b/>
         </w:rPr>
         <w:t xml:space="preserve">Justificación de Protocolos:</w:t>
       </w:r>
@@ -607,8 +621,8 @@
       </w:r>
       <w:r>
         <w:rPr>
-          <w:b/>
-          <w:bCs/>
+          <w:bCs/>
+          <w:b/>
         </w:rPr>
         <w:t xml:space="preserve">FRA/AREMA 920-2:</w:t>
       </w:r>
@@ -616,7 +630,7 @@
         <w:t xml:space="preserve"> </w:t>
       </w:r>
       <w:r>
-        <w:t xml:space="preserve">Comunicaciones RED TETRA (Misión Crítica) estándar internacional</w:t>
+        <w:t xml:space="preserve">Comunicaciones Red Vital IP / TETRA estándar internacional</w:t>
       </w:r>
       <w:r>
         <w:t xml:space="preserve"> </w:t>
@@ -629,8 +643,8 @@
       </w:r>
       <w:r>
         <w:rPr>
-          <w:b/>
-          <w:bCs/>
+          <w:bCs/>
+          <w:b/>
         </w:rPr>
         <w:t xml:space="preserve">FRA/AREMA 438:</w:t>
       </w:r>
@@ -638,7 +652,7 @@
         <w:t xml:space="preserve"> </w:t>
       </w:r>
       <w:r>
-        <w:t xml:space="preserve">Señalización ferroviaria compatible con FENOCO</w:t>
+        <w:t xml:space="preserve">Senalización ferroviaria compatible con FENOCO</w:t>
       </w:r>
       <w:r>
         <w:t xml:space="preserve"> </w:t>
@@ -651,8 +665,8 @@
       </w:r>
       <w:r>
         <w:rPr>
-          <w:b/>
-          <w:bCs/>
+          <w:bCs/>
+          <w:b/>
         </w:rPr>
         <w:t xml:space="preserve">FRA/AREMA 930:</w:t>
       </w:r>
@@ -660,7 +674,7 @@
         <w:t xml:space="preserve"> </w:t>
       </w:r>
       <w:r>
-        <w:t xml:space="preserve">Sistemas de señalización interoperables</w:t>
+        <w:t xml:space="preserve">Sistemas de senalización interoperables</w:t>
       </w:r>
       <w:r>
         <w:t xml:space="preserve"> </w:t>
@@ -673,8 +687,8 @@
       </w:r>
       <w:r>
         <w:rPr>
-          <w:b/>
-          <w:bCs/>
+          <w:bCs/>
+          <w:b/>
         </w:rPr>
         <w:t xml:space="preserve">FRA/AREMA 950:</w:t>
       </w:r>
@@ -695,8 +709,8 @@
       </w:r>
       <w:r>
         <w:rPr>
-          <w:b/>
-          <w:bCs/>
+          <w:bCs/>
+          <w:b/>
         </w:rPr>
         <w:t xml:space="preserve">FFFIS:</w:t>
       </w:r>
@@ -717,8 +731,8 @@
       </w:r>
       <w:r>
         <w:rPr>
-          <w:b/>
-          <w:bCs/>
+          <w:bCs/>
+          <w:b/>
         </w:rPr>
         <w:t xml:space="preserve">EN 50159:</w:t>
       </w:r>
@@ -736,9 +750,9 @@
         </w:pict>
       </w:r>
     </w:p>
-    <w:bookmarkEnd w:id="15"/>
-    <w:bookmarkEnd w:id="16"/>
-    <w:bookmarkStart w:id="19" w:name="función-y-propósito-de-la-especialidad"/>
+    <w:bookmarkEnd w:id="26"/>
+    <w:bookmarkEnd w:id="27"/>
+    <w:bookmarkStart w:id="30" w:name="función-y-propósito-de-la-especialidad"/>
     <w:p>
       <w:pPr>
         <w:pStyle w:val="Heading2"/>
@@ -747,7 +761,7 @@
         <w:t xml:space="preserve">🎯 FUNCIÓN Y PROPÓSITO DE LA ESPECIALIDAD</w:t>
       </w:r>
     </w:p>
-    <w:bookmarkStart w:id="17" w:name="qué-hace-esta-especialidad"/>
+    <w:bookmarkStart w:id="28" w:name="qué-hace-esta-especialidad"/>
     <w:p>
       <w:pPr>
         <w:pStyle w:val="Heading3"/>
@@ -768,8 +782,8 @@
       </w:r>
       <w:r>
         <w:rPr>
-          <w:b/>
-          <w:bCs/>
+          <w:bCs/>
+          <w:b/>
         </w:rPr>
         <w:t xml:space="preserve">integración y coordinación</w:t>
       </w:r>
@@ -790,8 +804,8 @@
       </w:r>
       <w:r>
         <w:rPr>
-          <w:b/>
-          <w:bCs/>
+          <w:bCs/>
+          <w:b/>
         </w:rPr>
         <w:t xml:space="preserve">Interfaces:</w:t>
       </w:r>
@@ -812,8 +826,8 @@
       </w:r>
       <w:r>
         <w:rPr>
-          <w:b/>
-          <w:bCs/>
+          <w:bCs/>
+          <w:b/>
         </w:rPr>
         <w:t xml:space="preserve">Protocolos:</w:t>
       </w:r>
@@ -834,8 +848,8 @@
       </w:r>
       <w:r>
         <w:rPr>
-          <w:b/>
-          <w:bCs/>
+          <w:bCs/>
+          <w:b/>
         </w:rPr>
         <w:t xml:space="preserve">APIs:</w:t>
       </w:r>
@@ -856,8 +870,8 @@
       </w:r>
       <w:r>
         <w:rPr>
-          <w:b/>
-          <w:bCs/>
+          <w:bCs/>
+          <w:b/>
         </w:rPr>
         <w:t xml:space="preserve">Coordinación:</w:t>
       </w:r>
@@ -868,8 +882,8 @@
         <w:t xml:space="preserve">Funcionamiento unificado de todos los sistemas</w:t>
       </w:r>
     </w:p>
-    <w:bookmarkEnd w:id="17"/>
-    <w:bookmarkStart w:id="18" w:name="por-qué-la-necesitamos"/>
+    <w:bookmarkEnd w:id="28"/>
+    <w:bookmarkStart w:id="29" w:name="por-qué-la-necesitamos"/>
     <w:p>
       <w:pPr>
         <w:pStyle w:val="Heading3"/>
@@ -880,16 +894,16 @@
     </w:p>
     <w:p>
       <w:pPr>
-        <w:pStyle w:val="Compact"/>
         <w:numPr>
           <w:ilvl w:val="0"/>
           <w:numId w:val="1002"/>
         </w:numPr>
-      </w:pPr>
-      <w:r>
-        <w:rPr>
-          <w:b/>
-          <w:bCs/>
+        <w:pStyle w:val="Compact"/>
+      </w:pPr>
+      <w:r>
+        <w:rPr>
+          <w:bCs/>
+          <w:b/>
         </w:rPr>
         <w:t xml:space="preserve">Integración:</w:t>
       </w:r>
@@ -902,16 +916,16 @@
     </w:p>
     <w:p>
       <w:pPr>
-        <w:pStyle w:val="Compact"/>
         <w:numPr>
           <w:ilvl w:val="0"/>
           <w:numId w:val="1002"/>
         </w:numPr>
-      </w:pPr>
-      <w:r>
-        <w:rPr>
-          <w:b/>
-          <w:bCs/>
+        <w:pStyle w:val="Compact"/>
+      </w:pPr>
+      <w:r>
+        <w:rPr>
+          <w:bCs/>
+          <w:b/>
         </w:rPr>
         <w:t xml:space="preserve">Interoperabilidad:</w:t>
       </w:r>
@@ -924,16 +938,16 @@
     </w:p>
     <w:p>
       <w:pPr>
-        <w:pStyle w:val="Compact"/>
         <w:numPr>
           <w:ilvl w:val="0"/>
           <w:numId w:val="1002"/>
         </w:numPr>
-      </w:pPr>
-      <w:r>
-        <w:rPr>
-          <w:b/>
-          <w:bCs/>
+        <w:pStyle w:val="Compact"/>
+      </w:pPr>
+      <w:r>
+        <w:rPr>
+          <w:bCs/>
+          <w:b/>
         </w:rPr>
         <w:t xml:space="preserve">Eficiencia:</w:t>
       </w:r>
@@ -946,16 +960,16 @@
     </w:p>
     <w:p>
       <w:pPr>
-        <w:pStyle w:val="Compact"/>
         <w:numPr>
           <w:ilvl w:val="0"/>
           <w:numId w:val="1002"/>
         </w:numPr>
-      </w:pPr>
-      <w:r>
-        <w:rPr>
-          <w:b/>
-          <w:bCs/>
+        <w:pStyle w:val="Compact"/>
+      </w:pPr>
+      <w:r>
+        <w:rPr>
+          <w:bCs/>
+          <w:b/>
         </w:rPr>
         <w:t xml:space="preserve">Seguridad:</w:t>
       </w:r>
@@ -968,16 +982,16 @@
     </w:p>
     <w:p>
       <w:pPr>
-        <w:pStyle w:val="Compact"/>
         <w:numPr>
           <w:ilvl w:val="0"/>
           <w:numId w:val="1002"/>
         </w:numPr>
-      </w:pPr>
-      <w:r>
-        <w:rPr>
-          <w:b/>
-          <w:bCs/>
+        <w:pStyle w:val="Compact"/>
+      </w:pPr>
+      <w:r>
+        <w:rPr>
+          <w:bCs/>
+          <w:b/>
         </w:rPr>
         <w:t xml:space="preserve">Mantenimiento:</w:t>
       </w:r>
@@ -995,9 +1009,9 @@
         </w:pict>
       </w:r>
     </w:p>
-    <w:bookmarkEnd w:id="18"/>
-    <w:bookmarkEnd w:id="19"/>
-    <w:bookmarkStart w:id="22" w:name="componentes-principales"/>
+    <w:bookmarkEnd w:id="29"/>
+    <w:bookmarkEnd w:id="30"/>
+    <w:bookmarkStart w:id="33" w:name="componentes-principales"/>
     <w:p>
       <w:pPr>
         <w:pStyle w:val="Heading2"/>
@@ -1006,7 +1020,7 @@
         <w:t xml:space="preserve">🏗️ COMPONENTES PRINCIPALES</w:t>
       </w:r>
     </w:p>
-    <w:bookmarkStart w:id="20" w:name="sistema-de-integración"/>
+    <w:bookmarkStart w:id="31" w:name="sistema-de-integración"/>
     <w:p>
       <w:pPr>
         <w:pStyle w:val="Heading3"/>
@@ -1021,8 +1035,8 @@
       </w:pPr>
       <w:r>
         <w:rPr>
-          <w:b/>
-          <w:bCs/>
+          <w:bCs/>
+          <w:b/>
         </w:rPr>
         <w:t xml:space="preserve">Propósito:</w:t>
       </w:r>
@@ -1039,8 +1053,8 @@
       </w:pPr>
       <w:r>
         <w:rPr>
-          <w:b/>
-          <w:bCs/>
+          <w:bCs/>
+          <w:b/>
         </w:rPr>
         <w:t xml:space="preserve">Especificaciones técnicas:</w:t>
       </w:r>
@@ -1067,8 +1081,8 @@
       </w:r>
       <w:r>
         <w:rPr>
-          <w:b/>
-          <w:bCs/>
+          <w:bCs/>
+          <w:b/>
         </w:rPr>
         <w:t xml:space="preserve">Interfaces</w:t>
       </w:r>
@@ -1089,8 +1103,8 @@
       </w:r>
       <w:r>
         <w:rPr>
-          <w:b/>
-          <w:bCs/>
+          <w:bCs/>
+          <w:b/>
         </w:rPr>
         <w:t xml:space="preserve">Protocolos</w:t>
       </w:r>
@@ -1111,8 +1125,8 @@
       </w:r>
       <w:r>
         <w:rPr>
-          <w:b/>
-          <w:bCs/>
+          <w:bCs/>
+          <w:b/>
         </w:rPr>
         <w:t xml:space="preserve">APIs</w:t>
       </w:r>
@@ -1133,8 +1147,8 @@
       </w:r>
       <w:r>
         <w:rPr>
-          <w:b/>
-          <w:bCs/>
+          <w:bCs/>
+          <w:b/>
         </w:rPr>
         <w:t xml:space="preserve">Disponibilidad</w:t>
       </w:r>
@@ -1145,8 +1159,8 @@
         <w:t xml:space="preserve">| 99.95% | Sistemas críticos |</w:t>
       </w:r>
     </w:p>
-    <w:bookmarkEnd w:id="20"/>
-    <w:bookmarkStart w:id="21" w:name="gateway-de-integración"/>
+    <w:bookmarkEnd w:id="31"/>
+    <w:bookmarkStart w:id="32" w:name="gateway-de-integración"/>
     <w:p>
       <w:pPr>
         <w:pStyle w:val="Heading3"/>
@@ -1161,8 +1175,8 @@
       </w:pPr>
       <w:r>
         <w:rPr>
-          <w:b/>
-          <w:bCs/>
+          <w:bCs/>
+          <w:b/>
         </w:rPr>
         <w:t xml:space="preserve">Propósito:</w:t>
       </w:r>
@@ -1179,8 +1193,8 @@
       </w:pPr>
       <w:r>
         <w:rPr>
-          <w:b/>
-          <w:bCs/>
+          <w:bCs/>
+          <w:b/>
         </w:rPr>
         <w:t xml:space="preserve">Componentes instalados:</w:t>
       </w:r>
@@ -1207,8 +1221,8 @@
       </w:r>
       <w:r>
         <w:rPr>
-          <w:b/>
-          <w:bCs/>
+          <w:bCs/>
+          <w:b/>
         </w:rPr>
         <w:t xml:space="preserve">Gateway FRA/AREMA</w:t>
       </w:r>
@@ -1229,8 +1243,8 @@
       </w:r>
       <w:r>
         <w:rPr>
-          <w:b/>
-          <w:bCs/>
+          <w:bCs/>
+          <w:b/>
         </w:rPr>
         <w:t xml:space="preserve">Sistema de monitoreo</w:t>
       </w:r>
@@ -1251,8 +1265,8 @@
       </w:r>
       <w:r>
         <w:rPr>
-          <w:b/>
-          <w:bCs/>
+          <w:bCs/>
+          <w:b/>
         </w:rPr>
         <w:t xml:space="preserve">Sistema de control</w:t>
       </w:r>
@@ -1270,9 +1284,9 @@
         </w:pict>
       </w:r>
     </w:p>
-    <w:bookmarkEnd w:id="21"/>
-    <w:bookmarkEnd w:id="22"/>
-    <w:bookmarkStart w:id="25" w:name="especificaciones-técnicas-clave"/>
+    <w:bookmarkEnd w:id="32"/>
+    <w:bookmarkEnd w:id="33"/>
+    <w:bookmarkStart w:id="36" w:name="especificaciones-técnicas-clave"/>
     <w:p>
       <w:pPr>
         <w:pStyle w:val="Heading2"/>
@@ -1281,7 +1295,7 @@
         <w:t xml:space="preserve">📐 ESPECIFICACIONES TÉCNICAS CLAVE</w:t>
       </w:r>
     </w:p>
-    <w:bookmarkStart w:id="23" w:name="tabla-consolidada-de-especificaciones"/>
+    <w:bookmarkStart w:id="34" w:name="tabla-consolidada-de-especificaciones"/>
     <w:p>
       <w:pPr>
         <w:pStyle w:val="Heading3"/>
@@ -1295,6 +1309,7 @@
         <w:tblStyle w:val="Table"/>
         <w:tblW w:type="auto" w:w="0"/>
         <w:tblLook w:firstRow="1" w:lastRow="0" w:firstColumn="0" w:lastColumn="0" w:noHBand="0" w:noVBand="0" w:val="0020"/>
+        <w:jc w:val="start"/>
       </w:tblPr>
       <w:tblGrid>
         <w:gridCol w:w="2640"/>
@@ -1303,7 +1318,7 @@
       </w:tblGrid>
       <w:tr>
         <w:trPr>
-          <w:tblHeader w:val="on"/>
+          <w:tblHeader w:val="true"/>
         </w:trPr>
         <w:tc>
           <w:tcPr/>
@@ -1533,8 +1548,8 @@
         </w:tc>
       </w:tr>
     </w:tbl>
-    <w:bookmarkEnd w:id="23"/>
-    <w:bookmarkStart w:id="24" w:name="criterios-de-aceptación"/>
+    <w:bookmarkEnd w:id="34"/>
+    <w:bookmarkStart w:id="35" w:name="criterios-de-aceptación"/>
     <w:p>
       <w:pPr>
         <w:pStyle w:val="Heading3"/>
@@ -1545,11 +1560,11 @@
     </w:p>
     <w:p>
       <w:pPr>
-        <w:pStyle w:val="Compact"/>
         <w:numPr>
           <w:ilvl w:val="0"/>
           <w:numId w:val="1003"/>
         </w:numPr>
+        <w:pStyle w:val="Compact"/>
       </w:pPr>
       <w:r>
         <w:t xml:space="preserve">✅ 25 interfaces críticas operativas</w:t>
@@ -1557,11 +1572,11 @@
     </w:p>
     <w:p>
       <w:pPr>
-        <w:pStyle w:val="Compact"/>
         <w:numPr>
           <w:ilvl w:val="0"/>
           <w:numId w:val="1003"/>
         </w:numPr>
+        <w:pStyle w:val="Compact"/>
       </w:pPr>
       <w:r>
         <w:t xml:space="preserve">✅ 15 protocolos implementados</w:t>
@@ -1569,11 +1584,11 @@
     </w:p>
     <w:p>
       <w:pPr>
-        <w:pStyle w:val="Compact"/>
         <w:numPr>
           <w:ilvl w:val="0"/>
           <w:numId w:val="1003"/>
         </w:numPr>
+        <w:pStyle w:val="Compact"/>
       </w:pPr>
       <w:r>
         <w:t xml:space="preserve">✅ 12 APIs funcionando</w:t>
@@ -1581,11 +1596,11 @@
     </w:p>
     <w:p>
       <w:pPr>
-        <w:pStyle w:val="Compact"/>
         <w:numPr>
           <w:ilvl w:val="0"/>
           <w:numId w:val="1003"/>
         </w:numPr>
+        <w:pStyle w:val="Compact"/>
       </w:pPr>
       <w:r>
         <w:t xml:space="preserve">✅ Gateway de integración operativo</w:t>
@@ -1593,11 +1608,11 @@
     </w:p>
     <w:p>
       <w:pPr>
-        <w:pStyle w:val="Compact"/>
         <w:numPr>
           <w:ilvl w:val="0"/>
           <w:numId w:val="1003"/>
         </w:numPr>
+        <w:pStyle w:val="Compact"/>
       </w:pPr>
       <w:r>
         <w:t xml:space="preserve">✅ Disponibilidad 99.95%</w:t>
@@ -1610,9 +1625,9 @@
         </w:pict>
       </w:r>
     </w:p>
-    <w:bookmarkEnd w:id="24"/>
-    <w:bookmarkEnd w:id="25"/>
-    <w:bookmarkStart w:id="28" w:name="ubicación-y-despliegue"/>
+    <w:bookmarkEnd w:id="35"/>
+    <w:bookmarkEnd w:id="36"/>
+    <w:bookmarkStart w:id="39" w:name="ubicación-y-despliegue"/>
     <w:p>
       <w:pPr>
         <w:pStyle w:val="Heading2"/>
@@ -1621,7 +1636,7 @@
         <w:t xml:space="preserve">📍 UBICACIÓN Y DESPLIEGUE</w:t>
       </w:r>
     </w:p>
-    <w:bookmarkStart w:id="26" w:name="mapa-de-despliegue"/>
+    <w:bookmarkStart w:id="37" w:name="mapa-de-despliegue"/>
     <w:p>
       <w:pPr>
         <w:pStyle w:val="Heading3"/>
@@ -1638,8 +1653,8 @@
         <w:t xml:space="preserve">Los sistemas de integración están centralizados en el CCO La Dorada y se extienden a todos los sistemas del proyecto.</w:t>
       </w:r>
     </w:p>
-    <w:bookmarkEnd w:id="26"/>
-    <w:bookmarkStart w:id="27" w:name="tabla-de-ubicaciones-principales"/>
+    <w:bookmarkEnd w:id="37"/>
+    <w:bookmarkStart w:id="38" w:name="tabla-de-ubicaciones-principales"/>
     <w:p>
       <w:pPr>
         <w:pStyle w:val="Heading3"/>
@@ -1652,8 +1667,9 @@
       <w:tblPr>
         <w:tblStyle w:val="Table"/>
         <w:tblW w:type="pct" w:w="5000"/>
+        <w:tblLook w:firstRow="1" w:lastRow="0" w:firstColumn="0" w:lastColumn="0" w:noHBand="0" w:noVBand="0" w:val="0020"/>
+        <w:jc w:val="start"/>
         <w:tblLayout w:type="fixed"/>
-        <w:tblLook w:firstRow="1" w:lastRow="0" w:firstColumn="0" w:lastColumn="0" w:noHBand="0" w:noVBand="0" w:val="0020"/>
       </w:tblPr>
       <w:tblGrid>
         <w:gridCol w:w="2124"/>
@@ -1663,7 +1679,7 @@
       </w:tblGrid>
       <w:tr>
         <w:trPr>
-          <w:tblHeader w:val="on"/>
+          <w:tblHeader w:val="true"/>
         </w:trPr>
         <w:tc>
           <w:tcPr/>
@@ -1724,8 +1740,8 @@
             </w:pPr>
             <w:r>
               <w:rPr>
+                <w:bCs/>
                 <w:b/>
-                <w:bCs/>
               </w:rPr>
               <w:t xml:space="preserve">CCO La Dorada</w:t>
             </w:r>
@@ -1778,8 +1794,8 @@
             </w:pPr>
             <w:r>
               <w:rPr>
+                <w:bCs/>
                 <w:b/>
-                <w:bCs/>
               </w:rPr>
               <w:t xml:space="preserve">Sistemas distribuidos</w:t>
             </w:r>
@@ -1830,9 +1846,9 @@
         </w:pict>
       </w:r>
     </w:p>
-    <w:bookmarkEnd w:id="27"/>
-    <w:bookmarkEnd w:id="28"/>
-    <w:bookmarkStart w:id="32" w:name="operación-y-mantenimiento"/>
+    <w:bookmarkEnd w:id="38"/>
+    <w:bookmarkEnd w:id="39"/>
+    <w:bookmarkStart w:id="43" w:name="operación-y-mantenimiento"/>
     <w:p>
       <w:pPr>
         <w:pStyle w:val="Heading2"/>
@@ -1841,7 +1857,7 @@
         <w:t xml:space="preserve">⚙️ OPERACIÓN Y MANTENIMIENTO</w:t>
       </w:r>
     </w:p>
-    <w:bookmarkStart w:id="29" w:name="operación-normal"/>
+    <w:bookmarkStart w:id="40" w:name="operación-normal"/>
     <w:p>
       <w:pPr>
         <w:pStyle w:val="Heading3"/>
@@ -1858,8 +1874,8 @@
         <w:t xml:space="preserve">Los sistemas de integración operan 24/7 coordinando todos los sistemas técnicos, con monitoreo automático de interfaces y protocolos.</w:t>
       </w:r>
     </w:p>
-    <w:bookmarkEnd w:id="29"/>
-    <w:bookmarkStart w:id="30" w:name="mantenimiento-preventivo"/>
+    <w:bookmarkEnd w:id="40"/>
+    <w:bookmarkStart w:id="41" w:name="mantenimiento-preventivo"/>
     <w:p>
       <w:pPr>
         <w:pStyle w:val="Heading3"/>
@@ -1870,16 +1886,16 @@
     </w:p>
     <w:p>
       <w:pPr>
-        <w:pStyle w:val="Compact"/>
         <w:numPr>
           <w:ilvl w:val="0"/>
           <w:numId w:val="1004"/>
         </w:numPr>
-      </w:pPr>
-      <w:r>
-        <w:rPr>
-          <w:b/>
-          <w:bCs/>
+        <w:pStyle w:val="Compact"/>
+      </w:pPr>
+      <w:r>
+        <w:rPr>
+          <w:bCs/>
+          <w:b/>
         </w:rPr>
         <w:t xml:space="preserve">Diario:</w:t>
       </w:r>
@@ -1892,16 +1908,16 @@
     </w:p>
     <w:p>
       <w:pPr>
-        <w:pStyle w:val="Compact"/>
         <w:numPr>
           <w:ilvl w:val="0"/>
           <w:numId w:val="1004"/>
         </w:numPr>
-      </w:pPr>
-      <w:r>
-        <w:rPr>
-          <w:b/>
-          <w:bCs/>
+        <w:pStyle w:val="Compact"/>
+      </w:pPr>
+      <w:r>
+        <w:rPr>
+          <w:bCs/>
+          <w:b/>
         </w:rPr>
         <w:t xml:space="preserve">Semanal:</w:t>
       </w:r>
@@ -1914,16 +1930,16 @@
     </w:p>
     <w:p>
       <w:pPr>
-        <w:pStyle w:val="Compact"/>
         <w:numPr>
           <w:ilvl w:val="0"/>
           <w:numId w:val="1004"/>
         </w:numPr>
-      </w:pPr>
-      <w:r>
-        <w:rPr>
-          <w:b/>
-          <w:bCs/>
+        <w:pStyle w:val="Compact"/>
+      </w:pPr>
+      <w:r>
+        <w:rPr>
+          <w:bCs/>
+          <w:b/>
         </w:rPr>
         <w:t xml:space="preserve">Mensual:</w:t>
       </w:r>
@@ -1936,16 +1952,16 @@
     </w:p>
     <w:p>
       <w:pPr>
-        <w:pStyle w:val="Compact"/>
         <w:numPr>
           <w:ilvl w:val="0"/>
           <w:numId w:val="1004"/>
         </w:numPr>
-      </w:pPr>
-      <w:r>
-        <w:rPr>
-          <w:b/>
-          <w:bCs/>
+        <w:pStyle w:val="Compact"/>
+      </w:pPr>
+      <w:r>
+        <w:rPr>
+          <w:bCs/>
+          <w:b/>
         </w:rPr>
         <w:t xml:space="preserve">Trimestral:</w:t>
       </w:r>
@@ -1958,16 +1974,16 @@
     </w:p>
     <w:p>
       <w:pPr>
-        <w:pStyle w:val="Compact"/>
         <w:numPr>
           <w:ilvl w:val="0"/>
           <w:numId w:val="1004"/>
         </w:numPr>
-      </w:pPr>
-      <w:r>
-        <w:rPr>
-          <w:b/>
-          <w:bCs/>
+        <w:pStyle w:val="Compact"/>
+      </w:pPr>
+      <w:r>
+        <w:rPr>
+          <w:bCs/>
+          <w:b/>
         </w:rPr>
         <w:t xml:space="preserve">Anual:</w:t>
       </w:r>
@@ -1978,8 +1994,8 @@
         <w:t xml:space="preserve">Certificación de interoperabilidad</w:t>
       </w:r>
     </w:p>
-    <w:bookmarkEnd w:id="30"/>
-    <w:bookmarkStart w:id="31" w:name="respuesta-a-fallas"/>
+    <w:bookmarkEnd w:id="41"/>
+    <w:bookmarkStart w:id="42" w:name="respuesta-a-fallas"/>
     <w:p>
       <w:pPr>
         <w:pStyle w:val="Heading3"/>
@@ -1990,16 +2006,16 @@
     </w:p>
     <w:p>
       <w:pPr>
-        <w:pStyle w:val="Compact"/>
         <w:numPr>
           <w:ilvl w:val="0"/>
           <w:numId w:val="1005"/>
         </w:numPr>
-      </w:pPr>
-      <w:r>
-        <w:rPr>
-          <w:b/>
-          <w:bCs/>
+        <w:pStyle w:val="Compact"/>
+      </w:pPr>
+      <w:r>
+        <w:rPr>
+          <w:bCs/>
+          <w:b/>
         </w:rPr>
         <w:t xml:space="preserve">Detección automática</w:t>
       </w:r>
@@ -2012,16 +2028,16 @@
     </w:p>
     <w:p>
       <w:pPr>
-        <w:pStyle w:val="Compact"/>
         <w:numPr>
           <w:ilvl w:val="0"/>
           <w:numId w:val="1005"/>
         </w:numPr>
-      </w:pPr>
-      <w:r>
-        <w:rPr>
-          <w:b/>
-          <w:bCs/>
+        <w:pStyle w:val="Compact"/>
+      </w:pPr>
+      <w:r>
+        <w:rPr>
+          <w:bCs/>
+          <w:b/>
         </w:rPr>
         <w:t xml:space="preserve">Conmutación automática</w:t>
       </w:r>
@@ -2034,16 +2050,16 @@
     </w:p>
     <w:p>
       <w:pPr>
-        <w:pStyle w:val="Compact"/>
         <w:numPr>
           <w:ilvl w:val="0"/>
           <w:numId w:val="1005"/>
         </w:numPr>
-      </w:pPr>
-      <w:r>
-        <w:rPr>
-          <w:b/>
-          <w:bCs/>
+        <w:pStyle w:val="Compact"/>
+      </w:pPr>
+      <w:r>
+        <w:rPr>
+          <w:bCs/>
+          <w:b/>
         </w:rPr>
         <w:t xml:space="preserve">Notificación inmediata</w:t>
       </w:r>
@@ -2056,16 +2072,16 @@
     </w:p>
     <w:p>
       <w:pPr>
-        <w:pStyle w:val="Compact"/>
         <w:numPr>
           <w:ilvl w:val="0"/>
           <w:numId w:val="1005"/>
         </w:numPr>
-      </w:pPr>
-      <w:r>
-        <w:rPr>
-          <w:b/>
-          <w:bCs/>
+        <w:pStyle w:val="Compact"/>
+      </w:pPr>
+      <w:r>
+        <w:rPr>
+          <w:bCs/>
+          <w:b/>
         </w:rPr>
         <w:t xml:space="preserve">Reparación</w:t>
       </w:r>
@@ -2078,16 +2094,16 @@
     </w:p>
     <w:p>
       <w:pPr>
-        <w:pStyle w:val="Compact"/>
         <w:numPr>
           <w:ilvl w:val="0"/>
           <w:numId w:val="1005"/>
         </w:numPr>
-      </w:pPr>
-      <w:r>
-        <w:rPr>
-          <w:b/>
-          <w:bCs/>
+        <w:pStyle w:val="Compact"/>
+      </w:pPr>
+      <w:r>
+        <w:rPr>
+          <w:bCs/>
+          <w:b/>
         </w:rPr>
         <w:t xml:space="preserve">Verificación</w:t>
       </w:r>
@@ -2105,9 +2121,9 @@
         </w:pict>
       </w:r>
     </w:p>
-    <w:bookmarkEnd w:id="31"/>
-    <w:bookmarkEnd w:id="32"/>
-    <w:bookmarkStart w:id="35" w:name="interfaces-con-otras-especialidades"/>
+    <w:bookmarkEnd w:id="42"/>
+    <w:bookmarkEnd w:id="43"/>
+    <w:bookmarkStart w:id="46" w:name="interfaces-con-otras-especialidades"/>
     <w:p>
       <w:pPr>
         <w:pStyle w:val="Heading2"/>
@@ -2116,7 +2132,7 @@
         <w:t xml:space="preserve">🔗 INTERFACES CON OTRAS ESPECIALIDADES</w:t>
       </w:r>
     </w:p>
-    <w:bookmarkStart w:id="33" w:name="diagrama-de-interfaces"/>
+    <w:bookmarkStart w:id="44" w:name="diagrama-de-interfaces"/>
     <w:p>
       <w:pPr>
         <w:pStyle w:val="Heading3"/>
@@ -2172,8 +2188,8 @@
         <w:t xml:space="preserve">[Funcionamiento Unificado]</w:t>
       </w:r>
     </w:p>
-    <w:bookmarkEnd w:id="33"/>
-    <w:bookmarkStart w:id="34" w:name="tabla-de-interfaces-críticas"/>
+    <w:bookmarkEnd w:id="44"/>
+    <w:bookmarkStart w:id="45" w:name="tabla-de-interfaces-críticas"/>
     <w:p>
       <w:pPr>
         <w:pStyle w:val="Heading3"/>
@@ -2187,6 +2203,7 @@
         <w:tblStyle w:val="Table"/>
         <w:tblW w:type="auto" w:w="0"/>
         <w:tblLook w:firstRow="1" w:lastRow="0" w:firstColumn="0" w:lastColumn="0" w:noHBand="0" w:noVBand="0" w:val="0020"/>
+        <w:jc w:val="start"/>
       </w:tblPr>
       <w:tblGrid>
         <w:gridCol w:w="1980"/>
@@ -2196,7 +2213,7 @@
       </w:tblGrid>
       <w:tr>
         <w:trPr>
-          <w:tblHeader w:val="on"/>
+          <w:tblHeader w:val="true"/>
         </w:trPr>
         <w:tc>
           <w:tcPr/>
@@ -2257,8 +2274,8 @@
             </w:pPr>
             <w:r>
               <w:rPr>
+                <w:bCs/>
                 <w:b/>
-                <w:bCs/>
               </w:rPr>
               <w:t xml:space="preserve">Ingeniería Civil</w:t>
             </w:r>
@@ -2311,8 +2328,8 @@
             </w:pPr>
             <w:r>
               <w:rPr>
+                <w:bCs/>
                 <w:b/>
-                <w:bCs/>
               </w:rPr>
               <w:t xml:space="preserve">Ingeniería Eléctrica</w:t>
             </w:r>
@@ -2365,8 +2382,8 @@
             </w:pPr>
             <w:r>
               <w:rPr>
+                <w:bCs/>
                 <w:b/>
-                <w:bCs/>
               </w:rPr>
               <w:t xml:space="preserve">Ingeniería Mecánica</w:t>
             </w:r>
@@ -2419,8 +2436,8 @@
             </w:pPr>
             <w:r>
               <w:rPr>
+                <w:bCs/>
                 <w:b/>
-                <w:bCs/>
               </w:rPr>
               <w:t xml:space="preserve">Ingeniería Ambiental</w:t>
             </w:r>
@@ -2471,9 +2488,9 @@
         </w:pict>
       </w:r>
     </w:p>
-    <w:bookmarkEnd w:id="34"/>
-    <w:bookmarkEnd w:id="35"/>
-    <w:bookmarkStart w:id="39" w:name="supuestos-técnicos-y-limitaciones"/>
+    <w:bookmarkEnd w:id="45"/>
+    <w:bookmarkEnd w:id="46"/>
+    <w:bookmarkStart w:id="50" w:name="supuestos-técnicos-y-limitaciones"/>
     <w:p>
       <w:pPr>
         <w:pStyle w:val="Heading2"/>
@@ -2482,21 +2499,22 @@
         <w:t xml:space="preserve">📋 SUPUESTOS TÉCNICOS Y LIMITACIONES</w:t>
       </w:r>
     </w:p>
-    <w:bookmarkStart w:id="36" w:name="supuestos-críticos-del-diseño"/>
+    <w:bookmarkStart w:id="47" w:name="supuestos-críticos-del-diseno"/>
     <w:p>
       <w:pPr>
         <w:pStyle w:val="Heading3"/>
       </w:pPr>
       <w:r>
-        <w:t xml:space="preserve">Supuestos Críticos del Diseño</w:t>
+        <w:t xml:space="preserve">Supuestos Críticos del Diseno</w:t>
       </w:r>
     </w:p>
     <w:tbl>
       <w:tblPr>
         <w:tblStyle w:val="Table"/>
         <w:tblW w:type="pct" w:w="5000"/>
+        <w:tblLook w:firstRow="1" w:lastRow="0" w:firstColumn="0" w:lastColumn="0" w:noHBand="0" w:noVBand="0" w:val="0020"/>
+        <w:jc w:val="start"/>
         <w:tblLayout w:type="fixed"/>
-        <w:tblLook w:firstRow="1" w:lastRow="0" w:firstColumn="0" w:lastColumn="0" w:noHBand="0" w:noVBand="0" w:val="0020"/>
       </w:tblPr>
       <w:tblGrid>
         <w:gridCol w:w="1414"/>
@@ -2506,7 +2524,7 @@
       </w:tblGrid>
       <w:tr>
         <w:trPr>
-          <w:tblHeader w:val="on"/>
+          <w:tblHeader w:val="true"/>
         </w:trPr>
         <w:tc>
           <w:tcPr/>
@@ -2567,8 +2585,8 @@
             </w:pPr>
             <w:r>
               <w:rPr>
+                <w:bCs/>
                 <w:b/>
-                <w:bCs/>
               </w:rPr>
               <w:t xml:space="preserve">Disponibilidad sistemas</w:t>
             </w:r>
@@ -2621,8 +2639,8 @@
             </w:pPr>
             <w:r>
               <w:rPr>
+                <w:bCs/>
                 <w:b/>
-                <w:bCs/>
               </w:rPr>
               <w:t xml:space="preserve">Protocolos estándar</w:t>
             </w:r>
@@ -2675,8 +2693,8 @@
             </w:pPr>
             <w:r>
               <w:rPr>
+                <w:bCs/>
                 <w:b/>
-                <w:bCs/>
               </w:rPr>
               <w:t xml:space="preserve">Interoperabilidad FENOCO</w:t>
             </w:r>
@@ -2729,8 +2747,8 @@
             </w:pPr>
             <w:r>
               <w:rPr>
+                <w:bCs/>
                 <w:b/>
-                <w:bCs/>
               </w:rPr>
               <w:t xml:space="preserve">Tiempo de respuesta</w:t>
             </w:r>
@@ -2774,28 +2792,28 @@
         </w:tc>
       </w:tr>
     </w:tbl>
-    <w:bookmarkEnd w:id="36"/>
-    <w:bookmarkStart w:id="37" w:name="limitaciones-del-diseño"/>
+    <w:bookmarkEnd w:id="47"/>
+    <w:bookmarkStart w:id="48" w:name="limitaciones-del-diseno"/>
     <w:p>
       <w:pPr>
         <w:pStyle w:val="Heading3"/>
       </w:pPr>
       <w:r>
-        <w:t xml:space="preserve">Limitaciones del Diseño</w:t>
-      </w:r>
-    </w:p>
-    <w:p>
-      <w:pPr>
-        <w:pStyle w:val="Compact"/>
+        <w:t xml:space="preserve">Limitaciones del Diseno</w:t>
+      </w:r>
+    </w:p>
+    <w:p>
+      <w:pPr>
         <w:numPr>
           <w:ilvl w:val="0"/>
           <w:numId w:val="1006"/>
         </w:numPr>
-      </w:pPr>
-      <w:r>
-        <w:rPr>
-          <w:b/>
-          <w:bCs/>
+        <w:pStyle w:val="Compact"/>
+      </w:pPr>
+      <w:r>
+        <w:rPr>
+          <w:bCs/>
+          <w:b/>
         </w:rPr>
         <w:t xml:space="preserve">Dependencia de sistemas:</w:t>
       </w:r>
@@ -2808,16 +2826,16 @@
     </w:p>
     <w:p>
       <w:pPr>
-        <w:pStyle w:val="Compact"/>
         <w:numPr>
           <w:ilvl w:val="0"/>
           <w:numId w:val="1006"/>
         </w:numPr>
-      </w:pPr>
-      <w:r>
-        <w:rPr>
-          <w:b/>
-          <w:bCs/>
+        <w:pStyle w:val="Compact"/>
+      </w:pPr>
+      <w:r>
+        <w:rPr>
+          <w:bCs/>
+          <w:b/>
         </w:rPr>
         <w:t xml:space="preserve">Complejidad:</w:t>
       </w:r>
@@ -2830,16 +2848,16 @@
     </w:p>
     <w:p>
       <w:pPr>
-        <w:pStyle w:val="Compact"/>
         <w:numPr>
           <w:ilvl w:val="0"/>
           <w:numId w:val="1006"/>
         </w:numPr>
-      </w:pPr>
-      <w:r>
-        <w:rPr>
-          <w:b/>
-          <w:bCs/>
+        <w:pStyle w:val="Compact"/>
+      </w:pPr>
+      <w:r>
+        <w:rPr>
+          <w:bCs/>
+          <w:b/>
         </w:rPr>
         <w:t xml:space="preserve">Mantenimiento:</w:t>
       </w:r>
@@ -2852,16 +2870,16 @@
     </w:p>
     <w:p>
       <w:pPr>
-        <w:pStyle w:val="Compact"/>
         <w:numPr>
           <w:ilvl w:val="0"/>
           <w:numId w:val="1006"/>
         </w:numPr>
-      </w:pPr>
-      <w:r>
-        <w:rPr>
-          <w:b/>
-          <w:bCs/>
+        <w:pStyle w:val="Compact"/>
+      </w:pPr>
+      <w:r>
+        <w:rPr>
+          <w:bCs/>
+          <w:b/>
         </w:rPr>
         <w:t xml:space="preserve">Actualizaciones:</w:t>
       </w:r>
@@ -2874,16 +2892,16 @@
     </w:p>
     <w:p>
       <w:pPr>
-        <w:pStyle w:val="Compact"/>
         <w:numPr>
           <w:ilvl w:val="0"/>
           <w:numId w:val="1006"/>
         </w:numPr>
-      </w:pPr>
-      <w:r>
-        <w:rPr>
-          <w:b/>
-          <w:bCs/>
+        <w:pStyle w:val="Compact"/>
+      </w:pPr>
+      <w:r>
+        <w:rPr>
+          <w:bCs/>
+          <w:b/>
         </w:rPr>
         <w:t xml:space="preserve">Seguridad:</w:t>
       </w:r>
@@ -2894,8 +2912,8 @@
         <w:t xml:space="preserve">Múltiples puntos de acceso</w:t>
       </w:r>
     </w:p>
-    <w:bookmarkEnd w:id="37"/>
-    <w:bookmarkStart w:id="38" w:name="dependencias-críticas"/>
+    <w:bookmarkEnd w:id="48"/>
+    <w:bookmarkStart w:id="49" w:name="dependencias-críticas"/>
     <w:p>
       <w:pPr>
         <w:pStyle w:val="Heading3"/>
@@ -2906,16 +2924,16 @@
     </w:p>
     <w:p>
       <w:pPr>
-        <w:pStyle w:val="Compact"/>
         <w:numPr>
           <w:ilvl w:val="0"/>
           <w:numId w:val="1007"/>
         </w:numPr>
-      </w:pPr>
-      <w:r>
-        <w:rPr>
-          <w:b/>
-          <w:bCs/>
+        <w:pStyle w:val="Compact"/>
+      </w:pPr>
+      <w:r>
+        <w:rPr>
+          <w:bCs/>
+          <w:b/>
         </w:rPr>
         <w:t xml:space="preserve">Todos los sistemas técnicos:</w:t>
       </w:r>
@@ -2928,16 +2946,16 @@
     </w:p>
     <w:p>
       <w:pPr>
-        <w:pStyle w:val="Compact"/>
         <w:numPr>
           <w:ilvl w:val="0"/>
           <w:numId w:val="1007"/>
         </w:numPr>
-      </w:pPr>
-      <w:r>
-        <w:rPr>
-          <w:b/>
-          <w:bCs/>
+        <w:pStyle w:val="Compact"/>
+      </w:pPr>
+      <w:r>
+        <w:rPr>
+          <w:bCs/>
+          <w:b/>
         </w:rPr>
         <w:t xml:space="preserve">Protocolos estándar:</w:t>
       </w:r>
@@ -2950,16 +2968,16 @@
     </w:p>
     <w:p>
       <w:pPr>
-        <w:pStyle w:val="Compact"/>
         <w:numPr>
           <w:ilvl w:val="0"/>
           <w:numId w:val="1007"/>
         </w:numPr>
-      </w:pPr>
-      <w:r>
-        <w:rPr>
-          <w:b/>
-          <w:bCs/>
+        <w:pStyle w:val="Compact"/>
+      </w:pPr>
+      <w:r>
+        <w:rPr>
+          <w:bCs/>
+          <w:b/>
         </w:rPr>
         <w:t xml:space="preserve">Personal especializado:</w:t>
       </w:r>
@@ -2972,16 +2990,16 @@
     </w:p>
     <w:p>
       <w:pPr>
-        <w:pStyle w:val="Compact"/>
         <w:numPr>
           <w:ilvl w:val="0"/>
           <w:numId w:val="1007"/>
         </w:numPr>
-      </w:pPr>
-      <w:r>
-        <w:rPr>
-          <w:b/>
-          <w:bCs/>
+        <w:pStyle w:val="Compact"/>
+      </w:pPr>
+      <w:r>
+        <w:rPr>
+          <w:bCs/>
+          <w:b/>
         </w:rPr>
         <w:t xml:space="preserve">Software especializado:</w:t>
       </w:r>
@@ -2994,16 +3012,16 @@
     </w:p>
     <w:p>
       <w:pPr>
-        <w:pStyle w:val="Compact"/>
         <w:numPr>
           <w:ilvl w:val="0"/>
           <w:numId w:val="1007"/>
         </w:numPr>
-      </w:pPr>
-      <w:r>
-        <w:rPr>
-          <w:b/>
-          <w:bCs/>
+        <w:pStyle w:val="Compact"/>
+      </w:pPr>
+      <w:r>
+        <w:rPr>
+          <w:bCs/>
+          <w:b/>
         </w:rPr>
         <w:t xml:space="preserve">Comunicaciones:</w:t>
       </w:r>
@@ -3021,9 +3039,9 @@
         </w:pict>
       </w:r>
     </w:p>
-    <w:bookmarkEnd w:id="38"/>
-    <w:bookmarkEnd w:id="39"/>
-    <w:bookmarkStart w:id="40" w:name="riesgos-y-mitigaciones"/>
+    <w:bookmarkEnd w:id="49"/>
+    <w:bookmarkEnd w:id="50"/>
+    <w:bookmarkStart w:id="51" w:name="riesgos-y-mitigaciones"/>
     <w:p>
       <w:pPr>
         <w:pStyle w:val="Heading2"/>
@@ -3036,8 +3054,9 @@
       <w:tblPr>
         <w:tblStyle w:val="Table"/>
         <w:tblW w:type="pct" w:w="5000"/>
+        <w:tblLook w:firstRow="1" w:lastRow="0" w:firstColumn="0" w:lastColumn="0" w:noHBand="0" w:noVBand="0" w:val="0020"/>
+        <w:jc w:val="start"/>
         <w:tblLayout w:type="fixed"/>
-        <w:tblLook w:firstRow="1" w:lastRow="0" w:firstColumn="0" w:lastColumn="0" w:noHBand="0" w:noVBand="0" w:val="0020"/>
       </w:tblPr>
       <w:tblGrid>
         <w:gridCol w:w="1218"/>
@@ -3048,7 +3067,7 @@
       </w:tblGrid>
       <w:tr>
         <w:trPr>
-          <w:tblHeader w:val="on"/>
+          <w:tblHeader w:val="true"/>
         </w:trPr>
         <w:tc>
           <w:tcPr/>
@@ -3429,8 +3448,8 @@
         </w:pict>
       </w:r>
     </w:p>
-    <w:bookmarkEnd w:id="40"/>
-    <w:bookmarkStart w:id="43" w:name="cumplimiento-contractual"/>
+    <w:bookmarkEnd w:id="51"/>
+    <w:bookmarkStart w:id="54" w:name="cumplimiento-contractual"/>
     <w:p>
       <w:pPr>
         <w:pStyle w:val="Heading2"/>
@@ -3439,7 +3458,7 @@
         <w:t xml:space="preserve">📋 CUMPLIMIENTO CONTRACTUAL</w:t>
       </w:r>
     </w:p>
-    <w:bookmarkStart w:id="41" w:name="obligaciones-clave-del-contrato"/>
+    <w:bookmarkStart w:id="52" w:name="obligaciones-clave-del-contrato"/>
     <w:p>
       <w:pPr>
         <w:pStyle w:val="Heading3"/>
@@ -3450,11 +3469,11 @@
     </w:p>
     <w:p>
       <w:pPr>
-        <w:pStyle w:val="Compact"/>
         <w:numPr>
           <w:ilvl w:val="0"/>
           <w:numId w:val="1008"/>
         </w:numPr>
+        <w:pStyle w:val="Compact"/>
       </w:pPr>
       <w:r>
         <w:t xml:space="preserve">✅</w:t>
@@ -3464,8 +3483,8 @@
       </w:r>
       <w:r>
         <w:rPr>
-          <w:b/>
-          <w:bCs/>
+          <w:bCs/>
+          <w:b/>
         </w:rPr>
         <w:t xml:space="preserve">AT1 - Alcance:</w:t>
       </w:r>
@@ -3478,11 +3497,11 @@
     </w:p>
     <w:p>
       <w:pPr>
-        <w:pStyle w:val="Compact"/>
         <w:numPr>
           <w:ilvl w:val="0"/>
           <w:numId w:val="1008"/>
         </w:numPr>
+        <w:pStyle w:val="Compact"/>
       </w:pPr>
       <w:r>
         <w:t xml:space="preserve">✅</w:t>
@@ -3492,8 +3511,8 @@
       </w:r>
       <w:r>
         <w:rPr>
-          <w:b/>
-          <w:bCs/>
+          <w:bCs/>
+          <w:b/>
         </w:rPr>
         <w:t xml:space="preserve">AT2 - Operación:</w:t>
       </w:r>
@@ -3506,11 +3525,11 @@
     </w:p>
     <w:p>
       <w:pPr>
-        <w:pStyle w:val="Compact"/>
         <w:numPr>
           <w:ilvl w:val="0"/>
           <w:numId w:val="1008"/>
         </w:numPr>
+        <w:pStyle w:val="Compact"/>
       </w:pPr>
       <w:r>
         <w:t xml:space="preserve">⏳</w:t>
@@ -3520,8 +3539,8 @@
       </w:r>
       <w:r>
         <w:rPr>
-          <w:b/>
-          <w:bCs/>
+          <w:bCs/>
+          <w:b/>
         </w:rPr>
         <w:t xml:space="preserve">AT3 - Especificaciones:</w:t>
       </w:r>
@@ -3534,11 +3553,11 @@
     </w:p>
     <w:p>
       <w:pPr>
-        <w:pStyle w:val="Compact"/>
         <w:numPr>
           <w:ilvl w:val="0"/>
           <w:numId w:val="1008"/>
         </w:numPr>
+        <w:pStyle w:val="Compact"/>
       </w:pPr>
       <w:r>
         <w:t xml:space="preserve">⏳</w:t>
@@ -3548,8 +3567,8 @@
       </w:r>
       <w:r>
         <w:rPr>
-          <w:b/>
-          <w:bCs/>
+          <w:bCs/>
+          <w:b/>
         </w:rPr>
         <w:t xml:space="preserve">Cl13.1 - Interoperabilidad:</w:t>
       </w:r>
@@ -3560,8 +3579,8 @@
         <w:t xml:space="preserve">Compatibilidad FENOCO - En progreso</w:t>
       </w:r>
     </w:p>
-    <w:bookmarkEnd w:id="41"/>
-    <w:bookmarkStart w:id="42" w:name="referencias-contractuales"/>
+    <w:bookmarkEnd w:id="52"/>
+    <w:bookmarkStart w:id="53" w:name="referencias-contractuales"/>
     <w:p>
       <w:pPr>
         <w:pStyle w:val="Heading3"/>
@@ -3572,16 +3591,16 @@
     </w:p>
     <w:p>
       <w:pPr>
-        <w:pStyle w:val="Compact"/>
         <w:numPr>
           <w:ilvl w:val="0"/>
           <w:numId w:val="1009"/>
         </w:numPr>
-      </w:pPr>
-      <w:r>
-        <w:rPr>
-          <w:b/>
-          <w:bCs/>
+        <w:pStyle w:val="Compact"/>
+      </w:pPr>
+      <w:r>
+        <w:rPr>
+          <w:bCs/>
+          <w:b/>
         </w:rPr>
         <w:t xml:space="preserve">Apéndice Técnico 1:</w:t>
       </w:r>
@@ -3594,16 +3613,16 @@
     </w:p>
     <w:p>
       <w:pPr>
-        <w:pStyle w:val="Compact"/>
         <w:numPr>
           <w:ilvl w:val="0"/>
           <w:numId w:val="1009"/>
         </w:numPr>
-      </w:pPr>
-      <w:r>
-        <w:rPr>
-          <w:b/>
-          <w:bCs/>
+        <w:pStyle w:val="Compact"/>
+      </w:pPr>
+      <w:r>
+        <w:rPr>
+          <w:bCs/>
+          <w:b/>
         </w:rPr>
         <w:t xml:space="preserve">Apéndice Técnico 2:</w:t>
       </w:r>
@@ -3616,16 +3635,16 @@
     </w:p>
     <w:p>
       <w:pPr>
-        <w:pStyle w:val="Compact"/>
         <w:numPr>
           <w:ilvl w:val="0"/>
           <w:numId w:val="1009"/>
         </w:numPr>
-      </w:pPr>
-      <w:r>
-        <w:rPr>
-          <w:b/>
-          <w:bCs/>
+        <w:pStyle w:val="Compact"/>
+      </w:pPr>
+      <w:r>
+        <w:rPr>
+          <w:bCs/>
+          <w:b/>
         </w:rPr>
         <w:t xml:space="preserve">Apéndice Técnico 3:</w:t>
       </w:r>
@@ -3638,16 +3657,16 @@
     </w:p>
     <w:p>
       <w:pPr>
-        <w:pStyle w:val="Compact"/>
         <w:numPr>
           <w:ilvl w:val="0"/>
           <w:numId w:val="1009"/>
         </w:numPr>
-      </w:pPr>
-      <w:r>
-        <w:rPr>
-          <w:b/>
-          <w:bCs/>
+        <w:pStyle w:val="Compact"/>
+      </w:pPr>
+      <w:r>
+        <w:rPr>
+          <w:bCs/>
+          <w:b/>
         </w:rPr>
         <w:t xml:space="preserve">Cláusula 13.1:</w:t>
       </w:r>
@@ -3665,9 +3684,9 @@
         </w:pict>
       </w:r>
     </w:p>
-    <w:bookmarkEnd w:id="42"/>
-    <w:bookmarkEnd w:id="43"/>
-    <w:bookmarkStart w:id="46" w:name="documentación-de-soporte"/>
+    <w:bookmarkEnd w:id="53"/>
+    <w:bookmarkEnd w:id="54"/>
+    <w:bookmarkStart w:id="57" w:name="documentación-de-soporte"/>
     <w:p>
       <w:pPr>
         <w:pStyle w:val="Heading2"/>
@@ -3676,7 +3695,7 @@
         <w:t xml:space="preserve">📚 DOCUMENTACIÓN DE SOPORTE</w:t>
       </w:r>
     </w:p>
-    <w:bookmarkStart w:id="44" w:name="documentos-técnicos-disponibles"/>
+    <w:bookmarkStart w:id="55" w:name="documentos-técnicos-disponibles"/>
     <w:p>
       <w:pPr>
         <w:pStyle w:val="Heading3"/>
@@ -3689,8 +3708,9 @@
       <w:tblPr>
         <w:tblStyle w:val="Table"/>
         <w:tblW w:type="pct" w:w="5000"/>
+        <w:tblLook w:firstRow="1" w:lastRow="0" w:firstColumn="0" w:lastColumn="0" w:noHBand="0" w:noVBand="0" w:val="0020"/>
+        <w:jc w:val="start"/>
         <w:tblLayout w:type="fixed"/>
-        <w:tblLook w:firstRow="1" w:lastRow="0" w:firstColumn="0" w:lastColumn="0" w:noHBand="0" w:noVBand="0" w:val="0020"/>
       </w:tblPr>
       <w:tblGrid>
         <w:gridCol w:w="2354"/>
@@ -3700,7 +3720,7 @@
       </w:tblGrid>
       <w:tr>
         <w:trPr>
-          <w:tblHeader w:val="on"/>
+          <w:tblHeader w:val="true"/>
         </w:trPr>
         <w:tc>
           <w:tcPr/>
@@ -3852,8 +3872,8 @@
         </w:tc>
       </w:tr>
     </w:tbl>
-    <w:bookmarkEnd w:id="44"/>
-    <w:bookmarkStart w:id="45" w:name="para-más-información-técnica"/>
+    <w:bookmarkEnd w:id="55"/>
+    <w:bookmarkStart w:id="56" w:name="para-más-información-técnica"/>
     <w:p>
       <w:pPr>
         <w:pStyle w:val="Heading3"/>
@@ -3877,9 +3897,9 @@
         </w:pict>
       </w:r>
     </w:p>
-    <w:bookmarkEnd w:id="45"/>
-    <w:bookmarkEnd w:id="46"/>
-    <w:bookmarkStart w:id="47" w:name="contactos-y-responsables"/>
+    <w:bookmarkEnd w:id="56"/>
+    <w:bookmarkEnd w:id="57"/>
+    <w:bookmarkStart w:id="58" w:name="contactos-y-responsables"/>
     <w:p>
       <w:pPr>
         <w:pStyle w:val="Heading2"/>
@@ -3893,6 +3913,7 @@
         <w:tblStyle w:val="Table"/>
         <w:tblW w:type="auto" w:w="0"/>
         <w:tblLook w:firstRow="1" w:lastRow="0" w:firstColumn="0" w:lastColumn="0" w:noHBand="0" w:noVBand="0" w:val="0020"/>
+        <w:jc w:val="start"/>
       </w:tblPr>
       <w:tblGrid>
         <w:gridCol w:w="2640"/>
@@ -3901,7 +3922,7 @@
       </w:tblGrid>
       <w:tr>
         <w:trPr>
-          <w:tblHeader w:val="on"/>
+          <w:tblHeader w:val="true"/>
         </w:trPr>
         <w:tc>
           <w:tcPr/>
@@ -4062,14 +4083,14 @@
         </w:pict>
       </w:r>
     </w:p>
-    <w:bookmarkEnd w:id="47"/>
-    <w:bookmarkStart w:id="48" w:name="indicadores-de-desempeño-kpis"/>
+    <w:bookmarkEnd w:id="58"/>
+    <w:bookmarkStart w:id="59" w:name="indicadores-de-desempeno-kpis"/>
     <w:p>
       <w:pPr>
         <w:pStyle w:val="Heading2"/>
       </w:pPr>
       <w:r>
-        <w:t xml:space="preserve">📊 INDICADORES DE DESEMPEÑO (KPIs)</w:t>
+        <w:t xml:space="preserve">📊 INDICADORES DE DESEMPENO (KPIs)</w:t>
       </w:r>
     </w:p>
     <w:tbl>
@@ -4077,6 +4098,7 @@
         <w:tblStyle w:val="Table"/>
         <w:tblW w:type="auto" w:w="0"/>
         <w:tblLook w:firstRow="1" w:lastRow="0" w:firstColumn="0" w:lastColumn="0" w:noHBand="0" w:noVBand="0" w:val="0020"/>
+        <w:jc w:val="start"/>
       </w:tblPr>
       <w:tblGrid>
         <w:gridCol w:w="1980"/>
@@ -4086,7 +4108,7 @@
       </w:tblGrid>
       <w:tr>
         <w:trPr>
-          <w:tblHeader w:val="on"/>
+          <w:tblHeader w:val="true"/>
         </w:trPr>
         <w:tc>
           <w:tcPr/>
@@ -4395,8 +4417,8 @@
         </w:pict>
       </w:r>
     </w:p>
-    <w:bookmarkEnd w:id="48"/>
-    <w:bookmarkStart w:id="50" w:name="decisiones-tecnicas-aplicadas"/>
+    <w:bookmarkEnd w:id="59"/>
+    <w:bookmarkStart w:id="61" w:name="decisiones-tecnicas-aplicadas"/>
     <w:p>
       <w:pPr>
         <w:pStyle w:val="Heading2"/>
@@ -4405,7 +4427,7 @@
         <w:t xml:space="preserve">📋 DECISIONES TECNICAS APLICADAS</w:t>
       </w:r>
     </w:p>
-    <w:bookmarkStart w:id="49" w:name="software-redes-integracion"/>
+    <w:bookmarkStart w:id="60" w:name="software-redes-integracion"/>
     <w:p>
       <w:pPr>
         <w:pStyle w:val="Heading3"/>
@@ -4416,11 +4438,11 @@
     </w:p>
     <w:p>
       <w:pPr>
-        <w:pStyle w:val="Compact"/>
         <w:numPr>
           <w:ilvl w:val="0"/>
           <w:numId w:val="1010"/>
         </w:numPr>
+        <w:pStyle w:val="Compact"/>
       </w:pPr>
       <w:r>
         <w:t xml:space="preserve">Estado: ✅ Ver sistemas relacionados</w:t>
@@ -4428,11 +4450,11 @@
     </w:p>
     <w:p>
       <w:pPr>
-        <w:pStyle w:val="Compact"/>
         <w:numPr>
           <w:ilvl w:val="0"/>
           <w:numId w:val="1010"/>
         </w:numPr>
+        <w:pStyle w:val="Compact"/>
       </w:pPr>
       <w:r>
         <w:t xml:space="preserve">Fuente: Cocina I-VI consolidada</w:t>
@@ -4445,9 +4467,9 @@
         </w:pict>
       </w:r>
     </w:p>
-    <w:bookmarkEnd w:id="49"/>
-    <w:bookmarkEnd w:id="50"/>
-    <w:bookmarkStart w:id="51" w:name="control-de-versiones"/>
+    <w:bookmarkEnd w:id="60"/>
+    <w:bookmarkEnd w:id="61"/>
+    <w:bookmarkStart w:id="62" w:name="control-de-versiones"/>
     <w:p>
       <w:pPr>
         <w:pStyle w:val="Heading2"/>
@@ -4460,8 +4482,9 @@
       <w:tblPr>
         <w:tblStyle w:val="Table"/>
         <w:tblW w:type="pct" w:w="5000"/>
+        <w:tblLook w:firstRow="1" w:lastRow="0" w:firstColumn="0" w:lastColumn="0" w:noHBand="0" w:noVBand="0" w:val="0020"/>
+        <w:jc w:val="start"/>
         <w:tblLayout w:type="fixed"/>
-        <w:tblLook w:firstRow="1" w:lastRow="0" w:firstColumn="0" w:lastColumn="0" w:noHBand="0" w:noVBand="0" w:val="0020"/>
       </w:tblPr>
       <w:tblGrid>
         <w:gridCol w:w="1425"/>
@@ -4471,7 +4494,7 @@
       </w:tblGrid>
       <w:tr>
         <w:trPr>
-          <w:tblHeader w:val="on"/>
+          <w:tblHeader w:val="true"/>
         </w:trPr>
         <w:tc>
           <w:tcPr/>
@@ -4586,8 +4609,8 @@
       </w:pPr>
       <w:r>
         <w:rPr>
-          <w:b/>
-          <w:bCs/>
+          <w:bCs/>
+          <w:b/>
         </w:rPr>
         <w:t xml:space="preserve">Documento preparado por:</w:t>
       </w:r>
@@ -4602,8 +4625,8 @@
       </w:r>
       <w:r>
         <w:rPr>
-          <w:b/>
-          <w:bCs/>
+          <w:bCs/>
+          <w:b/>
         </w:rPr>
         <w:t xml:space="preserve">Última actualización:</w:t>
       </w:r>
@@ -4618,8 +4641,8 @@
       </w:r>
       <w:r>
         <w:rPr>
-          <w:b/>
-          <w:bCs/>
+          <w:bCs/>
+          <w:b/>
         </w:rPr>
         <w:t xml:space="preserve">Próxima revisión:</w:t>
       </w:r>
@@ -4634,8 +4657,8 @@
       </w:r>
       <w:r>
         <w:rPr>
-          <w:b/>
-          <w:bCs/>
+          <w:bCs/>
+          <w:b/>
         </w:rPr>
         <w:t xml:space="preserve">Basado en:</w:t>
       </w:r>
@@ -4646,13 +4669,9 @@
         <w:t xml:space="preserve">ESPECIALIDAD_04_Ingenieria_Sistemas_Master.md v1.0</w:t>
       </w:r>
     </w:p>
-    <w:bookmarkEnd w:id="51"/>
-    <w:bookmarkEnd w:id="52"/>
-    <w:sectPr>
-      <w:footnotePr>
-        <w:numRestart w:val="eachSect"/>
-      </w:footnotePr>
-    </w:sectPr>
+    <w:bookmarkEnd w:id="62"/>
+    <w:bookmarkEnd w:id="63"/>
+    <w:sectPr/>
   </w:body>
 </w:document>
 </file>
@@ -4683,14 +4702,14 @@
 <file path=word/numbering.xml><?xml version="1.0" encoding="utf-8"?>
 <w:numbering xmlns:w="http://schemas.openxmlformats.org/wordprocessingml/2006/main">
   <w:abstractNum w:abstractNumId="990">
-    <w:nsid w:val="0000A990"/>
+    <w:nsid w:val="A990"/>
     <w:multiLevelType w:val="multilevel"/>
     <w:lvl w:ilvl="0">
       <w:numFmt w:val="bullet"/>
       <w:lvlText w:val=" "/>
       <w:lvlJc w:val="left"/>
       <w:pPr>
-        <w:ind w:left="720" w:hanging="360"/>
+        <w:ind w:left="720" w:hanging="480"/>
       </w:pPr>
     </w:lvl>
     <w:lvl w:ilvl="1">
@@ -4698,7 +4717,7 @@
       <w:lvlText w:val=" "/>
       <w:lvlJc w:val="left"/>
       <w:pPr>
-        <w:ind w:left="1440" w:hanging="360"/>
+        <w:ind w:left="1440" w:hanging="480"/>
       </w:pPr>
     </w:lvl>
     <w:lvl w:ilvl="2">
@@ -4706,7 +4725,7 @@
       <w:lvlText w:val=" "/>
       <w:lvlJc w:val="left"/>
       <w:pPr>
-        <w:ind w:left="2160" w:hanging="360"/>
+        <w:ind w:left="2160" w:hanging="480"/>
       </w:pPr>
     </w:lvl>
     <w:lvl w:ilvl="3">
@@ -4714,7 +4733,7 @@
       <w:lvlText w:val=" "/>
       <w:lvlJc w:val="left"/>
       <w:pPr>
-        <w:ind w:left="2880" w:hanging="360"/>
+        <w:ind w:left="2880" w:hanging="480"/>
       </w:pPr>
     </w:lvl>
     <w:lvl w:ilvl="4">
@@ -4722,7 +4741,7 @@
       <w:lvlText w:val=" "/>
       <w:lvlJc w:val="left"/>
       <w:pPr>
-        <w:ind w:left="3600" w:hanging="360"/>
+        <w:ind w:left="3600" w:hanging="480"/>
       </w:pPr>
     </w:lvl>
     <w:lvl w:ilvl="5">
@@ -4730,7 +4749,7 @@
       <w:lvlText w:val=" "/>
       <w:lvlJc w:val="left"/>
       <w:pPr>
-        <w:ind w:left="4320" w:hanging="360"/>
+        <w:ind w:left="4320" w:hanging="480"/>
       </w:pPr>
     </w:lvl>
     <w:lvl w:ilvl="6">
@@ -4738,7 +4757,7 @@
       <w:lvlText w:val=" "/>
       <w:lvlJc w:val="left"/>
       <w:pPr>
-        <w:ind w:left="5040" w:hanging="360"/>
+        <w:ind w:left="5040" w:hanging="480"/>
       </w:pPr>
     </w:lvl>
     <w:lvl w:ilvl="7">
@@ -4746,7 +4765,7 @@
       <w:lvlText w:val=" "/>
       <w:lvlJc w:val="left"/>
       <w:pPr>
-        <w:ind w:left="5760" w:hanging="360"/>
+        <w:ind w:left="5760" w:hanging="480"/>
       </w:pPr>
     </w:lvl>
     <w:lvl w:ilvl="8">
@@ -4754,115 +4773,88 @@
       <w:lvlText w:val=" "/>
       <w:lvlJc w:val="left"/>
       <w:pPr>
-        <w:ind w:left="6480" w:hanging="360"/>
+        <w:ind w:left="6480" w:hanging="480"/>
       </w:pPr>
     </w:lvl>
   </w:abstractNum>
   <w:abstractNum w:abstractNumId="991">
-    <w:nsid w:val="0000A991"/>
+    <w:nsid w:val="A991"/>
     <w:multiLevelType w:val="multilevel"/>
     <w:lvl w:ilvl="0">
       <w:numFmt w:val="bullet"/>
-      <w:lvlText w:val=""/>
+      <w:lvlText w:val="•"/>
       <w:lvlJc w:val="left"/>
       <w:pPr>
-        <w:ind w:left="720" w:hanging="360"/>
-      </w:pPr>
-      <w:rPr>
-        <w:rFonts w:ascii="Symbol" w:hAnsi="Symbol" w:cs="Symbol" w:hint="default"/>
-      </w:rPr>
+        <w:ind w:left="720" w:hanging="480"/>
+      </w:pPr>
     </w:lvl>
     <w:lvl w:ilvl="1">
       <w:numFmt w:val="bullet"/>
-      <w:lvlText w:val="o"/>
+      <w:lvlText w:val="–"/>
       <w:lvlJc w:val="left"/>
       <w:pPr>
-        <w:ind w:left="1440" w:hanging="360"/>
-      </w:pPr>
-      <w:rPr>
-        <w:rFonts w:ascii="Courier New" w:hAnsi="Courier New" w:cs="Courier New" w:hint="default"/>
-      </w:rPr>
+        <w:ind w:left="1440" w:hanging="480"/>
+      </w:pPr>
     </w:lvl>
     <w:lvl w:ilvl="2">
       <w:numFmt w:val="bullet"/>
-      <w:lvlText w:val=""/>
+      <w:lvlText w:val="•"/>
       <w:lvlJc w:val="left"/>
       <w:pPr>
-        <w:ind w:left="2160" w:hanging="360"/>
-      </w:pPr>
-      <w:rPr>
-        <w:rFonts w:ascii="Wingdings" w:hAnsi="Wingdings" w:cs="Wingdings" w:hint="default"/>
-      </w:rPr>
+        <w:ind w:left="2160" w:hanging="480"/>
+      </w:pPr>
     </w:lvl>
     <w:lvl w:ilvl="3">
       <w:numFmt w:val="bullet"/>
-      <w:lvlText w:val=""/>
+      <w:lvlText w:val="–"/>
       <w:lvlJc w:val="left"/>
       <w:pPr>
-        <w:ind w:left="2880" w:hanging="360"/>
-      </w:pPr>
-      <w:rPr>
-        <w:rFonts w:ascii="Symbol" w:hAnsi="Symbol" w:cs="Symbol" w:hint="default"/>
-      </w:rPr>
+        <w:ind w:left="2880" w:hanging="480"/>
+      </w:pPr>
     </w:lvl>
     <w:lvl w:ilvl="4">
       <w:numFmt w:val="bullet"/>
-      <w:lvlText w:val="o"/>
+      <w:lvlText w:val="•"/>
       <w:lvlJc w:val="left"/>
       <w:pPr>
-        <w:ind w:left="3600" w:hanging="360"/>
-      </w:pPr>
-      <w:rPr>
-        <w:rFonts w:ascii="Courier New" w:hAnsi="Courier New" w:cs="Courier New" w:hint="default"/>
-      </w:rPr>
+        <w:ind w:left="3600" w:hanging="480"/>
+      </w:pPr>
     </w:lvl>
     <w:lvl w:ilvl="5">
       <w:numFmt w:val="bullet"/>
-      <w:lvlText w:val=""/>
+      <w:lvlText w:val="–"/>
       <w:lvlJc w:val="left"/>
       <w:pPr>
-        <w:ind w:left="4320" w:hanging="360"/>
-      </w:pPr>
-      <w:rPr>
-        <w:rFonts w:ascii="Wingdings" w:hAnsi="Wingdings" w:cs="Wingdings" w:hint="default"/>
-      </w:rPr>
+        <w:ind w:left="4320" w:hanging="480"/>
+      </w:pPr>
     </w:lvl>
     <w:lvl w:ilvl="6">
       <w:numFmt w:val="bullet"/>
-      <w:lvlText w:val=""/>
+      <w:lvlText w:val="•"/>
       <w:lvlJc w:val="left"/>
       <w:pPr>
-        <w:ind w:left="5040" w:hanging="360"/>
-      </w:pPr>
-      <w:rPr>
-        <w:rFonts w:ascii="Symbol" w:hAnsi="Symbol" w:cs="Symbol" w:hint="default"/>
-      </w:rPr>
+        <w:ind w:left="5040" w:hanging="480"/>
+      </w:pPr>
     </w:lvl>
     <w:lvl w:ilvl="7">
       <w:numFmt w:val="bullet"/>
-      <w:lvlText w:val="o"/>
+      <w:lvlText w:val="–"/>
       <w:lvlJc w:val="left"/>
       <w:pPr>
-        <w:ind w:left="5760" w:hanging="360"/>
-      </w:pPr>
-      <w:rPr>
-        <w:rFonts w:ascii="Courier New" w:hAnsi="Courier New" w:cs="Courier New" w:hint="default"/>
-      </w:rPr>
+        <w:ind w:left="5760" w:hanging="480"/>
+      </w:pPr>
     </w:lvl>
     <w:lvl w:ilvl="8">
       <w:numFmt w:val="bullet"/>
-      <w:lvlText w:val=""/>
+      <w:lvlText w:val="•"/>
       <w:lvlJc w:val="left"/>
       <w:pPr>
-        <w:ind w:left="6480" w:hanging="360"/>
-      </w:pPr>
-      <w:rPr>
-        <w:rFonts w:ascii="Wingdings" w:hAnsi="Wingdings" w:cs="Wingdings" w:hint="default"/>
-      </w:rPr>
+        <w:ind w:left="6480" w:hanging="480"/>
+      </w:pPr>
     </w:lvl>
   </w:abstractNum>
   <w:abstractNum w:abstractNumId="99411">
-    <w:nsid w:val="00A99411"/>
+    <w:nsid w:val="A99411"/>
     <w:multiLevelType w:val="multilevel"/>
     <w:lvl w:ilvl="0">
       <w:start w:val="1"/>
@@ -4870,7 +4862,7 @@
       <w:lvlText w:val="%1."/>
       <w:lvlJc w:val="left"/>
       <w:pPr>
-        <w:ind w:left="720" w:hanging="360"/>
+        <w:ind w:left="720" w:hanging="480"/>
       </w:pPr>
     </w:lvl>
     <w:lvl w:ilvl="1">
@@ -4879,7 +4871,7 @@
       <w:lvlText w:val="%2."/>
       <w:lvlJc w:val="left"/>
       <w:pPr>
-        <w:ind w:left="1440" w:hanging="360"/>
+        <w:ind w:left="1440" w:hanging="480"/>
       </w:pPr>
     </w:lvl>
     <w:lvl w:ilvl="2">
@@ -4888,7 +4880,7 @@
       <w:lvlText w:val="%3."/>
       <w:lvlJc w:val="left"/>
       <w:pPr>
-        <w:ind w:left="2160" w:hanging="360"/>
+        <w:ind w:left="2160" w:hanging="480"/>
       </w:pPr>
     </w:lvl>
     <w:lvl w:ilvl="3">
@@ -4897,7 +4889,7 @@
       <w:lvlText w:val="%4."/>
       <w:lvlJc w:val="left"/>
       <w:pPr>
-        <w:ind w:left="2880" w:hanging="360"/>
+        <w:ind w:left="2880" w:hanging="480"/>
       </w:pPr>
     </w:lvl>
     <w:lvl w:ilvl="4">
@@ -4906,7 +4898,7 @@
       <w:lvlText w:val="%5."/>
       <w:lvlJc w:val="left"/>
       <w:pPr>
-        <w:ind w:left="3600" w:hanging="360"/>
+        <w:ind w:left="3600" w:hanging="480"/>
       </w:pPr>
     </w:lvl>
     <w:lvl w:ilvl="5">
@@ -4915,7 +4907,7 @@
       <w:lvlText w:val="%6."/>
       <w:lvlJc w:val="left"/>
       <w:pPr>
-        <w:ind w:left="4320" w:hanging="360"/>
+        <w:ind w:left="4320" w:hanging="480"/>
       </w:pPr>
     </w:lvl>
     <w:lvl w:ilvl="6">
@@ -4924,7 +4916,7 @@
       <w:lvlText w:val="%7."/>
       <w:lvlJc w:val="left"/>
       <w:pPr>
-        <w:ind w:left="5040" w:hanging="360"/>
+        <w:ind w:left="5040" w:hanging="480"/>
       </w:pPr>
     </w:lvl>
     <w:lvl w:ilvl="7">
@@ -4933,7 +4925,7 @@
       <w:lvlText w:val="%8."/>
       <w:lvlJc w:val="left"/>
       <w:pPr>
-        <w:ind w:left="5760" w:hanging="360"/>
+        <w:ind w:left="5760" w:hanging="480"/>
       </w:pPr>
     </w:lvl>
     <w:lvl w:ilvl="8">
@@ -4942,7 +4934,7 @@
       <w:lvlText w:val="%9."/>
       <w:lvlJc w:val="left"/>
       <w:pPr>
-        <w:ind w:left="6480" w:hanging="360"/>
+        <w:ind w:left="6480" w:hanging="480"/>
       </w:pPr>
     </w:lvl>
   </w:abstractNum>
@@ -5014,10 +5006,10 @@
   <w:docDefaults>
     <w:rPrDefault>
       <w:rPr>
-        <w:rFonts w:asciiTheme="minorHAnsi" w:cstheme="minorBidi" w:eastAsiaTheme="minorEastAsia" w:hAnsiTheme="minorHAnsi"/>
+        <w:rFonts w:asciiTheme="minorHAnsi" w:cstheme="minorBidi" w:eastAsiaTheme="minorHAnsi" w:hAnsiTheme="minorHAnsi"/>
         <w:sz w:val="24"/>
         <w:szCs w:val="24"/>
-        <w:lang w:bidi="ar-SA" w:eastAsia="zh-CN" w:val="en-US"/>
+        <w:lang w:bidi="ar-SA" w:eastAsia="en-US" w:val="en-US"/>
       </w:rPr>
     </w:rPrDefault>
     <w:pPrDefault>
@@ -5035,10 +5027,10 @@
     <w:name w:val="Body Text"/>
     <w:basedOn w:val="Normal"/>
     <w:link w:val="BodyTextChar"/>
-    <w:qFormat/>
     <w:pPr>
       <w:spacing w:after="180" w:before="180"/>
     </w:pPr>
+    <w:qFormat/>
   </w:style>
   <w:style w:customStyle="1" w:styleId="FirstParagraph" w:type="paragraph">
     <w:name w:val="First Paragraph"/>
@@ -5058,94 +5050,57 @@
     <w:name w:val="Title"/>
     <w:basedOn w:val="Normal"/>
     <w:next w:val="BodyText"/>
-    <w:link w:val="TitleChar"/>
-    <w:uiPriority w:val="10"/>
     <w:qFormat/>
-    <w:rsid w:val="00A10FD9"/>
     <w:pPr>
-      <w:spacing w:after="80" w:line="240" w:lineRule="auto"/>
-      <w:contextualSpacing/>
+      <w:keepNext/>
+      <w:keepLines/>
+      <w:spacing w:after="240" w:before="480"/>
       <w:jc w:val="center"/>
     </w:pPr>
     <w:rPr>
       <w:rFonts w:asciiTheme="majorHAnsi" w:cstheme="majorBidi" w:eastAsiaTheme="majorEastAsia" w:hAnsiTheme="majorHAnsi"/>
-      <w:sz w:val="56"/>
-      <w:szCs w:val="56"/>
-    </w:rPr>
-  </w:style>
-  <w:style w:customStyle="1" w:styleId="TitleChar" w:type="character">
-    <w:name w:val="Title Char"/>
-    <w:basedOn w:val="DefaultParagraphFont"/>
-    <w:link w:val="Title"/>
-    <w:uiPriority w:val="10"/>
-    <w:rsid w:val="00A10FD9"/>
-    <w:rPr>
-      <w:rFonts w:asciiTheme="majorHAnsi" w:cstheme="majorBidi" w:eastAsiaTheme="majorEastAsia" w:hAnsiTheme="majorHAnsi"/>
-      <w:sz w:val="56"/>
-      <w:szCs w:val="56"/>
+      <w:b/>
+      <w:bCs/>
+      <w:color w:themeColor="accent1" w:themeShade="B5" w:val="345A8A"/>
+      <w:sz w:val="36"/>
+      <w:szCs w:val="36"/>
     </w:rPr>
   </w:style>
   <w:style w:styleId="Subtitle" w:type="paragraph">
     <w:name w:val="Subtitle"/>
-    <w:basedOn w:val="Title"/>
-    <w:next w:val="BodyText"/>
-    <w:link w:val="SubtitleChar"/>
-    <w:uiPriority w:val="11"/>
-    <w:qFormat/>
-    <w:rsid w:val="00A10FD9"/>
-    <w:pPr>
-      <w:numPr>
-        <w:ilvl w:val="1"/>
-      </w:numPr>
-    </w:pPr>
-    <w:rPr>
-      <w:rFonts w:cstheme="majorBidi" w:eastAsiaTheme="majorEastAsia"/>
-      <w:spacing w:val="15"/>
-      <w:sz w:val="28"/>
-      <w:szCs w:val="28"/>
-    </w:rPr>
-  </w:style>
-  <w:style w:customStyle="1" w:styleId="SubtitleChar" w:type="character">
-    <w:name w:val="Subtitle Char"/>
-    <w:basedOn w:val="DefaultParagraphFont"/>
-    <w:link w:val="Subtitle"/>
-    <w:uiPriority w:val="11"/>
-    <w:rsid w:val="00A10FD9"/>
-    <w:rPr>
-      <w:rFonts w:cstheme="majorBidi" w:eastAsiaTheme="majorEastAsia"/>
-      <w:color w:themeColor="text1" w:themeTint="A6" w:val="595959"/>
-      <w:spacing w:val="15"/>
-      <w:sz w:val="28"/>
-      <w:szCs w:val="28"/>
-    </w:rPr>
-  </w:style>
-  <w:style w:customStyle="1" w:styleId="Author" w:type="paragraph">
-    <w:name w:val="Author"/>
     <w:basedOn w:val="Title"/>
     <w:next w:val="BodyText"/>
     <w:qFormat/>
     <w:pPr>
       <w:keepNext/>
       <w:keepLines/>
+      <w:spacing w:after="240" w:before="240"/>
+      <w:jc w:val="center"/>
     </w:pPr>
     <w:rPr>
-      <w:sz w:val="24"/>
-      <w:szCs w:val="24"/>
+      <w:sz w:val="30"/>
+      <w:szCs w:val="30"/>
     </w:rPr>
   </w:style>
-  <w:style w:styleId="Date" w:type="paragraph">
-    <w:name w:val="Date"/>
-    <w:basedOn w:val="Title"/>
+  <w:style w:customStyle="1" w:styleId="Author" w:type="paragraph">
+    <w:name w:val="Author"/>
     <w:next w:val="BodyText"/>
     <w:qFormat/>
     <w:pPr>
       <w:keepNext/>
       <w:keepLines/>
+      <w:jc w:val="center"/>
     </w:pPr>
-    <w:rPr>
-      <w:sz w:val="24"/>
-      <w:szCs w:val="24"/>
-    </w:rPr>
+  </w:style>
+  <w:style w:styleId="Date" w:type="paragraph">
+    <w:name w:val="Date"/>
+    <w:next w:val="BodyText"/>
+    <w:qFormat/>
+    <w:pPr>
+      <w:keepNext/>
+      <w:keepLines/>
+      <w:jc w:val="center"/>
+    </w:pPr>
   </w:style>
   <w:style w:customStyle="1" w:styleId="AbstractTitle" w:type="paragraph">
     <w:name w:val="Abstract Title"/>
@@ -5155,13 +5110,15 @@
     <w:pPr>
       <w:keepNext/>
       <w:keepLines/>
+      <w:jc w:val="center"/>
       <w:spacing w:after="0" w:before="300"/>
-      <w:jc w:val="center"/>
     </w:pPr>
     <w:rPr>
-      <w:b/>
       <w:sz w:val="20"/>
       <w:szCs w:val="20"/>
+      <w:b/>
+      <w:color w:val="345A8A"/>
+      &gt;
     </w:rPr>
   </w:style>
   <w:style w:customStyle="1" w:styleId="Abstract" w:type="paragraph">
@@ -5188,321 +5145,191 @@
     <w:rPr/>
   </w:style>
   <w:style w:styleId="Heading1" w:type="paragraph">
-    <w:name w:val="heading 1"/>
+    <w:name w:val="Heading 1"/>
     <w:basedOn w:val="Normal"/>
     <w:next w:val="BodyText"/>
-    <w:link w:val="Heading1Char"/>
     <w:uiPriority w:val="9"/>
     <w:qFormat/>
-    <w:rsid w:val="00A10FD9"/>
     <w:pPr>
       <w:keepNext/>
       <w:keepLines/>
-      <w:spacing w:after="80" w:before="360"/>
+      <w:spacing w:after="0" w:before="480"/>
       <w:outlineLvl w:val="0"/>
     </w:pPr>
     <w:rPr>
       <w:rFonts w:asciiTheme="majorHAnsi" w:cstheme="majorBidi" w:eastAsiaTheme="majorEastAsia" w:hAnsiTheme="majorHAnsi"/>
-      <w:color w:themeColor="accent1" w:themeShade="BF" w:val="0F4761"/>
-      <w:sz w:val="40"/>
-      <w:szCs w:val="40"/>
+      <w:b/>
+      <w:bCs/>
+      <w:color w:themeColor="accent1" w:val="4F81BD"/>
+      <w:sz w:val="32"/>
+      <w:szCs w:val="32"/>
     </w:rPr>
   </w:style>
   <w:style w:styleId="Heading2" w:type="paragraph">
-    <w:name w:val="heading 2"/>
+    <w:name w:val="Heading 2"/>
     <w:basedOn w:val="Normal"/>
     <w:next w:val="BodyText"/>
-    <w:link w:val="Heading2Char"/>
     <w:uiPriority w:val="9"/>
-    <w:semiHidden/>
     <w:unhideWhenUsed/>
     <w:qFormat/>
-    <w:rsid w:val="00A10FD9"/>
     <w:pPr>
       <w:keepNext/>
       <w:keepLines/>
-      <w:spacing w:after="80" w:before="160"/>
+      <w:spacing w:after="0" w:before="200"/>
       <w:outlineLvl w:val="1"/>
     </w:pPr>
     <w:rPr>
       <w:rFonts w:asciiTheme="majorHAnsi" w:cstheme="majorBidi" w:eastAsiaTheme="majorEastAsia" w:hAnsiTheme="majorHAnsi"/>
-      <w:color w:themeColor="accent1" w:themeShade="BF" w:val="0F4761"/>
-      <w:sz w:val="32"/>
-      <w:szCs w:val="32"/>
+      <w:b/>
+      <w:bCs/>
+      <w:color w:themeColor="accent1" w:val="4F81BD"/>
+      <w:sz w:val="28"/>
+      <w:szCs w:val="28"/>
     </w:rPr>
   </w:style>
   <w:style w:styleId="Heading3" w:type="paragraph">
-    <w:name w:val="heading 3"/>
+    <w:name w:val="Heading 3"/>
     <w:basedOn w:val="Normal"/>
     <w:next w:val="BodyText"/>
-    <w:link w:val="Heading3Char"/>
     <w:uiPriority w:val="9"/>
-    <w:semiHidden/>
     <w:unhideWhenUsed/>
     <w:qFormat/>
-    <w:rsid w:val="00A10FD9"/>
     <w:pPr>
       <w:keepNext/>
       <w:keepLines/>
-      <w:spacing w:after="80" w:before="160"/>
+      <w:spacing w:after="0" w:before="200"/>
       <w:outlineLvl w:val="2"/>
     </w:pPr>
     <w:rPr>
-      <w:rFonts w:cstheme="majorBidi" w:eastAsiaTheme="majorEastAsia"/>
-      <w:color w:themeColor="accent1" w:themeShade="BF" w:val="0F4761"/>
-      <w:sz w:val="28"/>
-      <w:szCs w:val="28"/>
+      <w:rFonts w:asciiTheme="majorHAnsi" w:cstheme="majorBidi" w:eastAsiaTheme="majorEastAsia" w:hAnsiTheme="majorHAnsi"/>
+      <w:b/>
+      <w:bCs/>
+      <w:color w:themeColor="accent1" w:val="4F81BD"/>
+      <w:sz w:val="24"/>
+      <w:szCs w:val="24"/>
     </w:rPr>
   </w:style>
   <w:style w:styleId="Heading4" w:type="paragraph">
-    <w:name w:val="heading 4"/>
+    <w:name w:val="Heading 4"/>
     <w:basedOn w:val="Normal"/>
     <w:next w:val="BodyText"/>
-    <w:link w:val="Heading4Char"/>
     <w:uiPriority w:val="9"/>
-    <w:semiHidden/>
     <w:unhideWhenUsed/>
     <w:qFormat/>
-    <w:rsid w:val="00A10FD9"/>
     <w:pPr>
       <w:keepNext/>
       <w:keepLines/>
-      <w:spacing w:after="40" w:before="80"/>
+      <w:spacing w:after="0" w:before="200"/>
       <w:outlineLvl w:val="3"/>
     </w:pPr>
     <w:rPr>
-      <w:rFonts w:cstheme="majorBidi" w:eastAsiaTheme="majorEastAsia"/>
+      <w:rFonts w:asciiTheme="majorHAnsi" w:cstheme="majorBidi" w:eastAsiaTheme="majorEastAsia" w:hAnsiTheme="majorHAnsi"/>
       <w:i/>
-      <w:iCs/>
-      <w:color w:themeColor="accent1" w:themeShade="BF" w:val="0F4761"/>
+      <w:bCs/>
+      <w:color w:themeColor="accent1" w:val="4F81BD"/>
+      <w:sz w:val="24"/>
+      <w:szCs w:val="24"/>
     </w:rPr>
   </w:style>
   <w:style w:styleId="Heading5" w:type="paragraph">
-    <w:name w:val="heading 5"/>
+    <w:name w:val="Heading 5"/>
     <w:basedOn w:val="Normal"/>
     <w:next w:val="BodyText"/>
-    <w:link w:val="Heading5Char"/>
     <w:uiPriority w:val="9"/>
-    <w:semiHidden/>
     <w:unhideWhenUsed/>
     <w:qFormat/>
-    <w:rsid w:val="00A10FD9"/>
     <w:pPr>
       <w:keepNext/>
       <w:keepLines/>
-      <w:spacing w:after="40" w:before="80"/>
+      <w:spacing w:after="0" w:before="200"/>
       <w:outlineLvl w:val="4"/>
     </w:pPr>
     <w:rPr>
-      <w:rFonts w:cstheme="majorBidi" w:eastAsiaTheme="majorEastAsia"/>
-      <w:color w:themeColor="accent1" w:themeShade="BF" w:val="0F4761"/>
+      <w:rFonts w:asciiTheme="majorHAnsi" w:cstheme="majorBidi" w:eastAsiaTheme="majorEastAsia" w:hAnsiTheme="majorHAnsi"/>
+      <w:iCs/>
+      <w:color w:themeColor="accent1" w:val="4F81BD"/>
+      <w:sz w:val="24"/>
+      <w:szCs w:val="24"/>
     </w:rPr>
   </w:style>
   <w:style w:styleId="Heading6" w:type="paragraph">
-    <w:name w:val="heading 6"/>
+    <w:name w:val="Heading 6"/>
     <w:basedOn w:val="Normal"/>
     <w:next w:val="BodyText"/>
-    <w:link w:val="Heading6Char"/>
     <w:uiPriority w:val="9"/>
-    <w:semiHidden/>
     <w:unhideWhenUsed/>
     <w:qFormat/>
-    <w:rsid w:val="00A10FD9"/>
     <w:pPr>
       <w:keepNext/>
       <w:keepLines/>
-      <w:spacing w:after="0" w:before="40"/>
+      <w:spacing w:after="0" w:before="200"/>
       <w:outlineLvl w:val="5"/>
     </w:pPr>
     <w:rPr>
-      <w:rFonts w:cstheme="majorBidi" w:eastAsiaTheme="majorEastAsia"/>
-      <w:i/>
-      <w:iCs/>
-      <w:color w:themeColor="text1" w:themeTint="A6" w:val="595959"/>
+      <w:rFonts w:asciiTheme="majorHAnsi" w:cstheme="majorBidi" w:eastAsiaTheme="majorEastAsia" w:hAnsiTheme="majorHAnsi"/>
+      <w:color w:themeColor="accent1" w:val="4F81BD"/>
+      <w:sz w:val="24"/>
+      <w:szCs w:val="24"/>
     </w:rPr>
   </w:style>
   <w:style w:styleId="Heading7" w:type="paragraph">
-    <w:name w:val="heading 7"/>
+    <w:name w:val="Heading 7"/>
     <w:basedOn w:val="Normal"/>
     <w:next w:val="BodyText"/>
-    <w:link w:val="Heading7Char"/>
     <w:uiPriority w:val="9"/>
-    <w:semiHidden/>
     <w:unhideWhenUsed/>
     <w:qFormat/>
-    <w:rsid w:val="00A10FD9"/>
     <w:pPr>
       <w:keepNext/>
       <w:keepLines/>
-      <w:spacing w:after="0" w:before="40"/>
+      <w:spacing w:after="0" w:before="200"/>
       <w:outlineLvl w:val="6"/>
     </w:pPr>
     <w:rPr>
-      <w:rFonts w:cstheme="majorBidi" w:eastAsiaTheme="majorEastAsia"/>
-      <w:color w:themeColor="text1" w:themeTint="A6" w:val="595959"/>
+      <w:rFonts w:asciiTheme="majorHAnsi" w:cstheme="majorBidi" w:eastAsiaTheme="majorEastAsia" w:hAnsiTheme="majorHAnsi"/>
+      <w:color w:themeColor="accent1" w:val="4F81BD"/>
+      <w:sz w:val="24"/>
+      <w:szCs w:val="24"/>
     </w:rPr>
   </w:style>
   <w:style w:styleId="Heading8" w:type="paragraph">
-    <w:name w:val="heading 8"/>
+    <w:name w:val="Heading 8"/>
     <w:basedOn w:val="Normal"/>
     <w:next w:val="BodyText"/>
-    <w:link w:val="Heading8Char"/>
     <w:uiPriority w:val="9"/>
-    <w:semiHidden/>
     <w:unhideWhenUsed/>
     <w:qFormat/>
-    <w:rsid w:val="00A10FD9"/>
     <w:pPr>
       <w:keepNext/>
       <w:keepLines/>
-      <w:spacing w:after="0"/>
+      <w:spacing w:after="0" w:before="200"/>
       <w:outlineLvl w:val="7"/>
     </w:pPr>
     <w:rPr>
-      <w:rFonts w:cstheme="majorBidi" w:eastAsiaTheme="majorEastAsia"/>
-      <w:i/>
-      <w:iCs/>
-      <w:color w:themeColor="text1" w:themeTint="D8" w:val="272727"/>
+      <w:rFonts w:asciiTheme="majorHAnsi" w:cstheme="majorBidi" w:eastAsiaTheme="majorEastAsia" w:hAnsiTheme="majorHAnsi"/>
+      <w:color w:themeColor="accent1" w:val="4F81BD"/>
+      <w:sz w:val="24"/>
+      <w:szCs w:val="24"/>
     </w:rPr>
   </w:style>
   <w:style w:styleId="Heading9" w:type="paragraph">
-    <w:name w:val="heading 9"/>
+    <w:name w:val="Heading 9"/>
     <w:basedOn w:val="Normal"/>
     <w:next w:val="BodyText"/>
-    <w:link w:val="Heading9Char"/>
     <w:uiPriority w:val="9"/>
-    <w:semiHidden/>
     <w:unhideWhenUsed/>
     <w:qFormat/>
-    <w:rsid w:val="00A10FD9"/>
     <w:pPr>
       <w:keepNext/>
       <w:keepLines/>
-      <w:spacing w:after="0"/>
+      <w:spacing w:after="0" w:before="200"/>
       <w:outlineLvl w:val="8"/>
     </w:pPr>
     <w:rPr>
-      <w:rFonts w:cstheme="majorBidi" w:eastAsiaTheme="majorEastAsia"/>
-      <w:color w:themeColor="text1" w:themeTint="D8" w:val="272727"/>
-    </w:rPr>
-  </w:style>
-  <w:style w:customStyle="1" w:styleId="Heading1Char" w:type="character">
-    <w:name w:val="Heading 1 Char"/>
-    <w:basedOn w:val="DefaultParagraphFont"/>
-    <w:link w:val="Heading1"/>
-    <w:uiPriority w:val="9"/>
-    <w:rsid w:val="00A10FD9"/>
-    <w:rPr>
       <w:rFonts w:asciiTheme="majorHAnsi" w:cstheme="majorBidi" w:eastAsiaTheme="majorEastAsia" w:hAnsiTheme="majorHAnsi"/>
-      <w:color w:themeColor="accent1" w:themeShade="BF" w:val="0F4761"/>
-      <w:sz w:val="40"/>
-      <w:szCs w:val="40"/>
-    </w:rPr>
-  </w:style>
-  <w:style w:customStyle="1" w:styleId="Heading2Char" w:type="character">
-    <w:name w:val="Heading 2 Char"/>
-    <w:basedOn w:val="DefaultParagraphFont"/>
-    <w:link w:val="Heading2"/>
-    <w:uiPriority w:val="9"/>
-    <w:semiHidden/>
-    <w:rsid w:val="00A10FD9"/>
-    <w:rPr>
-      <w:rFonts w:asciiTheme="majorHAnsi" w:cstheme="majorBidi" w:eastAsiaTheme="majorEastAsia" w:hAnsiTheme="majorHAnsi"/>
-      <w:color w:themeColor="accent1" w:themeShade="BF" w:val="0F4761"/>
-      <w:sz w:val="32"/>
-      <w:szCs w:val="32"/>
-    </w:rPr>
-  </w:style>
-  <w:style w:customStyle="1" w:styleId="Heading3Char" w:type="character">
-    <w:name w:val="Heading 3 Char"/>
-    <w:basedOn w:val="DefaultParagraphFont"/>
-    <w:link w:val="Heading3"/>
-    <w:uiPriority w:val="9"/>
-    <w:semiHidden/>
-    <w:rsid w:val="00A10FD9"/>
-    <w:rPr>
-      <w:rFonts w:cstheme="majorBidi" w:eastAsiaTheme="majorEastAsia"/>
-      <w:color w:themeColor="accent1" w:themeShade="BF" w:val="0F4761"/>
-      <w:sz w:val="28"/>
-      <w:szCs w:val="28"/>
-    </w:rPr>
-  </w:style>
-  <w:style w:customStyle="1" w:styleId="Heading4Char" w:type="character">
-    <w:name w:val="Heading 4 Char"/>
-    <w:basedOn w:val="DefaultParagraphFont"/>
-    <w:link w:val="Heading4"/>
-    <w:uiPriority w:val="9"/>
-    <w:semiHidden/>
-    <w:rsid w:val="00A10FD9"/>
-    <w:rPr>
-      <w:rFonts w:cstheme="majorBidi" w:eastAsiaTheme="majorEastAsia"/>
-      <w:i/>
-      <w:iCs/>
-      <w:color w:themeColor="accent1" w:themeShade="BF" w:val="0F4761"/>
-    </w:rPr>
-  </w:style>
-  <w:style w:customStyle="1" w:styleId="Heading5Char" w:type="character">
-    <w:name w:val="Heading 5 Char"/>
-    <w:basedOn w:val="DefaultParagraphFont"/>
-    <w:link w:val="Heading5"/>
-    <w:uiPriority w:val="9"/>
-    <w:semiHidden/>
-    <w:rsid w:val="00A10FD9"/>
-    <w:rPr>
-      <w:rFonts w:cstheme="majorBidi" w:eastAsiaTheme="majorEastAsia"/>
-      <w:color w:themeColor="accent1" w:themeShade="BF" w:val="0F4761"/>
-    </w:rPr>
-  </w:style>
-  <w:style w:customStyle="1" w:styleId="Heading6Char" w:type="character">
-    <w:name w:val="Heading 6 Char"/>
-    <w:basedOn w:val="DefaultParagraphFont"/>
-    <w:link w:val="Heading6"/>
-    <w:uiPriority w:val="9"/>
-    <w:semiHidden/>
-    <w:rsid w:val="00A10FD9"/>
-    <w:rPr>
-      <w:rFonts w:cstheme="majorBidi" w:eastAsiaTheme="majorEastAsia"/>
-      <w:i/>
-      <w:iCs/>
-      <w:color w:themeColor="text1" w:themeTint="A6" w:val="595959"/>
-    </w:rPr>
-  </w:style>
-  <w:style w:customStyle="1" w:styleId="Heading7Char" w:type="character">
-    <w:name w:val="Heading 7 Char"/>
-    <w:basedOn w:val="DefaultParagraphFont"/>
-    <w:link w:val="Heading7"/>
-    <w:uiPriority w:val="9"/>
-    <w:semiHidden/>
-    <w:rsid w:val="00A10FD9"/>
-    <w:rPr>
-      <w:rFonts w:cstheme="majorBidi" w:eastAsiaTheme="majorEastAsia"/>
-      <w:color w:themeColor="text1" w:themeTint="A6" w:val="595959"/>
-    </w:rPr>
-  </w:style>
-  <w:style w:customStyle="1" w:styleId="Heading8Char" w:type="character">
-    <w:name w:val="Heading 8 Char"/>
-    <w:basedOn w:val="DefaultParagraphFont"/>
-    <w:link w:val="Heading8"/>
-    <w:uiPriority w:val="9"/>
-    <w:semiHidden/>
-    <w:rsid w:val="00A10FD9"/>
-    <w:rPr>
-      <w:rFonts w:cstheme="majorBidi" w:eastAsiaTheme="majorEastAsia"/>
-      <w:i/>
-      <w:iCs/>
-      <w:color w:themeColor="text1" w:themeTint="D8" w:val="272727"/>
-    </w:rPr>
-  </w:style>
-  <w:style w:customStyle="1" w:styleId="Heading9Char" w:type="character">
-    <w:name w:val="Heading 9 Char"/>
-    <w:basedOn w:val="DefaultParagraphFont"/>
-    <w:link w:val="Heading9"/>
-    <w:uiPriority w:val="9"/>
-    <w:semiHidden/>
-    <w:rsid w:val="00A10FD9"/>
-    <w:rPr>
-      <w:rFonts w:cstheme="majorBidi" w:eastAsiaTheme="majorEastAsia"/>
-      <w:color w:themeColor="text1" w:themeTint="D8" w:val="272727"/>
+      <w:color w:themeColor="accent1" w:val="4F81BD"/>
+      <w:sz w:val="24"/>
+      <w:szCs w:val="24"/>
     </w:rPr>
   </w:style>
   <w:style w:styleId="BlockText" w:type="paragraph">
@@ -5527,8 +5354,8 @@
   </w:style>
   <w:style w:styleId="FootnoteBlockText" w:type="paragraph">
     <w:name w:val="Footnote Block Text"/>
-    <w:basedOn w:val="FootnoteText"/>
-    <w:next w:val="FootnoteText"/>
+    <w:basedOn w:val="Footnote Text"/>
+    <w:next w:val="Footnote Text"/>
     <w:uiPriority w:val="9"/>
     <w:unhideWhenUsed/>
     <w:qFormat/>
@@ -5558,11 +5385,18 @@
       </w:tblCellMar>
     </w:tblPr>
     <w:tblStylePr w:type="firstRow">
+      <w:tblPr>
+        <w:jc w:val="left"/>
+        <w:tblInd w:type="dxa" w:w="0"/>
+      </w:tblPr>
+      <w:trPr>
+        <w:jc w:val="left"/>
+      </w:trPr>
       <w:tcPr>
+        <w:vAlign w:val="bottom"/>
         <w:tcBorders>
           <w:bottom w:val="single"/>
         </w:tcBorders>
-        <w:vAlign w:val="bottom"/>
       </w:tcPr>
     </w:tblStylePr>
   </w:style>
@@ -5677,8 +5511,8 @@
     <w:name w:val="KeywordTok"/>
     <w:basedOn w:val="VerbatimChar"/>
     <w:rPr>
+      <w:color w:val="007020"/>
       <w:b/>
-      <w:color w:val="007020"/>
     </w:rPr>
   </w:style>
   <w:style w:type="character" w:customStyle="1" w:styleId="DataTypeTok">
@@ -5755,42 +5589,42 @@
     <w:name w:val="ImportTok"/>
     <w:basedOn w:val="VerbatimChar"/>
     <w:rPr>
+      <w:color w:val="008000"/>
       <w:b/>
-      <w:color w:val="008000"/>
     </w:rPr>
   </w:style>
   <w:style w:type="character" w:customStyle="1" w:styleId="CommentTok">
     <w:name w:val="CommentTok"/>
     <w:basedOn w:val="VerbatimChar"/>
     <w:rPr>
+      <w:color w:val="60a0b0"/>
       <w:i/>
-      <w:color w:val="60a0b0"/>
     </w:rPr>
   </w:style>
   <w:style w:type="character" w:customStyle="1" w:styleId="DocumentationTok">
     <w:name w:val="DocumentationTok"/>
     <w:basedOn w:val="VerbatimChar"/>
     <w:rPr>
+      <w:color w:val="ba2121"/>
       <w:i/>
-      <w:color w:val="ba2121"/>
     </w:rPr>
   </w:style>
   <w:style w:type="character" w:customStyle="1" w:styleId="AnnotationTok">
     <w:name w:val="AnnotationTok"/>
     <w:basedOn w:val="VerbatimChar"/>
     <w:rPr>
+      <w:color w:val="60a0b0"/>
       <w:b/>
       <w:i/>
-      <w:color w:val="60a0b0"/>
     </w:rPr>
   </w:style>
   <w:style w:type="character" w:customStyle="1" w:styleId="CommentVarTok">
     <w:name w:val="CommentVarTok"/>
     <w:basedOn w:val="VerbatimChar"/>
     <w:rPr>
+      <w:color w:val="60a0b0"/>
       <w:b/>
       <w:i/>
-      <w:color w:val="60a0b0"/>
     </w:rPr>
   </w:style>
   <w:style w:type="character" w:customStyle="1" w:styleId="OtherTok">
@@ -5818,8 +5652,8 @@
     <w:name w:val="ControlFlowTok"/>
     <w:basedOn w:val="VerbatimChar"/>
     <w:rPr>
+      <w:color w:val="007020"/>
       <w:b/>
-      <w:color w:val="007020"/>
     </w:rPr>
   </w:style>
   <w:style w:type="character" w:customStyle="1" w:styleId="OperatorTok">
@@ -5864,34 +5698,34 @@
     <w:name w:val="InformationTok"/>
     <w:basedOn w:val="VerbatimChar"/>
     <w:rPr>
+      <w:color w:val="60a0b0"/>
       <w:b/>
       <w:i/>
-      <w:color w:val="60a0b0"/>
     </w:rPr>
   </w:style>
   <w:style w:type="character" w:customStyle="1" w:styleId="WarningTok">
     <w:name w:val="WarningTok"/>
     <w:basedOn w:val="VerbatimChar"/>
     <w:rPr>
+      <w:color w:val="60a0b0"/>
       <w:b/>
       <w:i/>
-      <w:color w:val="60a0b0"/>
     </w:rPr>
   </w:style>
   <w:style w:type="character" w:customStyle="1" w:styleId="AlertTok">
     <w:name w:val="AlertTok"/>
     <w:basedOn w:val="VerbatimChar"/>
     <w:rPr>
+      <w:color w:val="ff0000"/>
       <w:b/>
-      <w:color w:val="ff0000"/>
     </w:rPr>
   </w:style>
   <w:style w:type="character" w:customStyle="1" w:styleId="ErrorTok">
     <w:name w:val="ErrorTok"/>
     <w:basedOn w:val="VerbatimChar"/>
     <w:rPr>
+      <w:color w:val="ff0000"/>
       <w:b/>
-      <w:color w:val="ff0000"/>
     </w:rPr>
   </w:style>
   <w:style w:type="character" w:customStyle="1" w:styleId="NormalTok">
@@ -5913,44 +5747,44 @@
         <a:sysClr val="window" lastClr="FFFFFF"/>
       </a:lt1>
       <a:dk2>
-        <a:srgbClr val="0E2841"/>
+        <a:srgbClr val="1F497D"/>
       </a:dk2>
       <a:lt2>
-        <a:srgbClr val="E8E8E8"/>
+        <a:srgbClr val="EEECE1"/>
       </a:lt2>
       <a:accent1>
-        <a:srgbClr val="156082"/>
+        <a:srgbClr val="4F81BD"/>
       </a:accent1>
       <a:accent2>
-        <a:srgbClr val="E97132"/>
+        <a:srgbClr val="C0504D"/>
       </a:accent2>
       <a:accent3>
-        <a:srgbClr val="196B24"/>
+        <a:srgbClr val="9BBB59"/>
       </a:accent3>
       <a:accent4>
-        <a:srgbClr val="0F9ED5"/>
+        <a:srgbClr val="8064A2"/>
       </a:accent4>
       <a:accent5>
-        <a:srgbClr val="A02B93"/>
+        <a:srgbClr val="4BACC6"/>
       </a:accent5>
       <a:accent6>
-        <a:srgbClr val="4EA72E"/>
+        <a:srgbClr val="F79646"/>
       </a:accent6>
       <a:hlink>
-        <a:srgbClr val="467886"/>
+        <a:srgbClr val="0000FF"/>
       </a:hlink>
       <a:folHlink>
-        <a:srgbClr val="96607D"/>
+        <a:srgbClr val="800080"/>
       </a:folHlink>
     </a:clrScheme>
     <a:fontScheme name="Office">
       <a:majorFont>
-        <a:latin typeface="Aptos Display" panose="02110004020202020204"/>
+        <a:latin typeface="Calibri"/>
         <a:ea typeface=""/>
         <a:cs typeface=""/>
-        <a:font script="Jpan" typeface="游ゴシック Light"/>
+        <a:font script="Jpan" typeface="ＭＳ ゴシック"/>
         <a:font script="Hang" typeface="맑은 고딕"/>
-        <a:font script="Hans" typeface="等线 Light"/>
+        <a:font script="Hans" typeface="宋体"/>
         <a:font script="Hant" typeface="新細明體"/>
         <a:font script="Arab" typeface="Times New Roman"/>
         <a:font script="Hebr" typeface="Times New Roman"/>
@@ -5977,32 +5811,14 @@
         <a:font script="Mong" typeface="Mongolian Baiti"/>
         <a:font script="Viet" typeface="Times New Roman"/>
         <a:font script="Uigh" typeface="Microsoft Uighur"/>
-        <a:font script="Geor" typeface="Sylfaen"/>
-        <a:font script="Armn" typeface="Arial"/>
-        <a:font script="Bugi" typeface="Leelawadee UI"/>
-        <a:font script="Bopo" typeface="Microsoft JhengHei"/>
-        <a:font script="Java" typeface="Javanese Text"/>
-        <a:font script="Lisu" typeface="Segoe UI"/>
-        <a:font script="Mymr" typeface="Myanmar Text"/>
-        <a:font script="Nkoo" typeface="Ebrima"/>
-        <a:font script="Olck" typeface="Nirmala UI"/>
-        <a:font script="Osma" typeface="Ebrima"/>
-        <a:font script="Phag" typeface="Phagspa"/>
-        <a:font script="Syrn" typeface="Estrangelo Edessa"/>
-        <a:font script="Syrj" typeface="Estrangelo Edessa"/>
-        <a:font script="Syre" typeface="Estrangelo Edessa"/>
-        <a:font script="Sora" typeface="Nirmala UI"/>
-        <a:font script="Tale" typeface="Microsoft Tai Le"/>
-        <a:font script="Talu" typeface="Microsoft New Tai Lue"/>
-        <a:font script="Tfng" typeface="Ebrima"/>
       </a:majorFont>
       <a:minorFont>
-        <a:latin typeface="Aptos" panose="02110004020202020204"/>
+        <a:latin typeface="Cambria"/>
         <a:ea typeface=""/>
         <a:cs typeface=""/>
-        <a:font script="Jpan" typeface="游明朝"/>
+        <a:font script="Jpan" typeface="ＭＳ 明朝"/>
         <a:font script="Hang" typeface="맑은 고딕"/>
-        <a:font script="Hans" typeface="等线"/>
+        <a:font script="Hans" typeface="宋体"/>
         <a:font script="Hant" typeface="新細明體"/>
         <a:font script="Arab" typeface="Arial"/>
         <a:font script="Hebr" typeface="Arial"/>
@@ -6029,24 +5845,6 @@
         <a:font script="Mong" typeface="Mongolian Baiti"/>
         <a:font script="Viet" typeface="Arial"/>
         <a:font script="Uigh" typeface="Microsoft Uighur"/>
-        <a:font script="Geor" typeface="Sylfaen"/>
-        <a:font script="Armn" typeface="Arial"/>
-        <a:font script="Bugi" typeface="Leelawadee UI"/>
-        <a:font script="Bopo" typeface="Microsoft JhengHei"/>
-        <a:font script="Java" typeface="Javanese Text"/>
-        <a:font script="Lisu" typeface="Segoe UI"/>
-        <a:font script="Mymr" typeface="Myanmar Text"/>
-        <a:font script="Nkoo" typeface="Ebrima"/>
-        <a:font script="Olck" typeface="Nirmala UI"/>
-        <a:font script="Osma" typeface="Ebrima"/>
-        <a:font script="Phag" typeface="Phagspa"/>
-        <a:font script="Syrn" typeface="Estrangelo Edessa"/>
-        <a:font script="Syrj" typeface="Estrangelo Edessa"/>
-        <a:font script="Syre" typeface="Estrangelo Edessa"/>
-        <a:font script="Sora" typeface="Nirmala UI"/>
-        <a:font script="Tale" typeface="Microsoft Tai Le"/>
-        <a:font script="Talu" typeface="Microsoft New Tai Lue"/>
-        <a:font script="Tfng" typeface="Ebrima"/>
       </a:minorFont>
     </a:fontScheme>
     <a:fmtScheme name="Office">
@@ -6058,141 +5856,200 @@
           <a:gsLst>
             <a:gs pos="0">
               <a:schemeClr val="phClr">
-                <a:lumMod val="110000"/>
-                <a:satMod val="105000"/>
-                <a:tint val="67000"/>
+                <a:tint val="50000"/>
+                <a:satMod val="300000"/>
               </a:schemeClr>
             </a:gs>
-            <a:gs pos="50000">
+            <a:gs pos="35000">
               <a:schemeClr val="phClr">
-                <a:lumMod val="105000"/>
-                <a:satMod val="103000"/>
-                <a:tint val="73000"/>
+                <a:tint val="37000"/>
+                <a:satMod val="300000"/>
               </a:schemeClr>
             </a:gs>
             <a:gs pos="100000">
               <a:schemeClr val="phClr">
-                <a:lumMod val="105000"/>
-                <a:satMod val="109000"/>
-                <a:tint val="81000"/>
+                <a:tint val="15000"/>
+                <a:satMod val="350000"/>
               </a:schemeClr>
             </a:gs>
           </a:gsLst>
-          <a:lin ang="5400000" scaled="0"/>
+          <a:lin ang="16200000" scaled="1"/>
         </a:gradFill>
         <a:gradFill rotWithShape="1">
           <a:gsLst>
             <a:gs pos="0">
               <a:schemeClr val="phClr">
-                <a:satMod val="103000"/>
-                <a:lumMod val="102000"/>
-                <a:tint val="94000"/>
-              </a:schemeClr>
-            </a:gs>
-            <a:gs pos="50000">
-              <a:schemeClr val="phClr">
-                <a:satMod val="110000"/>
-                <a:lumMod val="100000"/>
+                <a:tint val="100000"/>
                 <a:shade val="100000"/>
+                <a:satMod val="130000"/>
               </a:schemeClr>
             </a:gs>
             <a:gs pos="100000">
               <a:schemeClr val="phClr">
-                <a:lumMod val="99000"/>
-                <a:satMod val="120000"/>
-                <a:shade val="78000"/>
+                <a:tint val="50000"/>
+                <a:shade val="100000"/>
+                <a:satMod val="350000"/>
               </a:schemeClr>
             </a:gs>
           </a:gsLst>
-          <a:lin ang="5400000" scaled="0"/>
+          <a:lin ang="16200000" scaled="0"/>
         </a:gradFill>
       </a:fillStyleLst>
       <a:lnStyleLst>
-        <a:ln w="6350" cap="flat" cmpd="sng" algn="ctr">
+        <a:ln w="9525" cap="flat" cmpd="sng" algn="ctr">
+          <a:solidFill>
+            <a:schemeClr val="phClr">
+              <a:shade val="95000"/>
+              <a:satMod val="105000"/>
+            </a:schemeClr>
+          </a:solidFill>
+          <a:prstDash val="solid"/>
+        </a:ln>
+        <a:ln w="25400" cap="flat" cmpd="sng" algn="ctr">
           <a:solidFill>
             <a:schemeClr val="phClr"/>
           </a:solidFill>
           <a:prstDash val="solid"/>
-          <a:miter lim="800000"/>
         </a:ln>
-        <a:ln w="12700" cap="flat" cmpd="sng" algn="ctr">
+        <a:ln w="38100" cap="flat" cmpd="sng" algn="ctr">
           <a:solidFill>
             <a:schemeClr val="phClr"/>
           </a:solidFill>
           <a:prstDash val="solid"/>
-          <a:miter lim="800000"/>
-        </a:ln>
-        <a:ln w="19050" cap="flat" cmpd="sng" algn="ctr">
-          <a:solidFill>
-            <a:schemeClr val="phClr"/>
-          </a:solidFill>
-          <a:prstDash val="solid"/>
-          <a:miter lim="800000"/>
         </a:ln>
       </a:lnStyleLst>
       <a:effectStyleLst>
         <a:effectStyle>
-          <a:effectLst/>
-        </a:effectStyle>
-        <a:effectStyle>
-          <a:effectLst/>
+          <a:effectLst>
+            <a:outerShdw blurRad="40000" dist="20000" dir="5400000" rotWithShape="0">
+              <a:srgbClr val="000000">
+                <a:alpha val="38000"/>
+              </a:srgbClr>
+            </a:outerShdw>
+          </a:effectLst>
         </a:effectStyle>
         <a:effectStyle>
           <a:effectLst>
-            <a:outerShdw blurRad="57150" dist="19050" dir="5400000" algn="ctr" rotWithShape="0">
+            <a:outerShdw blurRad="40000" dist="23000" dir="5400000" rotWithShape="0">
               <a:srgbClr val="000000">
-                <a:alpha val="63000"/>
+                <a:alpha val="35000"/>
               </a:srgbClr>
             </a:outerShdw>
           </a:effectLst>
+        </a:effectStyle>
+        <a:effectStyle>
+          <a:effectLst>
+            <a:outerShdw blurRad="40000" dist="23000" dir="5400000" rotWithShape="0">
+              <a:srgbClr val="000000">
+                <a:alpha val="35000"/>
+              </a:srgbClr>
+            </a:outerShdw>
+          </a:effectLst>
+          <a:scene3d>
+            <a:camera prst="orthographicFront">
+              <a:rot lat="0" lon="0" rev="0"/>
+            </a:camera>
+            <a:lightRig rig="threePt" dir="t">
+              <a:rot lat="0" lon="0" rev="1200000"/>
+            </a:lightRig>
+          </a:scene3d>
+          <a:sp3d>
+            <a:bevelT w="63500" h="25400"/>
+          </a:sp3d>
         </a:effectStyle>
       </a:effectStyleLst>
       <a:bgFillStyleLst>
         <a:solidFill>
           <a:schemeClr val="phClr"/>
         </a:solidFill>
-        <a:solidFill>
-          <a:schemeClr val="phClr">
-            <a:tint val="95000"/>
-            <a:satMod val="170000"/>
-          </a:schemeClr>
-        </a:solidFill>
         <a:gradFill rotWithShape="1">
           <a:gsLst>
             <a:gs pos="0">
               <a:schemeClr val="phClr">
-                <a:tint val="93000"/>
-                <a:satMod val="150000"/>
-                <a:shade val="98000"/>
-                <a:lumMod val="102000"/>
+                <a:tint val="40000"/>
+                <a:satMod val="350000"/>
               </a:schemeClr>
             </a:gs>
-            <a:gs pos="50000">
+            <a:gs pos="40000">
               <a:schemeClr val="phClr">
-                <a:tint val="98000"/>
-                <a:satMod val="130000"/>
-                <a:shade val="90000"/>
-                <a:lumMod val="103000"/>
+                <a:tint val="45000"/>
+                <a:shade val="99000"/>
+                <a:satMod val="350000"/>
               </a:schemeClr>
             </a:gs>
             <a:gs pos="100000">
               <a:schemeClr val="phClr">
-                <a:shade val="63000"/>
-                <a:satMod val="120000"/>
+                <a:shade val="20000"/>
+                <a:satMod val="255000"/>
               </a:schemeClr>
             </a:gs>
           </a:gsLst>
-          <a:lin ang="5400000" scaled="0"/>
+          <a:path path="circle">
+            <a:fillToRect l="50000" t="-80000" r="50000" b="180000"/>
+          </a:path>
+        </a:gradFill>
+        <a:gradFill rotWithShape="1">
+          <a:gsLst>
+            <a:gs pos="0">
+              <a:schemeClr val="phClr">
+                <a:tint val="80000"/>
+                <a:satMod val="300000"/>
+              </a:schemeClr>
+            </a:gs>
+            <a:gs pos="100000">
+              <a:schemeClr val="phClr">
+                <a:shade val="30000"/>
+                <a:satMod val="200000"/>
+              </a:schemeClr>
+            </a:gs>
+          </a:gsLst>
+          <a:path path="circle">
+            <a:fillToRect l="50000" t="50000" r="50000" b="50000"/>
+          </a:path>
         </a:gradFill>
       </a:bgFillStyleLst>
     </a:fmtScheme>
   </a:themeElements>
-  <a:objectDefaults/>
+  <a:objectDefaults>
+    <a:spDef>
+      <a:spPr/>
+      <a:bodyPr/>
+      <a:lstStyle/>
+      <a:style>
+        <a:lnRef idx="1">
+          <a:schemeClr val="accent1"/>
+        </a:lnRef>
+        <a:fillRef idx="3">
+          <a:schemeClr val="accent1"/>
+        </a:fillRef>
+        <a:effectRef idx="2">
+          <a:schemeClr val="accent1"/>
+        </a:effectRef>
+        <a:fontRef idx="minor">
+          <a:schemeClr val="lt1"/>
+        </a:fontRef>
+      </a:style>
+    </a:spDef>
+    <a:lnDef>
+      <a:spPr/>
+      <a:bodyPr/>
+      <a:lstStyle/>
+      <a:style>
+        <a:lnRef idx="2">
+          <a:schemeClr val="accent1"/>
+        </a:lnRef>
+        <a:fillRef idx="0">
+          <a:schemeClr val="accent1"/>
+        </a:fillRef>
+        <a:effectRef idx="1">
+          <a:schemeClr val="accent1"/>
+        </a:effectRef>
+        <a:fontRef idx="minor">
+          <a:schemeClr val="tx1"/>
+        </a:fontRef>
+      </a:style>
+    </a:lnDef>
+  </a:objectDefaults>
   <a:extraClrSchemeLst/>
-  <a:extLst>
-    <a:ext uri="{05A4C25C-085E-4340-85A3-A5531E510DB2}">
-      <thm15:themeFamily xmlns:thm15="http://schemas.microsoft.com/office/thememl/2012/main" name="Office Theme" id="{2E142A2C-CD16-42D6-873A-C26D2A0506FA}" vid="{1BDDFF52-6CD6-40A5-AB3C-68EB2F1E4D0A}"/>
-    </a:ext>
-  </a:extLst>
 </a:theme>
 </file>
--- a/X_ENTREGABLES_CONSOLIDADOS/8_DOCUMENTOS_SERVIDOS/WORD/ESPECIALIDAD_04_Ingenieria_Sistemas_EJECUTIVO.docx
+++ b/X_ENTREGABLES_CONSOLIDADOS/8_DOCUMENTOS_SERVIDOS/WORD/ESPECIALIDAD_04_Ingenieria_Sistemas_EJECUTIVO.docx
@@ -28,7 +28,7 @@
         </w:p>
       </w:sdtContent>
     </w:sdt>
-    <w:bookmarkStart w:id="63" w:name="especialidad-04-ingeniería-de-sistemas"/>
+    <w:bookmarkStart w:id="62" w:name="especialidad-04-ingeniería-de-sistemas"/>
     <w:p>
       <w:pPr>
         <w:pStyle w:val="Heading1"/>
@@ -177,13 +177,13 @@
           <w:bCs/>
           <w:b/>
         </w:rPr>
-        <w:t xml:space="preserve">25 interfaces críticas:</w:t>
-      </w:r>
-      <w:r>
-        <w:t xml:space="preserve"> </w:t>
-      </w:r>
-      <w:r>
-        <w:t xml:space="preserve">Comunicación entre sistemas</w:t>
+        <w:t xml:space="preserve">12 APIs:</w:t>
+      </w:r>
+      <w:r>
+        <w:t xml:space="preserve"> </w:t>
+      </w:r>
+      <w:r>
+        <w:t xml:space="preserve">Comunicación con sistemas externos</w:t>
       </w:r>
     </w:p>
     <w:p>
@@ -199,13 +199,13 @@
           <w:bCs/>
           <w:b/>
         </w:rPr>
-        <w:t xml:space="preserve">15 protocolos:</w:t>
-      </w:r>
-      <w:r>
-        <w:t xml:space="preserve"> </w:t>
-      </w:r>
-      <w:r>
-        <w:t xml:space="preserve">Estándares de interoperabilidad</w:t>
+        <w:t xml:space="preserve">22 interfaces críticas:</w:t>
+      </w:r>
+      <w:r>
+        <w:t xml:space="preserve"> </w:t>
+      </w:r>
+      <w:r>
+        <w:t xml:space="preserve">Comunicación entre sistemas</w:t>
       </w:r>
     </w:p>
     <w:p>
@@ -586,7 +586,7 @@
         <w:t xml:space="preserve"> </w:t>
       </w:r>
       <w:r>
-        <w:t xml:space="preserve">3 interfaces para interoperabilidad nacional</w:t>
+        <w:t xml:space="preserve">Procedimiento operacional a bordo</w:t>
       </w:r>
     </w:p>
     <w:bookmarkEnd w:id="25"/>
@@ -1011,7 +1011,7 @@
     </w:p>
     <w:bookmarkEnd w:id="29"/>
     <w:bookmarkEnd w:id="30"/>
-    <w:bookmarkStart w:id="33" w:name="componentes-principales"/>
+    <w:bookmarkStart w:id="32" w:name="componentes-principales"/>
     <w:p>
       <w:pPr>
         <w:pStyle w:val="Heading2"/>
@@ -1157,124 +1157,6 @@
       </w:r>
       <w:r>
         <w:t xml:space="preserve">| 99.95% | Sistemas críticos |</w:t>
-      </w:r>
-    </w:p>
-    <w:bookmarkEnd w:id="31"/>
-    <w:bookmarkStart w:id="32" w:name="gateway-de-integración"/>
-    <w:p>
-      <w:pPr>
-        <w:pStyle w:val="Heading3"/>
-      </w:pPr>
-      <w:r>
-        <w:t xml:space="preserve">2. Gateway de Integración</w:t>
-      </w:r>
-    </w:p>
-    <w:p>
-      <w:pPr>
-        <w:pStyle w:val="FirstParagraph"/>
-      </w:pPr>
-      <w:r>
-        <w:rPr>
-          <w:bCs/>
-          <w:b/>
-        </w:rPr>
-        <w:t xml:space="preserve">Propósito:</w:t>
-      </w:r>
-      <w:r>
-        <w:t xml:space="preserve"> </w:t>
-      </w:r>
-      <w:r>
-        <w:t xml:space="preserve">Conversión de protocolos entre sistemas</w:t>
-      </w:r>
-    </w:p>
-    <w:p>
-      <w:pPr>
-        <w:pStyle w:val="BodyText"/>
-      </w:pPr>
-      <w:r>
-        <w:rPr>
-          <w:bCs/>
-          <w:b/>
-        </w:rPr>
-        <w:t xml:space="preserve">Componentes instalados:</w:t>
-      </w:r>
-      <w:r>
-        <w:t xml:space="preserve"> </w:t>
-      </w:r>
-      <w:r>
-        <w:t xml:space="preserve">| Componente | Cantidad | Función | Estado |</w:t>
-      </w:r>
-      <w:r>
-        <w:t xml:space="preserve"> </w:t>
-      </w:r>
-      <w:r>
-        <w:t xml:space="preserve">|:———–|:———|:——–|:——-|</w:t>
-      </w:r>
-      <w:r>
-        <w:t xml:space="preserve"> </w:t>
-      </w:r>
-      <w:r>
-        <w:t xml:space="preserve">|</w:t>
-      </w:r>
-      <w:r>
-        <w:t xml:space="preserve"> </w:t>
-      </w:r>
-      <w:r>
-        <w:rPr>
-          <w:bCs/>
-          <w:b/>
-        </w:rPr>
-        <w:t xml:space="preserve">Gateway FRA/AREMA</w:t>
-      </w:r>
-      <w:r>
-        <w:t xml:space="preserve"> </w:t>
-      </w:r>
-      <w:r>
-        <w:t xml:space="preserve">| 1 unidad | Conversión protocolos | ⏳ En desarrollo |</w:t>
-      </w:r>
-      <w:r>
-        <w:t xml:space="preserve"> </w:t>
-      </w:r>
-      <w:r>
-        <w:t xml:space="preserve">|</w:t>
-      </w:r>
-      <w:r>
-        <w:t xml:space="preserve"> </w:t>
-      </w:r>
-      <w:r>
-        <w:rPr>
-          <w:bCs/>
-          <w:b/>
-        </w:rPr>
-        <w:t xml:space="preserve">Sistema de monitoreo</w:t>
-      </w:r>
-      <w:r>
-        <w:t xml:space="preserve"> </w:t>
-      </w:r>
-      <w:r>
-        <w:t xml:space="preserve">| 1 unidad | Supervisión integrada | ⏳ En desarrollo |</w:t>
-      </w:r>
-      <w:r>
-        <w:t xml:space="preserve"> </w:t>
-      </w:r>
-      <w:r>
-        <w:t xml:space="preserve">|</w:t>
-      </w:r>
-      <w:r>
-        <w:t xml:space="preserve"> </w:t>
-      </w:r>
-      <w:r>
-        <w:rPr>
-          <w:bCs/>
-          <w:b/>
-        </w:rPr>
-        <w:t xml:space="preserve">Sistema de control</w:t>
-      </w:r>
-      <w:r>
-        <w:t xml:space="preserve"> </w:t>
-      </w:r>
-      <w:r>
-        <w:t xml:space="preserve">| 1 unidad | Coordinación centralizada | ⏳ En desarrollo |</w:t>
       </w:r>
     </w:p>
     <w:p>
@@ -1284,9 +1166,9 @@
         </w:pict>
       </w:r>
     </w:p>
+    <w:bookmarkEnd w:id="31"/>
     <w:bookmarkEnd w:id="32"/>
-    <w:bookmarkEnd w:id="33"/>
-    <w:bookmarkStart w:id="36" w:name="especificaciones-técnicas-clave"/>
+    <w:bookmarkStart w:id="35" w:name="especificaciones-técnicas-clave"/>
     <w:p>
       <w:pPr>
         <w:pStyle w:val="Heading2"/>
@@ -1295,7 +1177,7 @@
         <w:t xml:space="preserve">📐 ESPECIFICACIONES TÉCNICAS CLAVE</w:t>
       </w:r>
     </w:p>
-    <w:bookmarkStart w:id="34" w:name="tabla-consolidada-de-especificaciones"/>
+    <w:bookmarkStart w:id="33" w:name="tabla-consolidada-de-especificaciones"/>
     <w:p>
       <w:pPr>
         <w:pStyle w:val="Heading3"/>
@@ -1366,31 +1248,31 @@
               <w:jc w:val="left"/>
             </w:pPr>
             <w:r>
-              <w:t xml:space="preserve">Interfaces críticas</w:t>
-            </w:r>
-          </w:p>
-        </w:tc>
-        <w:tc>
-          <w:tcPr/>
-          <w:p>
-            <w:pPr>
-              <w:pStyle w:val="Compact"/>
-              <w:jc w:val="left"/>
-            </w:pPr>
-            <w:r>
-              <w:t xml:space="preserve">25</w:t>
-            </w:r>
-          </w:p>
-        </w:tc>
-        <w:tc>
-          <w:tcPr/>
-          <w:p>
-            <w:pPr>
-              <w:pStyle w:val="Compact"/>
-              <w:jc w:val="left"/>
-            </w:pPr>
-            <w:r>
-              <w:t xml:space="preserve">Especificaciones proyecto</w:t>
+              <w:t xml:space="preserve">Protocolos</w:t>
+            </w:r>
+          </w:p>
+        </w:tc>
+        <w:tc>
+          <w:tcPr/>
+          <w:p>
+            <w:pPr>
+              <w:pStyle w:val="Compact"/>
+              <w:jc w:val="left"/>
+            </w:pPr>
+            <w:r>
+              <w:t xml:space="preserve">12</w:t>
+            </w:r>
+          </w:p>
+        </w:tc>
+        <w:tc>
+          <w:tcPr/>
+          <w:p>
+            <w:pPr>
+              <w:pStyle w:val="Compact"/>
+              <w:jc w:val="left"/>
+            </w:pPr>
+            <w:r>
+              <w:t xml:space="preserve">FRA/AREMA + FFFIS</w:t>
             </w:r>
           </w:p>
         </w:tc>
@@ -1404,31 +1286,31 @@
               <w:jc w:val="left"/>
             </w:pPr>
             <w:r>
-              <w:t xml:space="preserve">Protocolos</w:t>
-            </w:r>
-          </w:p>
-        </w:tc>
-        <w:tc>
-          <w:tcPr/>
-          <w:p>
-            <w:pPr>
-              <w:pStyle w:val="Compact"/>
-              <w:jc w:val="left"/>
-            </w:pPr>
-            <w:r>
-              <w:t xml:space="preserve">15</w:t>
-            </w:r>
-          </w:p>
-        </w:tc>
-        <w:tc>
-          <w:tcPr/>
-          <w:p>
-            <w:pPr>
-              <w:pStyle w:val="Compact"/>
-              <w:jc w:val="left"/>
-            </w:pPr>
-            <w:r>
-              <w:t xml:space="preserve">FRA/AREMA + FFFIS</w:t>
+              <w:t xml:space="preserve">APIs externas</w:t>
+            </w:r>
+          </w:p>
+        </w:tc>
+        <w:tc>
+          <w:tcPr/>
+          <w:p>
+            <w:pPr>
+              <w:pStyle w:val="Compact"/>
+              <w:jc w:val="left"/>
+            </w:pPr>
+            <w:r>
+              <w:t xml:space="preserve">12</w:t>
+            </w:r>
+          </w:p>
+        </w:tc>
+        <w:tc>
+          <w:tcPr/>
+          <w:p>
+            <w:pPr>
+              <w:pStyle w:val="Compact"/>
+              <w:jc w:val="left"/>
+            </w:pPr>
+            <w:r>
+              <w:t xml:space="preserve">Especificaciones proyecto</w:t>
             </w:r>
           </w:p>
         </w:tc>
@@ -1442,31 +1324,31 @@
               <w:jc w:val="left"/>
             </w:pPr>
             <w:r>
-              <w:t xml:space="preserve">APIs externas</w:t>
-            </w:r>
-          </w:p>
-        </w:tc>
-        <w:tc>
-          <w:tcPr/>
-          <w:p>
-            <w:pPr>
-              <w:pStyle w:val="Compact"/>
-              <w:jc w:val="left"/>
-            </w:pPr>
-            <w:r>
-              <w:t xml:space="preserve">12</w:t>
-            </w:r>
-          </w:p>
-        </w:tc>
-        <w:tc>
-          <w:tcPr/>
-          <w:p>
-            <w:pPr>
-              <w:pStyle w:val="Compact"/>
-              <w:jc w:val="left"/>
-            </w:pPr>
-            <w:r>
-              <w:t xml:space="preserve">Especificaciones proyecto</w:t>
+              <w:t xml:space="preserve">Disponibilidad</w:t>
+            </w:r>
+          </w:p>
+        </w:tc>
+        <w:tc>
+          <w:tcPr/>
+          <w:p>
+            <w:pPr>
+              <w:pStyle w:val="Compact"/>
+              <w:jc w:val="left"/>
+            </w:pPr>
+            <w:r>
+              <w:t xml:space="preserve">99.95%</w:t>
+            </w:r>
+          </w:p>
+        </w:tc>
+        <w:tc>
+          <w:tcPr/>
+          <w:p>
+            <w:pPr>
+              <w:pStyle w:val="Compact"/>
+              <w:jc w:val="left"/>
+            </w:pPr>
+            <w:r>
+              <w:t xml:space="preserve">AT4</w:t>
             </w:r>
           </w:p>
         </w:tc>
@@ -1480,44 +1362,6 @@
               <w:jc w:val="left"/>
             </w:pPr>
             <w:r>
-              <w:t xml:space="preserve">Disponibilidad</w:t>
-            </w:r>
-          </w:p>
-        </w:tc>
-        <w:tc>
-          <w:tcPr/>
-          <w:p>
-            <w:pPr>
-              <w:pStyle w:val="Compact"/>
-              <w:jc w:val="left"/>
-            </w:pPr>
-            <w:r>
-              <w:t xml:space="preserve">99.95%</w:t>
-            </w:r>
-          </w:p>
-        </w:tc>
-        <w:tc>
-          <w:tcPr/>
-          <w:p>
-            <w:pPr>
-              <w:pStyle w:val="Compact"/>
-              <w:jc w:val="left"/>
-            </w:pPr>
-            <w:r>
-              <w:t xml:space="preserve">AT4</w:t>
-            </w:r>
-          </w:p>
-        </w:tc>
-      </w:tr>
-      <w:tr>
-        <w:tc>
-          <w:tcPr/>
-          <w:p>
-            <w:pPr>
-              <w:pStyle w:val="Compact"/>
-              <w:jc w:val="left"/>
-            </w:pPr>
-            <w:r>
               <w:t xml:space="preserve">Tiempo de respuesta</w:t>
             </w:r>
           </w:p>
@@ -1548,8 +1392,8 @@
         </w:tc>
       </w:tr>
     </w:tbl>
-    <w:bookmarkEnd w:id="34"/>
-    <w:bookmarkStart w:id="35" w:name="criterios-de-aceptación"/>
+    <w:bookmarkEnd w:id="33"/>
+    <w:bookmarkStart w:id="34" w:name="criterios-de-aceptación"/>
     <w:p>
       <w:pPr>
         <w:pStyle w:val="Heading3"/>
@@ -1567,7 +1411,7 @@
         <w:pStyle w:val="Compact"/>
       </w:pPr>
       <w:r>
-        <w:t xml:space="preserve">✅ 25 interfaces críticas operativas</w:t>
+        <w:t xml:space="preserve">✅ 22 interfaces críticas operativas</w:t>
       </w:r>
     </w:p>
     <w:p>
@@ -1579,7 +1423,7 @@
         <w:pStyle w:val="Compact"/>
       </w:pPr>
       <w:r>
-        <w:t xml:space="preserve">✅ 15 protocolos implementados</w:t>
+        <w:t xml:space="preserve">✅ 12 protocolos implementados</w:t>
       </w:r>
     </w:p>
     <w:p>
@@ -1603,18 +1447,6 @@
         <w:pStyle w:val="Compact"/>
       </w:pPr>
       <w:r>
-        <w:t xml:space="preserve">✅ Gateway de integración operativo</w:t>
-      </w:r>
-    </w:p>
-    <w:p>
-      <w:pPr>
-        <w:numPr>
-          <w:ilvl w:val="0"/>
-          <w:numId w:val="1003"/>
-        </w:numPr>
-        <w:pStyle w:val="Compact"/>
-      </w:pPr>
-      <w:r>
         <w:t xml:space="preserve">✅ Disponibilidad 99.95%</w:t>
       </w:r>
     </w:p>
@@ -1625,24 +1457,42 @@
         </w:pict>
       </w:r>
     </w:p>
+    <w:bookmarkEnd w:id="34"/>
     <w:bookmarkEnd w:id="35"/>
+    <w:bookmarkStart w:id="38" w:name="ubicación-y-despliegue"/>
+    <w:p>
+      <w:pPr>
+        <w:pStyle w:val="Heading2"/>
+      </w:pPr>
+      <w:r>
+        <w:t xml:space="preserve">📍 UBICACIÓN Y DESPLIEGUE</w:t>
+      </w:r>
+    </w:p>
+    <w:bookmarkStart w:id="36" w:name="mapa-de-despliegue"/>
+    <w:p>
+      <w:pPr>
+        <w:pStyle w:val="Heading3"/>
+      </w:pPr>
+      <w:r>
+        <w:t xml:space="preserve">Mapa de despliegue</w:t>
+      </w:r>
+    </w:p>
+    <w:p>
+      <w:pPr>
+        <w:pStyle w:val="FirstParagraph"/>
+      </w:pPr>
+      <w:r>
+        <w:t xml:space="preserve">Los sistemas de integración están centralizados en el CCO La Dorada y se extienden a todos los sistemas del proyecto.</w:t>
+      </w:r>
+    </w:p>
     <w:bookmarkEnd w:id="36"/>
-    <w:bookmarkStart w:id="39" w:name="ubicación-y-despliegue"/>
-    <w:p>
-      <w:pPr>
-        <w:pStyle w:val="Heading2"/>
-      </w:pPr>
-      <w:r>
-        <w:t xml:space="preserve">📍 UBICACIÓN Y DESPLIEGUE</w:t>
-      </w:r>
-    </w:p>
-    <w:bookmarkStart w:id="37" w:name="mapa-de-despliegue"/>
+    <w:bookmarkStart w:id="37" w:name="tabla-de-ubicaciones-principales"/>
     <w:p>
       <w:pPr>
         <w:pStyle w:val="Heading3"/>
       </w:pPr>
       <w:r>
-        <w:t xml:space="preserve">Mapa de despliegue</w:t>
+        <w:t xml:space="preserve">Tabla de ubicaciones principales</w:t>
       </w:r>
     </w:p>
     <w:p>
@@ -1650,195 +1500,35 @@
         <w:pStyle w:val="FirstParagraph"/>
       </w:pPr>
       <w:r>
-        <w:t xml:space="preserve">Los sistemas de integración están centralizados en el CCO La Dorada y se extienden a todos los sistemas del proyecto.</w:t>
-      </w:r>
-    </w:p>
-    <w:bookmarkEnd w:id="37"/>
-    <w:bookmarkStart w:id="38" w:name="tabla-de-ubicaciones-principales"/>
-    <w:p>
-      <w:pPr>
-        <w:pStyle w:val="Heading3"/>
-      </w:pPr>
-      <w:r>
-        <w:t xml:space="preserve">Tabla de ubicaciones principales</w:t>
-      </w:r>
-    </w:p>
-    <w:tbl>
-      <w:tblPr>
-        <w:tblStyle w:val="Table"/>
-        <w:tblW w:type="pct" w:w="5000"/>
-        <w:tblLook w:firstRow="1" w:lastRow="0" w:firstColumn="0" w:lastColumn="0" w:noHBand="0" w:noVBand="0" w:val="0020"/>
-        <w:jc w:val="start"/>
-        <w:tblLayout w:type="fixed"/>
-      </w:tblPr>
-      <w:tblGrid>
-        <w:gridCol w:w="2124"/>
-        <w:gridCol w:w="2511"/>
-        <w:gridCol w:w="1738"/>
-        <w:gridCol w:w="1545"/>
-      </w:tblGrid>
-      <w:tr>
-        <w:trPr>
-          <w:tblHeader w:val="true"/>
-        </w:trPr>
-        <w:tc>
-          <w:tcPr/>
-          <w:p>
-            <w:pPr>
-              <w:pStyle w:val="Compact"/>
-              <w:jc w:val="left"/>
-            </w:pPr>
-            <w:r>
-              <w:t xml:space="preserve">Ubicación</w:t>
-            </w:r>
-          </w:p>
-        </w:tc>
-        <w:tc>
-          <w:tcPr/>
-          <w:p>
-            <w:pPr>
-              <w:pStyle w:val="Compact"/>
-              <w:jc w:val="left"/>
-            </w:pPr>
-            <w:r>
-              <w:t xml:space="preserve">Componentes</w:t>
-            </w:r>
-          </w:p>
-        </w:tc>
-        <w:tc>
-          <w:tcPr/>
-          <w:p>
-            <w:pPr>
-              <w:pStyle w:val="Compact"/>
-              <w:jc w:val="left"/>
-            </w:pPr>
-            <w:r>
-              <w:t xml:space="preserve">Función</w:t>
-            </w:r>
-          </w:p>
-        </w:tc>
-        <w:tc>
-          <w:tcPr/>
-          <w:p>
-            <w:pPr>
-              <w:pStyle w:val="Compact"/>
-              <w:jc w:val="left"/>
-            </w:pPr>
-            <w:r>
-              <w:t xml:space="preserve">Estado</w:t>
-            </w:r>
-          </w:p>
-        </w:tc>
-      </w:tr>
-      <w:tr>
-        <w:tc>
-          <w:tcPr/>
-          <w:p>
-            <w:pPr>
-              <w:pStyle w:val="Compact"/>
-              <w:jc w:val="left"/>
-            </w:pPr>
-            <w:r>
-              <w:rPr>
-                <w:bCs/>
-                <w:b/>
-              </w:rPr>
-              <w:t xml:space="preserve">CCO La Dorada</w:t>
-            </w:r>
-          </w:p>
-        </w:tc>
-        <w:tc>
-          <w:tcPr/>
-          <w:p>
-            <w:pPr>
-              <w:pStyle w:val="Compact"/>
-              <w:jc w:val="left"/>
-            </w:pPr>
-            <w:r>
-              <w:t xml:space="preserve">Gateway + Monitoreo + Control</w:t>
-            </w:r>
-          </w:p>
-        </w:tc>
-        <w:tc>
-          <w:tcPr/>
-          <w:p>
-            <w:pPr>
-              <w:pStyle w:val="Compact"/>
-              <w:jc w:val="left"/>
-            </w:pPr>
-            <w:r>
-              <w:t xml:space="preserve">Integración centralizada</w:t>
-            </w:r>
-          </w:p>
-        </w:tc>
-        <w:tc>
-          <w:tcPr/>
-          <w:p>
-            <w:pPr>
-              <w:pStyle w:val="Compact"/>
-              <w:jc w:val="left"/>
-            </w:pPr>
-            <w:r>
-              <w:t xml:space="preserve">⏳ En desarrollo</w:t>
-            </w:r>
-          </w:p>
-        </w:tc>
-      </w:tr>
-      <w:tr>
-        <w:tc>
-          <w:tcPr/>
-          <w:p>
-            <w:pPr>
-              <w:pStyle w:val="Compact"/>
-              <w:jc w:val="left"/>
-            </w:pPr>
-            <w:r>
-              <w:rPr>
-                <w:bCs/>
-                <w:b/>
-              </w:rPr>
-              <w:t xml:space="preserve">Sistemas distribuidos</w:t>
-            </w:r>
-          </w:p>
-        </w:tc>
-        <w:tc>
-          <w:tcPr/>
-          <w:p>
-            <w:pPr>
-              <w:pStyle w:val="Compact"/>
-              <w:jc w:val="left"/>
-            </w:pPr>
-            <w:r>
-              <w:t xml:space="preserve">Interfaces + APIs</w:t>
-            </w:r>
-          </w:p>
-        </w:tc>
-        <w:tc>
-          <w:tcPr/>
-          <w:p>
-            <w:pPr>
-              <w:pStyle w:val="Compact"/>
-              <w:jc w:val="left"/>
-            </w:pPr>
-            <w:r>
-              <w:t xml:space="preserve">Comunicación distribuida</w:t>
-            </w:r>
-          </w:p>
-        </w:tc>
-        <w:tc>
-          <w:tcPr/>
-          <w:p>
-            <w:pPr>
-              <w:pStyle w:val="Compact"/>
-              <w:jc w:val="left"/>
-            </w:pPr>
-            <w:r>
-              <w:t xml:space="preserve">⏳ En desarrollo</w:t>
-            </w:r>
-          </w:p>
-        </w:tc>
-      </w:tr>
-    </w:tbl>
+        <w:rPr>
+          <w:bCs/>
+          <w:b/>
+        </w:rPr>
+        <w:t xml:space="preserve">CCO La Dorada</w:t>
+      </w:r>
+      <w:r>
+        <w:t xml:space="preserve"> </w:t>
+      </w:r>
+      <w:r>
+        <w:t xml:space="preserve">| Monitoreo + Control | Integración centralizada | ⏳ En desarrollo |</w:t>
+      </w:r>
+      <w:r>
+        <w:br/>
+      </w:r>
+      <w:r>
+        <w:rPr>
+          <w:bCs/>
+          <w:b/>
+        </w:rPr>
+        <w:t xml:space="preserve">Sistemas distribuidos</w:t>
+      </w:r>
+      <w:r>
+        <w:t xml:space="preserve"> </w:t>
+      </w:r>
+      <w:r>
+        <w:t xml:space="preserve">| Interfaces + APIs | Comunicación distribuida | ⏳ En desarrollo |</w:t>
+      </w:r>
+    </w:p>
     <w:p>
       <w:r>
         <w:pict>
@@ -1846,36 +1536,36 @@
         </w:pict>
       </w:r>
     </w:p>
+    <w:bookmarkEnd w:id="37"/>
     <w:bookmarkEnd w:id="38"/>
+    <w:bookmarkStart w:id="42" w:name="operación-y-mantenimiento"/>
+    <w:p>
+      <w:pPr>
+        <w:pStyle w:val="Heading2"/>
+      </w:pPr>
+      <w:r>
+        <w:t xml:space="preserve">⚙️ OPERACIÓN Y MANTENIMIENTO</w:t>
+      </w:r>
+    </w:p>
+    <w:bookmarkStart w:id="39" w:name="operación-normal"/>
+    <w:p>
+      <w:pPr>
+        <w:pStyle w:val="Heading3"/>
+      </w:pPr>
+      <w:r>
+        <w:t xml:space="preserve">Operación normal</w:t>
+      </w:r>
+    </w:p>
+    <w:p>
+      <w:pPr>
+        <w:pStyle w:val="FirstParagraph"/>
+      </w:pPr>
+      <w:r>
+        <w:t xml:space="preserve">Los sistemas de integración operan 24/7 coordinando todos los sistemas técnicos, con monitoreo automático de interfaces y protocolos.</w:t>
+      </w:r>
+    </w:p>
     <w:bookmarkEnd w:id="39"/>
-    <w:bookmarkStart w:id="43" w:name="operación-y-mantenimiento"/>
-    <w:p>
-      <w:pPr>
-        <w:pStyle w:val="Heading2"/>
-      </w:pPr>
-      <w:r>
-        <w:t xml:space="preserve">⚙️ OPERACIÓN Y MANTENIMIENTO</w:t>
-      </w:r>
-    </w:p>
-    <w:bookmarkStart w:id="40" w:name="operación-normal"/>
-    <w:p>
-      <w:pPr>
-        <w:pStyle w:val="Heading3"/>
-      </w:pPr>
-      <w:r>
-        <w:t xml:space="preserve">Operación normal</w:t>
-      </w:r>
-    </w:p>
-    <w:p>
-      <w:pPr>
-        <w:pStyle w:val="FirstParagraph"/>
-      </w:pPr>
-      <w:r>
-        <w:t xml:space="preserve">Los sistemas de integración operan 24/7 coordinando todos los sistemas técnicos, con monitoreo automático de interfaces y protocolos.</w:t>
-      </w:r>
-    </w:p>
-    <w:bookmarkEnd w:id="40"/>
-    <w:bookmarkStart w:id="41" w:name="mantenimiento-preventivo"/>
+    <w:bookmarkStart w:id="40" w:name="mantenimiento-preventivo"/>
     <w:p>
       <w:pPr>
         <w:pStyle w:val="Heading3"/>
@@ -1994,8 +1684,8 @@
         <w:t xml:space="preserve">Certificación de interoperabilidad</w:t>
       </w:r>
     </w:p>
-    <w:bookmarkEnd w:id="41"/>
-    <w:bookmarkStart w:id="42" w:name="respuesta-a-fallas"/>
+    <w:bookmarkEnd w:id="40"/>
+    <w:bookmarkStart w:id="41" w:name="respuesta-a-fallas"/>
     <w:p>
       <w:pPr>
         <w:pStyle w:val="Heading3"/>
@@ -2121,75 +1811,75 @@
         </w:pict>
       </w:r>
     </w:p>
+    <w:bookmarkEnd w:id="41"/>
     <w:bookmarkEnd w:id="42"/>
+    <w:bookmarkStart w:id="45" w:name="interfaces-con-otras-especialidades"/>
+    <w:p>
+      <w:pPr>
+        <w:pStyle w:val="Heading2"/>
+      </w:pPr>
+      <w:r>
+        <w:t xml:space="preserve">🔗 INTERFACES CON OTRAS ESPECIALIDADES</w:t>
+      </w:r>
+    </w:p>
+    <w:bookmarkStart w:id="43" w:name="diagrama-de-interfaces"/>
+    <w:p>
+      <w:pPr>
+        <w:pStyle w:val="Heading3"/>
+      </w:pPr>
+      <w:r>
+        <w:t xml:space="preserve">Diagrama de interfaces</w:t>
+      </w:r>
+    </w:p>
+    <w:p>
+      <w:pPr>
+        <w:pStyle w:val="SourceCode"/>
+      </w:pPr>
+      <w:r>
+        <w:rPr>
+          <w:rStyle w:val="VerbatimChar"/>
+        </w:rPr>
+        <w:t xml:space="preserve">[Ingeniería de Sistemas] ←→ [Todas las Especialidades]</w:t>
+      </w:r>
+      <w:r>
+        <w:br/>
+      </w:r>
+      <w:r>
+        <w:rPr>
+          <w:rStyle w:val="VerbatimChar"/>
+        </w:rPr>
+        <w:t xml:space="preserve">         ↓</w:t>
+      </w:r>
+      <w:r>
+        <w:br/>
+      </w:r>
+      <w:r>
+        <w:rPr>
+          <w:rStyle w:val="VerbatimChar"/>
+        </w:rPr>
+        <w:t xml:space="preserve">[Integración y Coordinación]</w:t>
+      </w:r>
+      <w:r>
+        <w:br/>
+      </w:r>
+      <w:r>
+        <w:rPr>
+          <w:rStyle w:val="VerbatimChar"/>
+        </w:rPr>
+        <w:t xml:space="preserve">         ↓</w:t>
+      </w:r>
+      <w:r>
+        <w:br/>
+      </w:r>
+      <w:r>
+        <w:rPr>
+          <w:rStyle w:val="VerbatimChar"/>
+        </w:rPr>
+        <w:t xml:space="preserve">[Funcionamiento Unificado]</w:t>
+      </w:r>
+    </w:p>
     <w:bookmarkEnd w:id="43"/>
-    <w:bookmarkStart w:id="46" w:name="interfaces-con-otras-especialidades"/>
-    <w:p>
-      <w:pPr>
-        <w:pStyle w:val="Heading2"/>
-      </w:pPr>
-      <w:r>
-        <w:t xml:space="preserve">🔗 INTERFACES CON OTRAS ESPECIALIDADES</w:t>
-      </w:r>
-    </w:p>
-    <w:bookmarkStart w:id="44" w:name="diagrama-de-interfaces"/>
-    <w:p>
-      <w:pPr>
-        <w:pStyle w:val="Heading3"/>
-      </w:pPr>
-      <w:r>
-        <w:t xml:space="preserve">Diagrama de interfaces</w:t>
-      </w:r>
-    </w:p>
-    <w:p>
-      <w:pPr>
-        <w:pStyle w:val="SourceCode"/>
-      </w:pPr>
-      <w:r>
-        <w:rPr>
-          <w:rStyle w:val="VerbatimChar"/>
-        </w:rPr>
-        <w:t xml:space="preserve">[Ingeniería de Sistemas] ←→ [Todas las Especialidades]</w:t>
-      </w:r>
-      <w:r>
-        <w:br/>
-      </w:r>
-      <w:r>
-        <w:rPr>
-          <w:rStyle w:val="VerbatimChar"/>
-        </w:rPr>
-        <w:t xml:space="preserve">         ↓</w:t>
-      </w:r>
-      <w:r>
-        <w:br/>
-      </w:r>
-      <w:r>
-        <w:rPr>
-          <w:rStyle w:val="VerbatimChar"/>
-        </w:rPr>
-        <w:t xml:space="preserve">[Integración y Coordinación]</w:t>
-      </w:r>
-      <w:r>
-        <w:br/>
-      </w:r>
-      <w:r>
-        <w:rPr>
-          <w:rStyle w:val="VerbatimChar"/>
-        </w:rPr>
-        <w:t xml:space="preserve">         ↓</w:t>
-      </w:r>
-      <w:r>
-        <w:br/>
-      </w:r>
-      <w:r>
-        <w:rPr>
-          <w:rStyle w:val="VerbatimChar"/>
-        </w:rPr>
-        <w:t xml:space="preserve">[Funcionamiento Unificado]</w:t>
-      </w:r>
-    </w:p>
-    <w:bookmarkEnd w:id="44"/>
-    <w:bookmarkStart w:id="45" w:name="tabla-de-interfaces-críticas"/>
+    <w:bookmarkStart w:id="44" w:name="tabla-de-interfaces-críticas"/>
     <w:p>
       <w:pPr>
         <w:pStyle w:val="Heading3"/>
@@ -2488,9 +2178,9 @@
         </w:pict>
       </w:r>
     </w:p>
+    <w:bookmarkEnd w:id="44"/>
     <w:bookmarkEnd w:id="45"/>
-    <w:bookmarkEnd w:id="46"/>
-    <w:bookmarkStart w:id="50" w:name="supuestos-técnicos-y-limitaciones"/>
+    <w:bookmarkStart w:id="49" w:name="supuestos-técnicos-y-limitaciones"/>
     <w:p>
       <w:pPr>
         <w:pStyle w:val="Heading2"/>
@@ -2499,7 +2189,7 @@
         <w:t xml:space="preserve">📋 SUPUESTOS TÉCNICOS Y LIMITACIONES</w:t>
       </w:r>
     </w:p>
-    <w:bookmarkStart w:id="47" w:name="supuestos-críticos-del-diseno"/>
+    <w:bookmarkStart w:id="46" w:name="supuestos-críticos-del-diseno"/>
     <w:p>
       <w:pPr>
         <w:pStyle w:val="Heading3"/>
@@ -2678,7 +2368,7 @@
               <w:jc w:val="left"/>
             </w:pPr>
             <w:r>
-              <w:t xml:space="preserve">Gateway de conversión</w:t>
+              <w:t xml:space="preserve">Mapeo de protocolos</w:t>
             </w:r>
           </w:p>
         </w:tc>
@@ -2732,7 +2422,7 @@
               <w:jc w:val="left"/>
             </w:pPr>
             <w:r>
-              <w:t xml:space="preserve">Compatibilidad dual</w:t>
+              <w:t xml:space="preserve">Procedimiento Operacional</w:t>
             </w:r>
           </w:p>
         </w:tc>
@@ -2792,8 +2482,8 @@
         </w:tc>
       </w:tr>
     </w:tbl>
-    <w:bookmarkEnd w:id="47"/>
-    <w:bookmarkStart w:id="48" w:name="limitaciones-del-diseno"/>
+    <w:bookmarkEnd w:id="46"/>
+    <w:bookmarkStart w:id="47" w:name="limitaciones-del-diseno"/>
     <w:p>
       <w:pPr>
         <w:pStyle w:val="Heading3"/>
@@ -2912,8 +2602,8 @@
         <w:t xml:space="preserve">Múltiples puntos de acceso</w:t>
       </w:r>
     </w:p>
-    <w:bookmarkEnd w:id="48"/>
-    <w:bookmarkStart w:id="49" w:name="dependencias-críticas"/>
+    <w:bookmarkEnd w:id="47"/>
+    <w:bookmarkStart w:id="48" w:name="dependencias-críticas"/>
     <w:p>
       <w:pPr>
         <w:pStyle w:val="Heading3"/>
@@ -3039,9 +2729,9 @@
         </w:pict>
       </w:r>
     </w:p>
+    <w:bookmarkEnd w:id="48"/>
     <w:bookmarkEnd w:id="49"/>
-    <w:bookmarkEnd w:id="50"/>
-    <w:bookmarkStart w:id="51" w:name="riesgos-y-mitigaciones"/>
+    <w:bookmarkStart w:id="50" w:name="riesgos-y-mitigaciones"/>
     <w:p>
       <w:pPr>
         <w:pStyle w:val="Heading2"/>
@@ -3237,7 +2927,7 @@
               <w:jc w:val="left"/>
             </w:pPr>
             <w:r>
-              <w:t xml:space="preserve">Gateway de conversión</w:t>
+              <w:t xml:space="preserve">Mapeo estandarizado</w:t>
             </w:r>
           </w:p>
         </w:tc>
@@ -3448,8 +3138,8 @@
         </w:pict>
       </w:r>
     </w:p>
-    <w:bookmarkEnd w:id="51"/>
-    <w:bookmarkStart w:id="54" w:name="cumplimiento-contractual"/>
+    <w:bookmarkEnd w:id="50"/>
+    <w:bookmarkStart w:id="53" w:name="cumplimiento-contractual"/>
     <w:p>
       <w:pPr>
         <w:pStyle w:val="Heading2"/>
@@ -3458,7 +3148,7 @@
         <w:t xml:space="preserve">📋 CUMPLIMIENTO CONTRACTUAL</w:t>
       </w:r>
     </w:p>
-    <w:bookmarkStart w:id="52" w:name="obligaciones-clave-del-contrato"/>
+    <w:bookmarkStart w:id="51" w:name="obligaciones-clave-del-contrato"/>
     <w:p>
       <w:pPr>
         <w:pStyle w:val="Heading3"/>
@@ -3579,8 +3269,8 @@
         <w:t xml:space="preserve">Compatibilidad FENOCO - En progreso</w:t>
       </w:r>
     </w:p>
-    <w:bookmarkEnd w:id="52"/>
-    <w:bookmarkStart w:id="53" w:name="referencias-contractuales"/>
+    <w:bookmarkEnd w:id="51"/>
+    <w:bookmarkStart w:id="52" w:name="referencias-contractuales"/>
     <w:p>
       <w:pPr>
         <w:pStyle w:val="Heading3"/>
@@ -3684,9 +3374,9 @@
         </w:pict>
       </w:r>
     </w:p>
+    <w:bookmarkEnd w:id="52"/>
     <w:bookmarkEnd w:id="53"/>
-    <w:bookmarkEnd w:id="54"/>
-    <w:bookmarkStart w:id="57" w:name="documentación-de-soporte"/>
+    <w:bookmarkStart w:id="56" w:name="documentación-de-soporte"/>
     <w:p>
       <w:pPr>
         <w:pStyle w:val="Heading2"/>
@@ -3695,7 +3385,7 @@
         <w:t xml:space="preserve">📚 DOCUMENTACIÓN DE SOPORTE</w:t>
       </w:r>
     </w:p>
-    <w:bookmarkStart w:id="55" w:name="documentos-técnicos-disponibles"/>
+    <w:bookmarkStart w:id="54" w:name="documentos-técnicos-disponibles"/>
     <w:p>
       <w:pPr>
         <w:pStyle w:val="Heading3"/>
@@ -3872,8 +3562,8 @@
         </w:tc>
       </w:tr>
     </w:tbl>
-    <w:bookmarkEnd w:id="55"/>
-    <w:bookmarkStart w:id="56" w:name="para-más-información-técnica"/>
+    <w:bookmarkEnd w:id="54"/>
+    <w:bookmarkStart w:id="55" w:name="para-más-información-técnica"/>
     <w:p>
       <w:pPr>
         <w:pStyle w:val="Heading3"/>
@@ -3897,9 +3587,9 @@
         </w:pict>
       </w:r>
     </w:p>
+    <w:bookmarkEnd w:id="55"/>
     <w:bookmarkEnd w:id="56"/>
-    <w:bookmarkEnd w:id="57"/>
-    <w:bookmarkStart w:id="58" w:name="contactos-y-responsables"/>
+    <w:bookmarkStart w:id="57" w:name="contactos-y-responsables"/>
     <w:p>
       <w:pPr>
         <w:pStyle w:val="Heading2"/>
@@ -4083,8 +3773,8 @@
         </w:pict>
       </w:r>
     </w:p>
-    <w:bookmarkEnd w:id="58"/>
-    <w:bookmarkStart w:id="59" w:name="indicadores-de-desempeno-kpis"/>
+    <w:bookmarkEnd w:id="57"/>
+    <w:bookmarkStart w:id="58" w:name="indicadores-de-desempeno-kpis"/>
     <w:p>
       <w:pPr>
         <w:pStyle w:val="Heading2"/>
@@ -4417,8 +4107,8 @@
         </w:pict>
       </w:r>
     </w:p>
-    <w:bookmarkEnd w:id="59"/>
-    <w:bookmarkStart w:id="61" w:name="decisiones-tecnicas-aplicadas"/>
+    <w:bookmarkEnd w:id="58"/>
+    <w:bookmarkStart w:id="60" w:name="decisiones-tecnicas-aplicadas"/>
     <w:p>
       <w:pPr>
         <w:pStyle w:val="Heading2"/>
@@ -4427,7 +4117,7 @@
         <w:t xml:space="preserve">📋 DECISIONES TECNICAS APLICADAS</w:t>
       </w:r>
     </w:p>
-    <w:bookmarkStart w:id="60" w:name="software-redes-integracion"/>
+    <w:bookmarkStart w:id="59" w:name="software-redes-integracion"/>
     <w:p>
       <w:pPr>
         <w:pStyle w:val="Heading3"/>
@@ -4467,9 +4157,9 @@
         </w:pict>
       </w:r>
     </w:p>
+    <w:bookmarkEnd w:id="59"/>
     <w:bookmarkEnd w:id="60"/>
-    <w:bookmarkEnd w:id="61"/>
-    <w:bookmarkStart w:id="62" w:name="control-de-versiones"/>
+    <w:bookmarkStart w:id="61" w:name="control-de-versiones"/>
     <w:p>
       <w:pPr>
         <w:pStyle w:val="Heading2"/>
@@ -4669,8 +4359,8 @@
         <w:t xml:space="preserve">ESPECIALIDAD_04_Ingenieria_Sistemas_Master.md v1.0</w:t>
       </w:r>
     </w:p>
+    <w:bookmarkEnd w:id="61"/>
     <w:bookmarkEnd w:id="62"/>
-    <w:bookmarkEnd w:id="63"/>
     <w:sectPr/>
   </w:body>
 </w:document>
